--- a/assets/docs/lop5/Toan - Lop 5.docx
+++ b/assets/docs/lop5/Toan - Lop 5.docx
@@ -3639,6 +3639,7 @@
                 <w:i w:val="0"/>
                 <w:sz w:val="18"/>
               </w:rPr>
+              <w:t>STEM: Dụng cụ học số thập phân (Toán – Mĩ thuật) — dạy thay cho tiết này.</w:t>
             </w:r>
           </w:p>
         </w:tc>
@@ -8676,7 +8677,7 @@
                 <w:i w:val="0"/>
                 <w:sz w:val="18"/>
               </w:rPr>
-              <w:t>STEM: GD STEM</w:t>
+              <w:t>STEM: Bộ lắp ghép hình Tangram (Toán – Mĩ thuật) — dạy thay cho tiết này.</w:t>
             </w:r>
           </w:p>
         </w:tc>
@@ -11449,6 +11450,7 @@
                 <w:i w:val="0"/>
                 <w:sz w:val="18"/>
               </w:rPr>
+              <w:t>KNS: KN chi tiêu hợp lí: tính toán khi mua bán, biết tiết kiệm.</w:t>
             </w:r>
           </w:p>
         </w:tc>
@@ -11564,19 +11566,6 @@
                 <w:i w:val="0"/>
                 <w:sz w:val="18"/>
               </w:rPr>
-              <w:t>STEM: GD STEM</w:t>
-            </w:r>
-          </w:p>
-          <w:p>
-            <w:pPr>
-              <w:spacing w:after="0"/>
-            </w:pPr>
-            <w:r>
-              <w:rPr>
-                <w:b w:val="0"/>
-                <w:i w:val="0"/>
-                <w:sz w:val="18"/>
-              </w:rPr>
               <w:t>NLS-KT: đọc, so sánh, trình bày dữ liệu/bảng biểu bằng học liệu số hoặc bảng tính đơn giản.</w:t>
             </w:r>
           </w:p>
@@ -12836,6 +12825,7 @@
                 <w:i w:val="0"/>
                 <w:sz w:val="18"/>
               </w:rPr>
+              <w:t>STEM: Sử dụng máy tính cầm tay (Toán – Tin học) — dạy thay cho tiết này.</w:t>
             </w:r>
           </w:p>
         </w:tc>
@@ -14212,6 +14202,7 @@
                 <w:i w:val="0"/>
                 <w:sz w:val="18"/>
               </w:rPr>
+              <w:t>STEM: Ngôi nhà nhỏ, tiện ích (Toán – Công nghệ) — dạy thay cho tiết này.</w:t>
             </w:r>
           </w:p>
         </w:tc>
@@ -15699,6 +15690,7 @@
                 <w:i w:val="0"/>
                 <w:sz w:val="18"/>
               </w:rPr>
+              <w:t>KNS: KN quản lí thời gian: xem giờ, sắp xếp công việc trong ngày.</w:t>
             </w:r>
           </w:p>
         </w:tc>
@@ -15815,6 +15807,7 @@
                 <w:i w:val="0"/>
                 <w:sz w:val="18"/>
               </w:rPr>
+              <w:t>KNS: KN quản lí thời gian: xem giờ, sắp xếp công việc trong ngày.</w:t>
             </w:r>
           </w:p>
         </w:tc>
@@ -16043,6 +16036,7 @@
                 <w:i w:val="0"/>
                 <w:sz w:val="18"/>
               </w:rPr>
+              <w:t>KNS: KN quản lí thời gian: xem giờ, sắp xếp công việc trong ngày.</w:t>
             </w:r>
           </w:p>
         </w:tc>
@@ -16387,6 +16381,7 @@
                 <w:i w:val="0"/>
                 <w:sz w:val="18"/>
               </w:rPr>
+              <w:t>KNS: KN quản lí thời gian: xem giờ, sắp xếp công việc trong ngày.</w:t>
             </w:r>
           </w:p>
         </w:tc>
@@ -16615,6 +16610,7 @@
                 <w:i w:val="0"/>
                 <w:sz w:val="18"/>
               </w:rPr>
+              <w:t>KNS: KN quản lí thời gian: xem giờ, sắp xếp công việc trong ngày.</w:t>
             </w:r>
           </w:p>
         </w:tc>
@@ -16959,6 +16955,7 @@
                 <w:i w:val="0"/>
                 <w:sz w:val="18"/>
               </w:rPr>
+              <w:t>KNS: KN quản lí thời gian: xem giờ, sắp xếp công việc trong ngày.</w:t>
             </w:r>
           </w:p>
         </w:tc>

--- a/assets/docs/lop5/Toan - Lop 5.docx
+++ b/assets/docs/lop5/Toan - Lop 5.docx
@@ -2038,6 +2038,33 @@
                 <w:i w:val="0"/>
                 <w:sz w:val="18"/>
               </w:rPr>
+              <w:t>NLS-KT (Cơ bản 2): Ở bài “Cộng, trừ hai phân số khác mẫu”, GV dùng mô hình phân số kéo thả trên máy: chia hình tròn và băng giấy ảo thành các</w:t>
+            </w:r>
+          </w:p>
+          <w:p>
+            <w:pPr>
+              <w:spacing w:after="0"/>
+            </w:pPr>
+            <w:r>
+              <w:rPr>
+                <w:b w:val="0"/>
+                <w:i w:val="0"/>
+                <w:sz w:val="18"/>
+              </w:rPr>
+              <w:t>NLS-GQVĐ (Cơ bản 2): GV chiếu một bài làm có lỗi cộng thẳng tử với tử, mẫu với mẫu; HS dùng mô hình trên máy kiểm tra lại</w:t>
+            </w:r>
+          </w:p>
+          <w:p>
+            <w:pPr>
+              <w:spacing w:after="0"/>
+            </w:pPr>
+            <w:r>
+              <w:rPr>
+                <w:b w:val="0"/>
+                <w:i w:val="0"/>
+                <w:sz w:val="18"/>
+              </w:rPr>
+              <w:t>NLS-AT: Mô hình do thầy cô điều khiển, HS chờ đến lượt được mời lên kéo thả</w:t>
             </w:r>
           </w:p>
         </w:tc>
@@ -2152,6 +2179,33 @@
                 <w:i w:val="0"/>
                 <w:sz w:val="18"/>
               </w:rPr>
+              <w:t>NLS-GQVĐ (Cơ bản 2): Ở tiết luyện tập cộng, trừ hai phân số khác mẫu, GV mở bài tập tương tác có chấm tự động</w:t>
+            </w:r>
+          </w:p>
+          <w:p>
+            <w:pPr>
+              <w:spacing w:after="0"/>
+            </w:pPr>
+            <w:r>
+              <w:rPr>
+                <w:b w:val="0"/>
+                <w:i w:val="0"/>
+                <w:sz w:val="18"/>
+              </w:rPr>
+              <w:t>NLS-KT (Cơ bản 2): GV chiếu bài toán có lời văn phóng to, tô màu hai phân số cần cộng hoặc trừ và câu hỏi của đề; HS đọc kĩ</w:t>
+            </w:r>
+          </w:p>
+          <w:p>
+            <w:pPr>
+              <w:spacing w:after="0"/>
+            </w:pPr>
+            <w:r>
+              <w:rPr>
+                <w:b w:val="0"/>
+                <w:i w:val="0"/>
+                <w:sz w:val="18"/>
+              </w:rPr>
+              <w:t>NLS-AT: Bài tập tương tác do thầy cô mở, HS làm đúng phần được giao</w:t>
             </w:r>
           </w:p>
         </w:tc>
@@ -2266,6 +2320,33 @@
                 <w:i w:val="0"/>
                 <w:sz w:val="18"/>
               </w:rPr>
+              <w:t>NLS-KT (Cơ bản 2): Ở bài “Hỗn số”, GV dùng mô hình trên máy: hiện hai hình tròn nguyên và một phần của hình thứ ba</w:t>
+            </w:r>
+          </w:p>
+          <w:p>
+            <w:pPr>
+              <w:spacing w:after="0"/>
+            </w:pPr>
+            <w:r>
+              <w:rPr>
+                <w:b w:val="0"/>
+                <w:i w:val="0"/>
+                <w:sz w:val="18"/>
+              </w:rPr>
+              <w:t>NLS-GQVĐ (Cơ bản 2): GV chiếu bài tập nối hình vẽ với hỗn số tương ứng; máy chấm ngay nên HS nhận ra mình còn nhầm phần nguyên với tử số</w:t>
+            </w:r>
+          </w:p>
+          <w:p>
+            <w:pPr>
+              <w:spacing w:after="0"/>
+            </w:pPr>
+            <w:r>
+              <w:rPr>
+                <w:b w:val="0"/>
+                <w:i w:val="0"/>
+                <w:sz w:val="18"/>
+              </w:rPr>
+              <w:t>NLS-AT: Mô hình do thầy cô điều khiển, HS chờ đến lượt được mời lên chạm màn hình</w:t>
             </w:r>
           </w:p>
         </w:tc>
@@ -2380,6 +2461,33 @@
                 <w:i w:val="0"/>
                 <w:sz w:val="18"/>
               </w:rPr>
+              <w:t>NLS-GQVĐ (Cơ bản 2): Ở tiết luyện tập về hỗn số, GV mở bài tập tương tác viết hỗn số dưới dạng tổng của phần nguyên và phân số; máy báo đúng</w:t>
+            </w:r>
+          </w:p>
+          <w:p>
+            <w:pPr>
+              <w:spacing w:after="0"/>
+            </w:pPr>
+            <w:r>
+              <w:rPr>
+                <w:b w:val="0"/>
+                <w:i w:val="0"/>
+                <w:sz w:val="18"/>
+              </w:rPr>
+              <w:t>NLS-KT (Cơ bản 2): GV chiếu các hình minh hoạ của bài tập, phóng to phần được tô màu ở mỗi hình; HS đọc hình để nêu hỗn số tương ứng</w:t>
+            </w:r>
+          </w:p>
+          <w:p>
+            <w:pPr>
+              <w:spacing w:after="0"/>
+            </w:pPr>
+            <w:r>
+              <w:rPr>
+                <w:b w:val="0"/>
+                <w:i w:val="0"/>
+                <w:sz w:val="18"/>
+              </w:rPr>
+              <w:t>NLS-AT: HS chờ đến lượt được mời lên chạm màn hình, chạm nhẹ và tay khô</w:t>
             </w:r>
           </w:p>
         </w:tc>
@@ -2494,6 +2602,33 @@
                 <w:i w:val="0"/>
                 <w:sz w:val="18"/>
               </w:rPr>
+              <w:t>NLS-KT (Cơ bản 2): Ở bài ôn tập hình học và đo lường, GV dùng phần mềm hình học động: kéo một đỉnh cho góc thay đổi và hiện số đo ngay</w:t>
+            </w:r>
+          </w:p>
+          <w:p>
+            <w:pPr>
+              <w:spacing w:after="0"/>
+            </w:pPr>
+            <w:r>
+              <w:rPr>
+                <w:b w:val="0"/>
+                <w:i w:val="0"/>
+                <w:sz w:val="18"/>
+              </w:rPr>
+              <w:t>NLS-GQVĐ (Cơ bản 2): GV mở bài tập tương tác đổi đơn vị đo khối lượng giữa tấn, tạ, yến, ki-lô-gam</w:t>
+            </w:r>
+          </w:p>
+          <w:p>
+            <w:pPr>
+              <w:spacing w:after="0"/>
+            </w:pPr>
+            <w:r>
+              <w:rPr>
+                <w:b w:val="0"/>
+                <w:i w:val="0"/>
+                <w:sz w:val="18"/>
+              </w:rPr>
+              <w:t>NLS-AT: Phần mềm do thầy cô điều khiển, HS chờ đến lượt được mời</w:t>
             </w:r>
           </w:p>
         </w:tc>

--- a/assets/docs/lop5/Toan - Lop 5.docx
+++ b/assets/docs/lop5/Toan - Lop 5.docx
@@ -624,33 +624,6 @@
                 <w:i w:val="0"/>
                 <w:sz w:val="18"/>
               </w:rPr>
-              <w:t>NLS-KT (Cơ bản 2): Trong bài “Ôn tập số tự nhiên”, GV chiếu bảng hàng và lớp trên tivi cùng số 324 567; HS đọc số</w:t>
-            </w:r>
-          </w:p>
-          <w:p>
-            <w:pPr>
-              <w:spacing w:after="0"/>
-            </w:pPr>
-            <w:r>
-              <w:rPr>
-                <w:b w:val="0"/>
-                <w:i w:val="0"/>
-                <w:sz w:val="18"/>
-              </w:rPr>
-              <w:t>NLS-GQVĐ (Cơ bản 2): Bài 1, bài 2 làm trên bài tập tương tác chiếu trên tivi: HS lên bảng kéo chữ số vào đúng hàng để viết số có sáu</w:t>
-            </w:r>
-          </w:p>
-          <w:p>
-            <w:pPr>
-              <w:spacing w:after="0"/>
-            </w:pPr>
-            <w:r>
-              <w:rPr>
-                <w:b w:val="0"/>
-                <w:i w:val="0"/>
-                <w:sz w:val="18"/>
-              </w:rPr>
-              <w:t>NLS-AT: Chỉ thao tác trên bài tập tương tác GV đã mở</w:t>
             </w:r>
           </w:p>
         </w:tc>
@@ -765,33 +738,6 @@
                 <w:i w:val="0"/>
                 <w:sz w:val="18"/>
               </w:rPr>
-              <w:t>NLS-KT (Cơ bản 2): Ở tiết 2 bài “Ôn tập số tự nhiên”, GV chiếu bảng số liệu thực tế trong bốn năm trên tivi; HS đọc số, so sánh</w:t>
-            </w:r>
-          </w:p>
-          <w:p>
-            <w:pPr>
-              <w:spacing w:after="0"/>
-            </w:pPr>
-            <w:r>
-              <w:rPr>
-                <w:b w:val="0"/>
-                <w:i w:val="0"/>
-                <w:sz w:val="18"/>
-              </w:rPr>
-              <w:t>NLS-GQVĐ (Cơ bản 2): Bài 4 (Rô-bốt lập số 863 749 từ các tấm thẻ) làm trên bài tập tương tác: HS kéo thẻ chữ số để lập số lớn nhất</w:t>
-            </w:r>
-          </w:p>
-          <w:p>
-            <w:pPr>
-              <w:spacing w:after="0"/>
-            </w:pPr>
-            <w:r>
-              <w:rPr>
-                <w:b w:val="0"/>
-                <w:i w:val="0"/>
-                <w:sz w:val="18"/>
-              </w:rPr>
-              <w:t>NLS-AT: Số liệu dân số, sản lượng chiếu lên phải ghi rõ nguồn từ SGK hoặc thống kê chính</w:t>
             </w:r>
           </w:p>
         </w:tc>
@@ -906,33 +852,6 @@
                 <w:i w:val="0"/>
                 <w:sz w:val="18"/>
               </w:rPr>
-              <w:t>NLS-KT (Cơ bản 2): Mở đầu bài “Ôn tập các phép tính với số tự nhiên”, GV chiếu bảng dân số một số tỉnh, thành phố trên tivi; HS đọc bảng</w:t>
-            </w:r>
-          </w:p>
-          <w:p>
-            <w:pPr>
-              <w:spacing w:after="0"/>
-            </w:pPr>
-            <w:r>
-              <w:rPr>
-                <w:b w:val="0"/>
-                <w:i w:val="0"/>
-                <w:sz w:val="18"/>
-              </w:rPr>
-              <w:t>NLS-GQVĐ (Cơ bản 2): Bài 1 đặt tính rồi tính: HS làm bảng con phép cộng, trừ, nhân, chia số tự nhiên (ví dụ 248 936 + 57 208</w:t>
-            </w:r>
-          </w:p>
-          <w:p>
-            <w:pPr>
-              <w:spacing w:after="0"/>
-            </w:pPr>
-            <w:r>
-              <w:rPr>
-                <w:b w:val="0"/>
-                <w:i w:val="0"/>
-                <w:sz w:val="18"/>
-              </w:rPr>
-              <w:t>NLS-AT: Bảng dân số chiếu lên lấy từ SGK hoặc thống kê chính thức, ghi rõ nguồn</w:t>
             </w:r>
           </w:p>
         </w:tc>
@@ -1047,33 +966,6 @@
                 <w:i w:val="0"/>
                 <w:sz w:val="18"/>
               </w:rPr>
-              <w:t>NLS-KT (Cơ bản 2): Bài toán thực tế (bài 3, bài 4), GV chiếu đề kèm hình minh hoạ trên tivi; HS đọc đề, gạch chân số liệu đã cho</w:t>
-            </w:r>
-          </w:p>
-          <w:p>
-            <w:pPr>
-              <w:spacing w:after="0"/>
-            </w:pPr>
-            <w:r>
-              <w:rPr>
-                <w:b w:val="0"/>
-                <w:i w:val="0"/>
-                <w:sz w:val="18"/>
-              </w:rPr>
-              <w:t>NLS-GQVĐ (Cơ bản 2): Ở tiết 2 bài “Ôn tập các phép tính với số tự nhiên”, GV chiếu bài tập tương tác tính giá trị biểu thức như 1 620 :</w:t>
-            </w:r>
-          </w:p>
-          <w:p>
-            <w:pPr>
-              <w:spacing w:after="0"/>
-            </w:pPr>
-            <w:r>
-              <w:rPr>
-                <w:b w:val="0"/>
-                <w:i w:val="0"/>
-                <w:sz w:val="18"/>
-              </w:rPr>
-              <w:t>NLS-AT: Máy chỉ báo đúng sai, HS phải tự trình bày thứ tự thực hiện phép tính</w:t>
             </w:r>
           </w:p>
         </w:tc>
@@ -1188,33 +1080,6 @@
                 <w:i w:val="0"/>
                 <w:sz w:val="18"/>
               </w:rPr>
-              <w:t>NLS-KT (Cơ bản 2): Trong bài “Ôn tập phân số”, GV chiếu các hình được tô màu trên tivi; HS viết và đọc phân số chỉ phần đã tô như 3/8, 6/12</w:t>
-            </w:r>
-          </w:p>
-          <w:p>
-            <w:pPr>
-              <w:spacing w:after="0"/>
-            </w:pPr>
-            <w:r>
-              <w:rPr>
-                <w:b w:val="0"/>
-                <w:i w:val="0"/>
-                <w:sz w:val="18"/>
-              </w:rPr>
-              <w:t>NLS-GQVĐ (Cơ bản 2): Trên bài tập tương tác, HS tô màu số phần của hình để biểu diễn phân số bạn đọc, máy hiện hình và phân số tương ứng</w:t>
-            </w:r>
-          </w:p>
-          <w:p>
-            <w:pPr>
-              <w:spacing w:after="0"/>
-            </w:pPr>
-            <w:r>
-              <w:rPr>
-                <w:b w:val="0"/>
-                <w:i w:val="0"/>
-                <w:sz w:val="18"/>
-              </w:rPr>
-              <w:t>NLS-AT: Chỉ dùng bài tập tương tác trong học liệu GV mở; hình máy hiện chỉ để kiểm tra</w:t>
             </w:r>
           </w:p>
         </w:tc>
@@ -1331,33 +1196,6 @@
                 <w:i w:val="0"/>
                 <w:sz w:val="18"/>
               </w:rPr>
-              <w:t>NLS-KT (Cơ bản 2): Ở tiết 2 bài “Ôn tập phân số”, GV chiếu bài 1 so sánh 3/4 và 7/12, 9/5 và 2 trên tivi; HS làm vào vở</w:t>
-            </w:r>
-          </w:p>
-          <w:p>
-            <w:pPr>
-              <w:spacing w:after="0"/>
-            </w:pPr>
-            <w:r>
-              <w:rPr>
-                <w:b w:val="0"/>
-                <w:i w:val="0"/>
-                <w:sz w:val="18"/>
-              </w:rPr>
-              <w:t>NLS-GQVĐ (Cơ bản 2): Bài sắp xếp phân số theo thứ tự và bài 5 Đố em làm trên bài tập tương tác: HS kéo các thẻ phân số vào đúng vị</w:t>
-            </w:r>
-          </w:p>
-          <w:p>
-            <w:pPr>
-              <w:spacing w:after="0"/>
-            </w:pPr>
-            <w:r>
-              <w:rPr>
-                <w:b w:val="0"/>
-                <w:i w:val="0"/>
-                <w:sz w:val="18"/>
-              </w:rPr>
-              <w:t>NLS-AT: Máy chỉ báo vị trí sai, không thay HS giải thích</w:t>
             </w:r>
           </w:p>
         </w:tc>
@@ -1472,7 +1310,7 @@
                 <w:i w:val="0"/>
                 <w:sz w:val="18"/>
               </w:rPr>
-              <w:t>NLS-GQVĐ (Cơ bản 2): GV chiếu hình tô màu để HS viết phân số thập phân; HS thử trên bảng tính: 3/5 nhân tử và mẫu với 2, máy hiện kết quả</w:t>
+              <w:t>NLS-GQVĐ (Cơ bản 2): GV chiếu hình tô màu để HS viết phân số chỉ phần tô màu, nhận ra phân số có mẫu số 10, 100</w:t>
             </w:r>
           </w:p>
           <w:p>
@@ -1485,7 +1323,7 @@
                 <w:i w:val="0"/>
                 <w:sz w:val="18"/>
               </w:rPr>
-              <w:t>AI-NB (Cơ bản 2, QĐ 2422: 5.A1.2): GV nhờ AI giải bài viết 11/25 và 82/2000 thành phân số thập phân, chiếu lời giải; lớp soi máy chọn số nhân, số chia đúng chưa</w:t>
+              <w:t>AI-NB (Cơ bản 2, QĐ 2422: 5.A1.2): GV nhờ công cụ trí tuệ nhân tạo giải bài viết 11/25 và 82/2000 thành phân số thập phân, chiếu lời giải</w:t>
             </w:r>
           </w:p>
           <w:p>
@@ -1498,7 +1336,7 @@
                 <w:i w:val="0"/>
                 <w:sz w:val="18"/>
               </w:rPr>
-              <w:t>NLS-AT: HS tự đặt tính, tự đặt dấu phẩy; công cụ số chỉ đối chiếu kết quả.</w:t>
+              <w:t>NLS-AT: HS tự đặt tính và tự đặt dấu phẩy</w:t>
             </w:r>
           </w:p>
         </w:tc>
@@ -1613,33 +1451,6 @@
                 <w:i w:val="0"/>
                 <w:sz w:val="18"/>
               </w:rPr>
-              <w:t>NLS-KT (Cơ bản 2): Trong bài “Ôn tập các phép tính với phân số”, GV chiếu bài tập 1 cộng, trừ phân số như 2/3 + 1/4, 5/6 − 1/2 trên tivi</w:t>
-            </w:r>
-          </w:p>
-          <w:p>
-            <w:pPr>
-              <w:spacing w:after="0"/>
-            </w:pPr>
-            <w:r>
-              <w:rPr>
-                <w:b w:val="0"/>
-                <w:i w:val="0"/>
-                <w:sz w:val="18"/>
-              </w:rPr>
-              <w:t>NLS-GQVĐ (Cơ bản 2): Bài 4 (thư viện có 2/3 số sách là SGK, 2/9 là sách tham khảo</w:t>
-            </w:r>
-          </w:p>
-          <w:p>
-            <w:pPr>
-              <w:spacing w:after="0"/>
-            </w:pPr>
-            <w:r>
-              <w:rPr>
-                <w:b w:val="0"/>
-                <w:i w:val="0"/>
-                <w:sz w:val="18"/>
-              </w:rPr>
-              <w:t>NLS-AT: Chỉ thao tác trên bài tập tương tác GV mở; hình băng giấy giúp kiểm tra</w:t>
             </w:r>
           </w:p>
         </w:tc>
@@ -1754,33 +1565,6 @@
                 <w:i w:val="0"/>
                 <w:sz w:val="18"/>
               </w:rPr>
-              <w:t>NLS-KT (Cơ bản 2): Ở tiết 2 bài “Ôn tập các phép tính với phân số”, GV chiếu bài tập 1 nhân, chia phân số như 3/5 × 2/7</w:t>
-            </w:r>
-          </w:p>
-          <w:p>
-            <w:pPr>
-              <w:spacing w:after="0"/>
-            </w:pPr>
-            <w:r>
-              <w:rPr>
-                <w:b w:val="0"/>
-                <w:i w:val="0"/>
-                <w:sz w:val="18"/>
-              </w:rPr>
-              <w:t>NLS-GQVĐ (Cơ bản 2): Bài 5 tính bằng cách thuận tiện làm trên bài tập tương tác: HS chọn cách nhóm các phân số</w:t>
-            </w:r>
-          </w:p>
-          <w:p>
-            <w:pPr>
-              <w:spacing w:after="0"/>
-            </w:pPr>
-            <w:r>
-              <w:rPr>
-                <w:b w:val="0"/>
-                <w:i w:val="0"/>
-                <w:sz w:val="18"/>
-              </w:rPr>
-              <w:t>NLS-AT: Máy hiện kết quả để so sánh, HS phải tự nêu tính chất phân phối đã dùng</w:t>
             </w:r>
           </w:p>
         </w:tc>
@@ -1895,33 +1679,6 @@
                 <w:i w:val="0"/>
                 <w:sz w:val="18"/>
               </w:rPr>
-              <w:t>NLS-KT (Cơ bản 2): Ở tiết 3 bài “Ôn tập các phép tính với phân số”, GV chiếu bài 1 Đ</w:t>
-            </w:r>
-          </w:p>
-          <w:p>
-            <w:pPr>
-              <w:spacing w:after="0"/>
-            </w:pPr>
-            <w:r>
-              <w:rPr>
-                <w:b w:val="0"/>
-                <w:i w:val="0"/>
-                <w:sz w:val="18"/>
-              </w:rPr>
-              <w:t>NLS-GQVĐ (Cơ bản 2): Bài 5 Đố em (chia 1 m thành 6 phần, 2/3 = 4/6 và 1/2 = 3/6) GV chiếu hình thước dây chia phần trên bài tập tương</w:t>
-            </w:r>
-          </w:p>
-          <w:p>
-            <w:pPr>
-              <w:spacing w:after="0"/>
-            </w:pPr>
-            <w:r>
-              <w:rPr>
-                <w:b w:val="0"/>
-                <w:i w:val="0"/>
-                <w:sz w:val="18"/>
-              </w:rPr>
-              <w:t>NLS-AT: Đáp án chiếu lên chỉ để đối chiếu sau khi HS đã tự tính</w:t>
             </w:r>
           </w:p>
         </w:tc>
@@ -2179,33 +1936,6 @@
                 <w:i w:val="0"/>
                 <w:sz w:val="18"/>
               </w:rPr>
-              <w:t>NLS-GQVĐ (Cơ bản 2): Ở tiết luyện tập cộng, trừ hai phân số khác mẫu, GV mở bài tập tương tác có chấm tự động</w:t>
-            </w:r>
-          </w:p>
-          <w:p>
-            <w:pPr>
-              <w:spacing w:after="0"/>
-            </w:pPr>
-            <w:r>
-              <w:rPr>
-                <w:b w:val="0"/>
-                <w:i w:val="0"/>
-                <w:sz w:val="18"/>
-              </w:rPr>
-              <w:t>NLS-KT (Cơ bản 2): GV chiếu bài toán có lời văn phóng to, tô màu hai phân số cần cộng hoặc trừ và câu hỏi của đề; HS đọc kĩ</w:t>
-            </w:r>
-          </w:p>
-          <w:p>
-            <w:pPr>
-              <w:spacing w:after="0"/>
-            </w:pPr>
-            <w:r>
-              <w:rPr>
-                <w:b w:val="0"/>
-                <w:i w:val="0"/>
-                <w:sz w:val="18"/>
-              </w:rPr>
-              <w:t>NLS-AT: Bài tập tương tác do thầy cô mở, HS làm đúng phần được giao</w:t>
             </w:r>
           </w:p>
         </w:tc>
@@ -2461,33 +2191,6 @@
                 <w:i w:val="0"/>
                 <w:sz w:val="18"/>
               </w:rPr>
-              <w:t>NLS-GQVĐ (Cơ bản 2): Ở tiết luyện tập về hỗn số, GV mở bài tập tương tác viết hỗn số dưới dạng tổng của phần nguyên và phân số; máy báo đúng</w:t>
-            </w:r>
-          </w:p>
-          <w:p>
-            <w:pPr>
-              <w:spacing w:after="0"/>
-            </w:pPr>
-            <w:r>
-              <w:rPr>
-                <w:b w:val="0"/>
-                <w:i w:val="0"/>
-                <w:sz w:val="18"/>
-              </w:rPr>
-              <w:t>NLS-KT (Cơ bản 2): GV chiếu các hình minh hoạ của bài tập, phóng to phần được tô màu ở mỗi hình; HS đọc hình để nêu hỗn số tương ứng</w:t>
-            </w:r>
-          </w:p>
-          <w:p>
-            <w:pPr>
-              <w:spacing w:after="0"/>
-            </w:pPr>
-            <w:r>
-              <w:rPr>
-                <w:b w:val="0"/>
-                <w:i w:val="0"/>
-                <w:sz w:val="18"/>
-              </w:rPr>
-              <w:t>NLS-AT: HS chờ đến lượt được mời lên chạm màn hình, chạm nhẹ và tay khô</w:t>
             </w:r>
           </w:p>
         </w:tc>
@@ -2602,33 +2305,6 @@
                 <w:i w:val="0"/>
                 <w:sz w:val="18"/>
               </w:rPr>
-              <w:t>NLS-KT (Cơ bản 2): Ở bài ôn tập hình học và đo lường, GV dùng phần mềm hình học động: kéo một đỉnh cho góc thay đổi và hiện số đo ngay</w:t>
-            </w:r>
-          </w:p>
-          <w:p>
-            <w:pPr>
-              <w:spacing w:after="0"/>
-            </w:pPr>
-            <w:r>
-              <w:rPr>
-                <w:b w:val="0"/>
-                <w:i w:val="0"/>
-                <w:sz w:val="18"/>
-              </w:rPr>
-              <w:t>NLS-GQVĐ (Cơ bản 2): GV mở bài tập tương tác đổi đơn vị đo khối lượng giữa tấn, tạ, yến, ki-lô-gam</w:t>
-            </w:r>
-          </w:p>
-          <w:p>
-            <w:pPr>
-              <w:spacing w:after="0"/>
-            </w:pPr>
-            <w:r>
-              <w:rPr>
-                <w:b w:val="0"/>
-                <w:i w:val="0"/>
-                <w:sz w:val="18"/>
-              </w:rPr>
-              <w:t>NLS-AT: Phần mềm do thầy cô điều khiển, HS chờ đến lượt được mời</w:t>
             </w:r>
           </w:p>
         </w:tc>
@@ -3202,6 +2878,33 @@
                 <w:i w:val="0"/>
                 <w:sz w:val="18"/>
               </w:rPr>
+              <w:t>NLS-GQVĐ (Cơ bản 2): GV dùng tia số phóng to được trên máy để HS thấy vị trí các số trong “Khái niệm về số thập phân” nằm xen giữa hai số</w:t>
+            </w:r>
+          </w:p>
+          <w:p>
+            <w:pPr>
+              <w:spacing w:after="0"/>
+            </w:pPr>
+            <w:r>
+              <w:rPr>
+                <w:b w:val="0"/>
+                <w:i w:val="0"/>
+                <w:sz w:val="18"/>
+              </w:rPr>
+              <w:t>AI-NB (Cơ bản 2): GV cho HS nhờ công cụ trí tuệ nhân tạo giải một bài về “Khái niệm về số thập phân”</w:t>
+            </w:r>
+          </w:p>
+          <w:p>
+            <w:pPr>
+              <w:spacing w:after="0"/>
+            </w:pPr>
+            <w:r>
+              <w:rPr>
+                <w:b w:val="0"/>
+                <w:i w:val="0"/>
+                <w:sz w:val="18"/>
+              </w:rPr>
+              <w:t>NLS-AT: HS tự đặt tính và tự đặt dấu phẩy</w:t>
             </w:r>
           </w:p>
         </w:tc>
@@ -3546,6 +3249,33 @@
                 <w:i w:val="0"/>
                 <w:sz w:val="18"/>
               </w:rPr>
+              <w:t>NLS-GQVĐ (Cơ bản 2): GV dùng tia số phóng to được trên máy để HS thấy vị trí các số trong “So sánh số thập phân” nằm xen giữa hai số tự</w:t>
+            </w:r>
+          </w:p>
+          <w:p>
+            <w:pPr>
+              <w:spacing w:after="0"/>
+            </w:pPr>
+            <w:r>
+              <w:rPr>
+                <w:b w:val="0"/>
+                <w:i w:val="0"/>
+                <w:sz w:val="18"/>
+              </w:rPr>
+              <w:t>AI-NB (Cơ bản 2): GV cho HS nhờ công cụ trí tuệ nhân tạo giải một bài về “So sánh số thập phân”</w:t>
+            </w:r>
+          </w:p>
+          <w:p>
+            <w:pPr>
+              <w:spacing w:after="0"/>
+            </w:pPr>
+            <w:r>
+              <w:rPr>
+                <w:b w:val="0"/>
+                <w:i w:val="0"/>
+                <w:sz w:val="18"/>
+              </w:rPr>
+              <w:t>NLS-AT: HS tự đặt tính và tự đặt dấu phẩy</w:t>
             </w:r>
           </w:p>
         </w:tc>
@@ -3774,6 +3504,45 @@
                 <w:i w:val="0"/>
                 <w:sz w:val="18"/>
               </w:rPr>
+              <w:t>NLS-GQVĐ (Cơ bản 2): GV dùng tia số phóng to được trên máy để HS thấy vị trí các số trong “Viết số đo đại lượng dưới dạng số thập phân” nằm</w:t>
+            </w:r>
+          </w:p>
+          <w:p>
+            <w:pPr>
+              <w:spacing w:after="0"/>
+            </w:pPr>
+            <w:r>
+              <w:rPr>
+                <w:b w:val="0"/>
+                <w:i w:val="0"/>
+                <w:sz w:val="18"/>
+              </w:rPr>
+              <w:t>AI-NB (Cơ bản 2): GV cho HS nhờ công cụ trí tuệ nhân tạo giải một bài về “Viết số đo đại lượng dưới dạng số thập phân”</w:t>
+            </w:r>
+          </w:p>
+          <w:p>
+            <w:pPr>
+              <w:spacing w:after="0"/>
+            </w:pPr>
+            <w:r>
+              <w:rPr>
+                <w:b w:val="0"/>
+                <w:i w:val="0"/>
+                <w:sz w:val="18"/>
+              </w:rPr>
+              <w:t>NLS-AT: HS tự đặt tính và tự đặt dấu phẩy</w:t>
+            </w:r>
+          </w:p>
+          <w:p>
+            <w:pPr>
+              <w:spacing w:after="0"/>
+            </w:pPr>
+            <w:r>
+              <w:rPr>
+                <w:b w:val="0"/>
+                <w:i w:val="0"/>
+                <w:sz w:val="18"/>
+              </w:rPr>
               <w:t>STEM: Dụng cụ học số thập phân (Toán – Mĩ thuật) — dạy thay cho tiết này.</w:t>
             </w:r>
           </w:p>
@@ -4119,6 +3888,33 @@
                 <w:i w:val="0"/>
                 <w:sz w:val="18"/>
               </w:rPr>
+              <w:t>NLS-GQVĐ (Cơ bản 2): GV dùng tia số phóng to được trên máy để HS thấy vị trí các số trong “Làm tròn số thập phân” nằm xen giữa hai số tự</w:t>
+            </w:r>
+          </w:p>
+          <w:p>
+            <w:pPr>
+              <w:spacing w:after="0"/>
+            </w:pPr>
+            <w:r>
+              <w:rPr>
+                <w:b w:val="0"/>
+                <w:i w:val="0"/>
+                <w:sz w:val="18"/>
+              </w:rPr>
+              <w:t>AI-NB (Cơ bản 2): GV cho HS nhờ công cụ trí tuệ nhân tạo giải một bài về “Làm tròn số thập phân”</w:t>
+            </w:r>
+          </w:p>
+          <w:p>
+            <w:pPr>
+              <w:spacing w:after="0"/>
+            </w:pPr>
+            <w:r>
+              <w:rPr>
+                <w:b w:val="0"/>
+                <w:i w:val="0"/>
+                <w:sz w:val="18"/>
+              </w:rPr>
+              <w:t>NLS-AT: HS tự đặt tính và tự đặt dấu phẩy</w:t>
             </w:r>
           </w:p>
         </w:tc>
@@ -4578,6 +4374,33 @@
                 <w:i w:val="0"/>
                 <w:sz w:val="18"/>
               </w:rPr>
+              <w:t>NLS-GQVĐ (Cơ bản 2): HS tự đổi đơn vị trong “Ki – lô – mét vuông. héc – ta” ra nháp trước</w:t>
+            </w:r>
+          </w:p>
+          <w:p>
+            <w:pPr>
+              <w:spacing w:after="0"/>
+            </w:pPr>
+            <w:r>
+              <w:rPr>
+                <w:b w:val="0"/>
+                <w:i w:val="0"/>
+                <w:sz w:val="18"/>
+              </w:rPr>
+              <w:t>NLS-KT (Cơ bản 2): GV chiếu ảnh vệ tinh sân trường hoặc một khu đất quen thuộc, cho HS ước lượng diện tích theo đơn vị vừa học rồi so với số</w:t>
+            </w:r>
+          </w:p>
+          <w:p>
+            <w:pPr>
+              <w:spacing w:after="0"/>
+            </w:pPr>
+            <w:r>
+              <w:rPr>
+                <w:b w:val="0"/>
+                <w:i w:val="0"/>
+                <w:sz w:val="18"/>
+              </w:rPr>
+              <w:t>NLS-AT: Luôn tự đổi đơn vị trước rồi mới đối chiếu</w:t>
             </w:r>
           </w:p>
         </w:tc>
@@ -4806,6 +4629,33 @@
                 <w:i w:val="0"/>
                 <w:sz w:val="18"/>
               </w:rPr>
+              <w:t>NLS-GQVĐ (Cơ bản 2): HS tự đổi đơn vị trong “Các đơn vị đo diện tích” ra nháp trước</w:t>
+            </w:r>
+          </w:p>
+          <w:p>
+            <w:pPr>
+              <w:spacing w:after="0"/>
+            </w:pPr>
+            <w:r>
+              <w:rPr>
+                <w:b w:val="0"/>
+                <w:i w:val="0"/>
+                <w:sz w:val="18"/>
+              </w:rPr>
+              <w:t>NLS-KT (Cơ bản 2): GV chiếu ảnh vệ tinh sân trường hoặc một khu đất quen thuộc, cho HS ước lượng diện tích theo đơn vị vừa học rồi so với số</w:t>
+            </w:r>
+          </w:p>
+          <w:p>
+            <w:pPr>
+              <w:spacing w:after="0"/>
+            </w:pPr>
+            <w:r>
+              <w:rPr>
+                <w:b w:val="0"/>
+                <w:i w:val="0"/>
+                <w:sz w:val="18"/>
+              </w:rPr>
+              <w:t>NLS-AT: Luôn tự đổi đơn vị trước rồi mới đối chiếu</w:t>
             </w:r>
           </w:p>
         </w:tc>
@@ -5724,6 +5574,33 @@
                 <w:i w:val="0"/>
                 <w:sz w:val="18"/>
               </w:rPr>
+              <w:t>NLS-GQVĐ (Cơ bản 2): GV dùng tia số phóng to được trên máy để HS thấy vị trí các số trong “Phép trừ số thập phân” nằm xen giữa hai số tự</w:t>
+            </w:r>
+          </w:p>
+          <w:p>
+            <w:pPr>
+              <w:spacing w:after="0"/>
+            </w:pPr>
+            <w:r>
+              <w:rPr>
+                <w:b w:val="0"/>
+                <w:i w:val="0"/>
+                <w:sz w:val="18"/>
+              </w:rPr>
+              <w:t>AI-NB (Cơ bản 2): GV cho HS nhờ công cụ trí tuệ nhân tạo giải một bài về “Phép trừ số thập phân”</w:t>
+            </w:r>
+          </w:p>
+          <w:p>
+            <w:pPr>
+              <w:spacing w:after="0"/>
+            </w:pPr>
+            <w:r>
+              <w:rPr>
+                <w:b w:val="0"/>
+                <w:i w:val="0"/>
+                <w:sz w:val="18"/>
+              </w:rPr>
+              <w:t>NLS-AT: HS tự đặt tính và tự đặt dấu phẩy</w:t>
             </w:r>
           </w:p>
         </w:tc>
@@ -5952,6 +5829,33 @@
                 <w:i w:val="0"/>
                 <w:sz w:val="18"/>
               </w:rPr>
+              <w:t>NLS-GQVĐ (Cơ bản 2): GV dùng tia số phóng to được trên máy để HS thấy vị trí các số trong “Phép nhân số thập phân” nằm xen giữa hai số tự</w:t>
+            </w:r>
+          </w:p>
+          <w:p>
+            <w:pPr>
+              <w:spacing w:after="0"/>
+            </w:pPr>
+            <w:r>
+              <w:rPr>
+                <w:b w:val="0"/>
+                <w:i w:val="0"/>
+                <w:sz w:val="18"/>
+              </w:rPr>
+              <w:t>AI-NB (Cơ bản 2): GV cho HS nhờ công cụ trí tuệ nhân tạo giải một bài về “Phép nhân số thập phân”</w:t>
+            </w:r>
+          </w:p>
+          <w:p>
+            <w:pPr>
+              <w:spacing w:after="0"/>
+            </w:pPr>
+            <w:r>
+              <w:rPr>
+                <w:b w:val="0"/>
+                <w:i w:val="0"/>
+                <w:sz w:val="18"/>
+              </w:rPr>
+              <w:t>NLS-AT: HS tự đặt tính và tự đặt dấu phẩy</w:t>
             </w:r>
           </w:p>
         </w:tc>
@@ -6296,6 +6200,33 @@
                 <w:i w:val="0"/>
                 <w:sz w:val="18"/>
               </w:rPr>
+              <w:t>NLS-GQVĐ (Cơ bản 2): GV dùng tia số phóng to được trên máy để HS thấy vị trí các số trong “Chia một số thập phân cho một số tự nhiên” nằm</w:t>
+            </w:r>
+          </w:p>
+          <w:p>
+            <w:pPr>
+              <w:spacing w:after="0"/>
+            </w:pPr>
+            <w:r>
+              <w:rPr>
+                <w:b w:val="0"/>
+                <w:i w:val="0"/>
+                <w:sz w:val="18"/>
+              </w:rPr>
+              <w:t>AI-NB (Cơ bản 2): GV cho HS nhờ công cụ trí tuệ nhân tạo giải một bài về “Chia một số thập phân cho một số tự nhiên”</w:t>
+            </w:r>
+          </w:p>
+          <w:p>
+            <w:pPr>
+              <w:spacing w:after="0"/>
+            </w:pPr>
+            <w:r>
+              <w:rPr>
+                <w:b w:val="0"/>
+                <w:i w:val="0"/>
+                <w:sz w:val="18"/>
+              </w:rPr>
+              <w:t>NLS-AT: HS tự đặt tính và tự đặt dấu phẩy</w:t>
             </w:r>
           </w:p>
         </w:tc>
@@ -6754,6 +6685,33 @@
                 <w:i w:val="0"/>
                 <w:sz w:val="18"/>
               </w:rPr>
+              <w:t>NLS-GQVĐ (Cơ bản 2): GV dùng tia số phóng to được trên máy để HS thấy vị trí các số trong “Nhân, chia số thập phân với 10; 100; 1000</w:t>
+            </w:r>
+          </w:p>
+          <w:p>
+            <w:pPr>
+              <w:spacing w:after="0"/>
+            </w:pPr>
+            <w:r>
+              <w:rPr>
+                <w:b w:val="0"/>
+                <w:i w:val="0"/>
+                <w:sz w:val="18"/>
+              </w:rPr>
+              <w:t>AI-NB (Cơ bản 2): GV cho HS nhờ công cụ trí tuệ nhân tạo giải một bài về “Nhân, chia số thập phân với 10; 100; 1000; … hoặc với 0,1; 0,01</w:t>
+            </w:r>
+          </w:p>
+          <w:p>
+            <w:pPr>
+              <w:spacing w:after="0"/>
+            </w:pPr>
+            <w:r>
+              <w:rPr>
+                <w:b w:val="0"/>
+                <w:i w:val="0"/>
+                <w:sz w:val="18"/>
+              </w:rPr>
+              <w:t>NLS-AT: HS tự đặt tính và tự đặt dấu phẩy</w:t>
             </w:r>
           </w:p>
         </w:tc>
@@ -7326,6 +7284,20 @@
                 <w:i w:val="0"/>
                 <w:sz w:val="18"/>
               </w:rPr>
+              <w:t>NLS-GQVĐ (Cơ bản 2): GV dùng phần mềm hình học động: kéo một đỉnh của hình trong “Hình tam giác, diện tích hình tam giác” cho hình biến đổi</w:t>
+            </w:r>
+          </w:p>
+          <w:p>
+            <w:pPr>
+              <w:spacing w:after="0"/>
+            </w:pPr>
+            <w:r>
+              <w:rPr>
+                <w:b w:val="0"/>
+                <w:i w:val="0"/>
+                <w:sz w:val="18"/>
+              </w:rPr>
+              <w:t>NLS-AT: Hình vẽ trên máy chỉ hỗ trợ quan sát, HS vẫn phải vẽ được bằng thước và com-pa</w:t>
             </w:r>
           </w:p>
         </w:tc>
@@ -7782,6 +7754,20 @@
                 <w:i w:val="0"/>
                 <w:sz w:val="18"/>
               </w:rPr>
+              <w:t>NLS-GQVĐ (Cơ bản 2): GV dùng phần mềm hình học động: kéo một đỉnh của hình trong “Hình thang. diện tích hình thang” cho hình biến đổi</w:t>
+            </w:r>
+          </w:p>
+          <w:p>
+            <w:pPr>
+              <w:spacing w:after="0"/>
+            </w:pPr>
+            <w:r>
+              <w:rPr>
+                <w:b w:val="0"/>
+                <w:i w:val="0"/>
+                <w:sz w:val="18"/>
+              </w:rPr>
+              <w:t>NLS-AT: Hình vẽ trên máy chỉ hỗ trợ quan sát, HS vẫn phải vẽ được bằng thước và com-pa</w:t>
             </w:r>
           </w:p>
         </w:tc>
@@ -8240,6 +8226,20 @@
                 <w:i w:val="0"/>
                 <w:sz w:val="18"/>
               </w:rPr>
+              <w:t>NLS-GQVĐ (Cơ bản 2): GV dùng phần mềm hình học động: kéo một đỉnh của hình trong “Đường tròn. chu VI và diện tích hình tròn” cho hình biến đổi</w:t>
+            </w:r>
+          </w:p>
+          <w:p>
+            <w:pPr>
+              <w:spacing w:after="0"/>
+            </w:pPr>
+            <w:r>
+              <w:rPr>
+                <w:b w:val="0"/>
+                <w:i w:val="0"/>
+                <w:sz w:val="18"/>
+              </w:rPr>
+              <w:t>NLS-AT: Hình vẽ trên máy chỉ hỗ trợ quan sát, HS vẫn phải vẽ được bằng thước và com-pa</w:t>
             </w:r>
           </w:p>
         </w:tc>
@@ -8806,6 +8806,32 @@
               <w:spacing w:after="0"/>
             </w:pPr>
             <w:r/>
+            <w:r>
+              <w:rPr>
+                <w:b w:val="0"/>
+                <w:i w:val="0"/>
+                <w:sz w:val="18"/>
+              </w:rPr>
+              <w:t>NLS-GQVĐ (Cơ bản 2): GV dùng phần mềm hình học động: kéo một đỉnh của hình trong “Thực hành và trải nghiệm đo, vẽ, lắp ghép, tạo hình” cho hình biến đổi</w:t>
+            </w:r>
+          </w:p>
+          <w:p>
+            <w:pPr>
+              <w:spacing w:after="0"/>
+            </w:pPr>
+            <w:r>
+              <w:rPr>
+                <w:b w:val="0"/>
+                <w:i w:val="0"/>
+                <w:sz w:val="18"/>
+              </w:rPr>
+              <w:t>NLS-AT: Hình vẽ trên máy chỉ hỗ trợ quan sát, HS vẫn phải vẽ được bằng thước và com-pa</w:t>
+            </w:r>
+          </w:p>
+          <w:p>
+            <w:pPr>
+              <w:spacing w:after="0"/>
+            </w:pPr>
             <w:r>
               <w:rPr>
                 <w:b w:val="0"/>
@@ -11356,7 +11382,46 @@
                 <w:i w:val="0"/>
                 <w:sz w:val="18"/>
               </w:rPr>
-              <w:t>NLS-KT: đọc, so sánh, trình bày dữ liệu/bảng biểu bằng học liệu số hoặc bảng tính đơn giản.</w:t>
+              <w:t>NLS-GQVĐ (Cơ bản 2): GV hướng dẫn HS dùng bảng tính để tính “Tỉ số. tỉ số phần trăm” cho cả một dãy số liệu</w:t>
+            </w:r>
+          </w:p>
+          <w:p>
+            <w:pPr>
+              <w:spacing w:after="0"/>
+            </w:pPr>
+            <w:r>
+              <w:rPr>
+                <w:b w:val="0"/>
+                <w:i w:val="0"/>
+                <w:sz w:val="18"/>
+              </w:rPr>
+              <w:t>NLS-KT (Cơ bản 2): GV chiếu ảnh chụp một quảng cáo giảm giá trên mạng, cho HS tự tính xem số tiền được giảm có đúng như quảng cáo nói không.</w:t>
+            </w:r>
+          </w:p>
+          <w:p>
+            <w:pPr>
+              <w:spacing w:after="0"/>
+            </w:pPr>
+            <w:r>
+              <w:rPr>
+                <w:b w:val="0"/>
+                <w:i w:val="0"/>
+                <w:sz w:val="18"/>
+              </w:rPr>
+              <w:t>AI-NB (Cơ bản 2): GV nêu: các trang mua bán dùng trí tuệ nhân tạo để chọn riêng sản phẩm và mức giảm giá hiển thị cho từng người nên nhìn rất</w:t>
+            </w:r>
+          </w:p>
+          <w:p>
+            <w:pPr>
+              <w:spacing w:after="0"/>
+            </w:pPr>
+            <w:r>
+              <w:rPr>
+                <w:b w:val="0"/>
+                <w:i w:val="0"/>
+                <w:sz w:val="18"/>
+              </w:rPr>
+              <w:t>NLS-AT: Cảnh giác với quảng cáo giảm giá sai sự thật; không nhập họ tên, số điện thoại</w:t>
             </w:r>
           </w:p>
         </w:tc>
@@ -11585,6 +11650,45 @@
                 <w:i w:val="0"/>
                 <w:sz w:val="18"/>
               </w:rPr>
+              <w:t>NLS-KT (Cơ bản 2): GV mở bản đồ số, hướng dẫn HS phóng to – thu nhỏ và quan sát thước tỉ lệ thay đổi theo</w:t>
+            </w:r>
+          </w:p>
+          <w:p>
+            <w:pPr>
+              <w:spacing w:after="0"/>
+            </w:pPr>
+            <w:r>
+              <w:rPr>
+                <w:b w:val="0"/>
+                <w:i w:val="0"/>
+                <w:sz w:val="18"/>
+              </w:rPr>
+              <w:t>NLS-GQVĐ (Cơ bản 2): HS tự tính lại khoảng cách vừa đo theo tỉ lệ bản đồ giấy trong SGK</w:t>
+            </w:r>
+          </w:p>
+          <w:p>
+            <w:pPr>
+              <w:spacing w:after="0"/>
+            </w:pPr>
+            <w:r>
+              <w:rPr>
+                <w:b w:val="0"/>
+                <w:i w:val="0"/>
+                <w:sz w:val="18"/>
+              </w:rPr>
+              <w:t>NLS-AT: Không chia sẻ vị trí nhà riêng, đường đi học lên mạng</w:t>
+            </w:r>
+          </w:p>
+          <w:p>
+            <w:pPr>
+              <w:spacing w:after="0"/>
+            </w:pPr>
+            <w:r>
+              <w:rPr>
+                <w:b w:val="0"/>
+                <w:i w:val="0"/>
+                <w:sz w:val="18"/>
+              </w:rPr>
               <w:t>KNS: KN chi tiêu hợp lí: tính toán khi mua bán, biết tiết kiệm.</w:t>
             </w:r>
           </w:p>
@@ -11816,6 +11920,46 @@
                 <w:i w:val="0"/>
                 <w:sz w:val="18"/>
               </w:rPr>
+              <w:t>NLS-GQVĐ (Cơ bản 2): GV hướng dẫn HS dùng bảng tính để tính “Tìm hai số khi biết tổng và tỉ số của hai số đó” cho cả một dãy số liệu</w:t>
+            </w:r>
+          </w:p>
+          <w:p>
+            <w:pPr>
+              <w:spacing w:after="0"/>
+            </w:pPr>
+            <w:r>
+              <w:rPr>
+                <w:b w:val="0"/>
+                <w:i w:val="0"/>
+                <w:sz w:val="18"/>
+              </w:rPr>
+              <w:t>NLS-KT (Cơ bản 2): GV chiếu ảnh chụp một quảng cáo giảm giá trên mạng, cho HS tự tính xem số tiền được giảm có đúng như quảng cáo nói không.</w:t>
+            </w:r>
+          </w:p>
+          <w:p>
+            <w:pPr>
+              <w:spacing w:after="0"/>
+            </w:pPr>
+            <w:r>
+              <w:rPr>
+                <w:b w:val="0"/>
+                <w:i w:val="0"/>
+                <w:sz w:val="18"/>
+              </w:rPr>
+              <w:t>AI-NB (Cơ bản 2): GV nêu: các trang mua bán dùng trí tuệ nhân tạo để chọn riêng sản phẩm và mức giảm giá hiển thị cho từng người nên nhìn rất</w:t>
+            </w:r>
+          </w:p>
+          <w:p>
+            <w:pPr>
+              <w:spacing w:after="0"/>
+            </w:pPr>
+            <w:r>
+              <w:rPr>
+                <w:b w:val="0"/>
+                <w:i w:val="0"/>
+                <w:sz w:val="18"/>
+              </w:rPr>
+              <w:t>NLS-AT: Cảnh giác với quảng cáo giảm giá sai sự thật; không nhập họ tên, số điện thoại</w:t>
             </w:r>
           </w:p>
         </w:tc>
@@ -12046,6 +12190,46 @@
                 <w:i w:val="0"/>
                 <w:sz w:val="18"/>
               </w:rPr>
+              <w:t>NLS-GQVĐ (Cơ bản 2): GV hướng dẫn HS dùng bảng tính để tính “Tìm hai số khi biết hiệu và tỉ số của hai số đó” cho cả một dãy số liệu</w:t>
+            </w:r>
+          </w:p>
+          <w:p>
+            <w:pPr>
+              <w:spacing w:after="0"/>
+            </w:pPr>
+            <w:r>
+              <w:rPr>
+                <w:b w:val="0"/>
+                <w:i w:val="0"/>
+                <w:sz w:val="18"/>
+              </w:rPr>
+              <w:t>NLS-KT (Cơ bản 2): GV chiếu ảnh chụp một quảng cáo giảm giá trên mạng, cho HS tự tính xem số tiền được giảm có đúng như quảng cáo nói không.</w:t>
+            </w:r>
+          </w:p>
+          <w:p>
+            <w:pPr>
+              <w:spacing w:after="0"/>
+            </w:pPr>
+            <w:r>
+              <w:rPr>
+                <w:b w:val="0"/>
+                <w:i w:val="0"/>
+                <w:sz w:val="18"/>
+              </w:rPr>
+              <w:t>AI-NB (Cơ bản 2): GV nêu: các trang mua bán dùng trí tuệ nhân tạo để chọn riêng sản phẩm và mức giảm giá hiển thị cho từng người nên nhìn rất</w:t>
+            </w:r>
+          </w:p>
+          <w:p>
+            <w:pPr>
+              <w:spacing w:after="0"/>
+            </w:pPr>
+            <w:r>
+              <w:rPr>
+                <w:b w:val="0"/>
+                <w:i w:val="0"/>
+                <w:sz w:val="18"/>
+              </w:rPr>
+              <w:t>NLS-AT: Cảnh giác với quảng cáo giảm giá sai sự thật; không nhập họ tên, số điện thoại</w:t>
             </w:r>
           </w:p>
         </w:tc>
@@ -12274,6 +12458,46 @@
                 <w:i w:val="0"/>
                 <w:sz w:val="18"/>
               </w:rPr>
+              <w:t>NLS-GQVĐ (Cơ bản 2): GV hướng dẫn HS dùng bảng tính để tính “Tìm tỉ số phần trăm của hai số” cho cả một dãy số liệu</w:t>
+            </w:r>
+          </w:p>
+          <w:p>
+            <w:pPr>
+              <w:spacing w:after="0"/>
+            </w:pPr>
+            <w:r>
+              <w:rPr>
+                <w:b w:val="0"/>
+                <w:i w:val="0"/>
+                <w:sz w:val="18"/>
+              </w:rPr>
+              <w:t>NLS-KT (Cơ bản 2): GV chiếu ảnh chụp một quảng cáo giảm giá trên mạng, cho HS tự tính xem số tiền được giảm có đúng như quảng cáo nói không.</w:t>
+            </w:r>
+          </w:p>
+          <w:p>
+            <w:pPr>
+              <w:spacing w:after="0"/>
+            </w:pPr>
+            <w:r>
+              <w:rPr>
+                <w:b w:val="0"/>
+                <w:i w:val="0"/>
+                <w:sz w:val="18"/>
+              </w:rPr>
+              <w:t>AI-NB (Cơ bản 2): GV nêu: các trang mua bán dùng trí tuệ nhân tạo để chọn riêng sản phẩm và mức giảm giá hiển thị cho từng người nên nhìn rất</w:t>
+            </w:r>
+          </w:p>
+          <w:p>
+            <w:pPr>
+              <w:spacing w:after="0"/>
+            </w:pPr>
+            <w:r>
+              <w:rPr>
+                <w:b w:val="0"/>
+                <w:i w:val="0"/>
+                <w:sz w:val="18"/>
+              </w:rPr>
+              <w:t>NLS-AT: Cảnh giác với quảng cáo giảm giá sai sự thật; không nhập họ tên, số điện thoại</w:t>
             </w:r>
           </w:p>
         </w:tc>
@@ -12504,6 +12728,46 @@
                 <w:i w:val="0"/>
                 <w:sz w:val="18"/>
               </w:rPr>
+              <w:t>NLS-GQVĐ (Cơ bản 2): GV hướng dẫn HS dùng bảng tính để tính “Tìm giá trị phần trăm của một số” cho cả một dãy số liệu</w:t>
+            </w:r>
+          </w:p>
+          <w:p>
+            <w:pPr>
+              <w:spacing w:after="0"/>
+            </w:pPr>
+            <w:r>
+              <w:rPr>
+                <w:b w:val="0"/>
+                <w:i w:val="0"/>
+                <w:sz w:val="18"/>
+              </w:rPr>
+              <w:t>NLS-KT (Cơ bản 2): GV chiếu ảnh chụp một quảng cáo giảm giá trên mạng, cho HS tự tính xem số tiền được giảm có đúng như quảng cáo nói không.</w:t>
+            </w:r>
+          </w:p>
+          <w:p>
+            <w:pPr>
+              <w:spacing w:after="0"/>
+            </w:pPr>
+            <w:r>
+              <w:rPr>
+                <w:b w:val="0"/>
+                <w:i w:val="0"/>
+                <w:sz w:val="18"/>
+              </w:rPr>
+              <w:t>AI-NB (Cơ bản 2): GV nêu: các trang mua bán dùng trí tuệ nhân tạo để chọn riêng sản phẩm và mức giảm giá hiển thị cho từng người nên nhìn rất</w:t>
+            </w:r>
+          </w:p>
+          <w:p>
+            <w:pPr>
+              <w:spacing w:after="0"/>
+            </w:pPr>
+            <w:r>
+              <w:rPr>
+                <w:b w:val="0"/>
+                <w:i w:val="0"/>
+                <w:sz w:val="18"/>
+              </w:rPr>
+              <w:t>NLS-AT: Cảnh giác với quảng cáo giảm giá sai sự thật; không nhập họ tên, số điện thoại</w:t>
             </w:r>
           </w:p>
         </w:tc>
@@ -12732,6 +12996,33 @@
                 <w:i w:val="0"/>
                 <w:sz w:val="18"/>
               </w:rPr>
+              <w:t>NLS-GQVĐ (Cơ bản 2): Bài “Máy tính cầm tay” là bài hình thành năng lực số trực tiếp: GV hướng dẫn HS nhận biết các phím chức năng của máy tính cầm</w:t>
+            </w:r>
+          </w:p>
+          <w:p>
+            <w:pPr>
+              <w:spacing w:after="0"/>
+            </w:pPr>
+            <w:r>
+              <w:rPr>
+                <w:b w:val="0"/>
+                <w:i w:val="0"/>
+                <w:sz w:val="18"/>
+              </w:rPr>
+              <w:t>AI-NB (Cơ bản 2): GV nêu: điện thoại, máy tính ngày nay còn nhận diện được đề bài chụp ảnh và giải hộ — đó là ứng dụng của trí tuệ nhân</w:t>
+            </w:r>
+          </w:p>
+          <w:p>
+            <w:pPr>
+              <w:spacing w:after="0"/>
+            </w:pPr>
+            <w:r>
+              <w:rPr>
+                <w:b w:val="0"/>
+                <w:i w:val="0"/>
+                <w:sz w:val="18"/>
+              </w:rPr>
+              <w:t>NLS-AT: Máy tính cầm tay chỉ hỗ trợ tính, không thay tư duy toán học</w:t>
             </w:r>
           </w:p>
         </w:tc>
@@ -12960,6 +13251,45 @@
                 <w:i w:val="0"/>
                 <w:sz w:val="18"/>
               </w:rPr>
+              <w:t>NLS-GQVĐ (Cơ bản 2): Bài “Thực hành và trải nghiệm sử dụng máy tính cầm tay” là bài hình thành năng lực số trực tiếp: GV hướng dẫn HS nhận biết các</w:t>
+            </w:r>
+          </w:p>
+          <w:p>
+            <w:pPr>
+              <w:spacing w:after="0"/>
+            </w:pPr>
+            <w:r>
+              <w:rPr>
+                <w:b w:val="0"/>
+                <w:i w:val="0"/>
+                <w:sz w:val="18"/>
+              </w:rPr>
+              <w:t>AI-NB (Cơ bản 2): GV nêu: điện thoại, máy tính ngày nay còn nhận diện được đề bài chụp ảnh và giải hộ — đó là ứng dụng của trí tuệ nhân</w:t>
+            </w:r>
+          </w:p>
+          <w:p>
+            <w:pPr>
+              <w:spacing w:after="0"/>
+            </w:pPr>
+            <w:r>
+              <w:rPr>
+                <w:b w:val="0"/>
+                <w:i w:val="0"/>
+                <w:sz w:val="18"/>
+              </w:rPr>
+              <w:t>NLS-AT: Máy tính cầm tay chỉ hỗ trợ tính, không thay tư duy toán học</w:t>
+            </w:r>
+          </w:p>
+          <w:p>
+            <w:pPr>
+              <w:spacing w:after="0"/>
+            </w:pPr>
+            <w:r>
+              <w:rPr>
+                <w:b w:val="0"/>
+                <w:i w:val="0"/>
+                <w:sz w:val="18"/>
+              </w:rPr>
               <w:t>STEM: Sử dụng máy tính cầm tay (Toán – Tin học) — dạy thay cho tiết này.</w:t>
             </w:r>
           </w:p>
@@ -13306,6 +13636,20 @@
                 <w:i w:val="0"/>
                 <w:sz w:val="18"/>
               </w:rPr>
+              <w:t>NLS-GQVĐ (Cơ bản 2): GV dùng mô hình khối 3D xoay được trên máy để HS quan sát khối trong “Thể tích của một hình” từ nhiều phía và xem hoạt hình</w:t>
+            </w:r>
+          </w:p>
+          <w:p>
+            <w:pPr>
+              <w:spacing w:after="0"/>
+            </w:pPr>
+            <w:r>
+              <w:rPr>
+                <w:b w:val="0"/>
+                <w:i w:val="0"/>
+                <w:sz w:val="18"/>
+              </w:rPr>
+              <w:t>NLS-AT: Luôn tự đặt phép tính và kiểm tra đơn vị đo trước khi tin kết quả bảng tính</w:t>
             </w:r>
           </w:p>
         </w:tc>
@@ -13420,6 +13764,20 @@
                 <w:i w:val="0"/>
                 <w:sz w:val="18"/>
               </w:rPr>
+              <w:t>NLS-GQVĐ (Cơ bản 2): GV dùng mô hình khối 3D xoay được trên máy để HS quan sát khối trong “Xăng- ti- mét khối</w:t>
+            </w:r>
+          </w:p>
+          <w:p>
+            <w:pPr>
+              <w:spacing w:after="0"/>
+            </w:pPr>
+            <w:r>
+              <w:rPr>
+                <w:b w:val="0"/>
+                <w:i w:val="0"/>
+                <w:sz w:val="18"/>
+              </w:rPr>
+              <w:t>NLS-AT: Luôn tự đặt phép tính và kiểm tra đơn vị đo trước khi tin kết quả bảng tính</w:t>
             </w:r>
           </w:p>
         </w:tc>
@@ -13650,6 +14008,20 @@
                 <w:i w:val="0"/>
                 <w:sz w:val="18"/>
               </w:rPr>
+              <w:t>NLS-GQVĐ (Cơ bản 2): GV dùng mô hình khối 3D xoay được trên máy để HS quan sát khối trong “Mét khối” từ nhiều phía và xem hoạt hình khối mở ra</w:t>
+            </w:r>
+          </w:p>
+          <w:p>
+            <w:pPr>
+              <w:spacing w:after="0"/>
+            </w:pPr>
+            <w:r>
+              <w:rPr>
+                <w:b w:val="0"/>
+                <w:i w:val="0"/>
+                <w:sz w:val="18"/>
+              </w:rPr>
+              <w:t>NLS-AT: Luôn tự đặt phép tính và kiểm tra đơn vị đo trước khi tin kết quả bảng tính</w:t>
             </w:r>
           </w:p>
         </w:tc>
@@ -14107,6 +14479,20 @@
                 <w:i w:val="0"/>
                 <w:sz w:val="18"/>
               </w:rPr>
+              <w:t>NLS-GQVĐ (Cơ bản 2): GV dùng mô hình khối 3D xoay được trên máy để HS quan sát khối trong “Hình khai triển của hình lập phương</w:t>
+            </w:r>
+          </w:p>
+          <w:p>
+            <w:pPr>
+              <w:spacing w:after="0"/>
+            </w:pPr>
+            <w:r>
+              <w:rPr>
+                <w:b w:val="0"/>
+                <w:i w:val="0"/>
+                <w:sz w:val="18"/>
+              </w:rPr>
+              <w:t>NLS-AT: Luôn tự đặt phép tính và kiểm tra đơn vị đo trước khi tin kết quả bảng tính</w:t>
             </w:r>
           </w:p>
         </w:tc>
@@ -14337,6 +14723,32 @@
                 <w:i w:val="0"/>
                 <w:sz w:val="18"/>
               </w:rPr>
+              <w:t>NLS-GQVĐ (Cơ bản 2): GV dùng mô hình khối 3D xoay được trên máy để HS quan sát khối trong “Diện tích xung quanh và diện tích toàn phần của hình hộp</w:t>
+            </w:r>
+          </w:p>
+          <w:p>
+            <w:pPr>
+              <w:spacing w:after="0"/>
+            </w:pPr>
+            <w:r>
+              <w:rPr>
+                <w:b w:val="0"/>
+                <w:i w:val="0"/>
+                <w:sz w:val="18"/>
+              </w:rPr>
+              <w:t>NLS-AT: Luôn tự đặt phép tính và kiểm tra đơn vị đo trước khi tin kết quả bảng tính</w:t>
+            </w:r>
+          </w:p>
+          <w:p>
+            <w:pPr>
+              <w:spacing w:after="0"/>
+            </w:pPr>
+            <w:r>
+              <w:rPr>
+                <w:b w:val="0"/>
+                <w:i w:val="0"/>
+                <w:sz w:val="18"/>
+              </w:rPr>
               <w:t>STEM: Ngôi nhà nhỏ, tiện ích (Toán – Công nghệ) — dạy thay cho tiết này.</w:t>
             </w:r>
           </w:p>
@@ -14680,6 +15092,20 @@
                 <w:i w:val="0"/>
                 <w:sz w:val="18"/>
               </w:rPr>
+              <w:t>NLS-GQVĐ (Cơ bản 2): GV dùng mô hình khối 3D xoay được trên máy để HS quan sát khối trong “Diện tích xung quanh và diện tích toàn phần của hình lập</w:t>
+            </w:r>
+          </w:p>
+          <w:p>
+            <w:pPr>
+              <w:spacing w:after="0"/>
+            </w:pPr>
+            <w:r>
+              <w:rPr>
+                <w:b w:val="0"/>
+                <w:i w:val="0"/>
+                <w:sz w:val="18"/>
+              </w:rPr>
+              <w:t>NLS-AT: Luôn tự đặt phép tính và kiểm tra đơn vị đo trước khi tin kết quả bảng tính</w:t>
             </w:r>
           </w:p>
         </w:tc>
@@ -14910,6 +15336,20 @@
                 <w:i w:val="0"/>
                 <w:sz w:val="18"/>
               </w:rPr>
+              <w:t>NLS-GQVĐ (Cơ bản 2): GV dùng mô hình khối 3D xoay được trên máy để HS quan sát khối trong “Thể tích hình hộp chữ nhật” từ nhiều phía và xem hoạt</w:t>
+            </w:r>
+          </w:p>
+          <w:p>
+            <w:pPr>
+              <w:spacing w:after="0"/>
+            </w:pPr>
+            <w:r>
+              <w:rPr>
+                <w:b w:val="0"/>
+                <w:i w:val="0"/>
+                <w:sz w:val="18"/>
+              </w:rPr>
+              <w:t>NLS-AT: Luôn tự đặt phép tính và kiểm tra đơn vị đo trước khi tin kết quả bảng tính</w:t>
             </w:r>
           </w:p>
         </w:tc>
@@ -15138,6 +15578,20 @@
                 <w:i w:val="0"/>
                 <w:sz w:val="18"/>
               </w:rPr>
+              <w:t>NLS-GQVĐ (Cơ bản 2): GV dùng mô hình khối 3D xoay được trên máy để HS quan sát khối trong “Thể tích hình lập phương” từ nhiều phía và xem hoạt hình</w:t>
+            </w:r>
+          </w:p>
+          <w:p>
+            <w:pPr>
+              <w:spacing w:after="0"/>
+            </w:pPr>
+            <w:r>
+              <w:rPr>
+                <w:b w:val="0"/>
+                <w:i w:val="0"/>
+                <w:sz w:val="18"/>
+              </w:rPr>
+              <w:t>NLS-AT: Luôn tự đặt phép tính và kiểm tra đơn vị đo trước khi tin kết quả bảng tính</w:t>
             </w:r>
           </w:p>
         </w:tc>
@@ -15368,6 +15822,20 @@
                 <w:i w:val="0"/>
                 <w:sz w:val="18"/>
               </w:rPr>
+              <w:t>NLS-GQVĐ (Cơ bản 2): GV dùng mô hình khối 3D xoay được trên máy để HS quan sát khối trong “Thự hành tính toán và ước lượng tt một số hình khối”</w:t>
+            </w:r>
+          </w:p>
+          <w:p>
+            <w:pPr>
+              <w:spacing w:after="0"/>
+            </w:pPr>
+            <w:r>
+              <w:rPr>
+                <w:b w:val="0"/>
+                <w:i w:val="0"/>
+                <w:sz w:val="18"/>
+              </w:rPr>
+              <w:t>NLS-AT: Luôn tự đặt phép tính và kiểm tra đơn vị đo trước khi tin kết quả bảng tính</w:t>
             </w:r>
           </w:p>
         </w:tc>
@@ -15825,6 +16293,45 @@
                 <w:i w:val="0"/>
                 <w:sz w:val="18"/>
               </w:rPr>
+              <w:t>NLS-GQVĐ (Cơ bản 2): HS tự đổi đơn vị trong “Các đơn vị đo thời gian” ra nháp trước</w:t>
+            </w:r>
+          </w:p>
+          <w:p>
+            <w:pPr>
+              <w:spacing w:after="0"/>
+            </w:pPr>
+            <w:r>
+              <w:rPr>
+                <w:b w:val="0"/>
+                <w:i w:val="0"/>
+                <w:sz w:val="18"/>
+              </w:rPr>
+              <w:t>NLS-KT (Cơ bản 2): GV chiếu ảnh vệ tinh sân trường hoặc một khu đất quen thuộc, cho HS ước lượng diện tích theo đơn vị vừa học rồi so với số</w:t>
+            </w:r>
+          </w:p>
+          <w:p>
+            <w:pPr>
+              <w:spacing w:after="0"/>
+            </w:pPr>
+            <w:r>
+              <w:rPr>
+                <w:b w:val="0"/>
+                <w:i w:val="0"/>
+                <w:sz w:val="18"/>
+              </w:rPr>
+              <w:t>NLS-AT: Luôn tự đổi đơn vị trước rồi mới đối chiếu</w:t>
+            </w:r>
+          </w:p>
+          <w:p>
+            <w:pPr>
+              <w:spacing w:after="0"/>
+            </w:pPr>
+            <w:r>
+              <w:rPr>
+                <w:b w:val="0"/>
+                <w:i w:val="0"/>
+                <w:sz w:val="18"/>
+              </w:rPr>
               <w:t>KNS: KN quản lí thời gian: xem giờ, sắp xếp công việc trong ngày.</w:t>
             </w:r>
           </w:p>
@@ -15942,6 +16449,45 @@
                 <w:i w:val="0"/>
                 <w:sz w:val="18"/>
               </w:rPr>
+              <w:t>NLS-GQVĐ (Cơ bản 2): HS tự đổi đơn vị trong “Cộng, trừ số đo thời gian” ra nháp trước</w:t>
+            </w:r>
+          </w:p>
+          <w:p>
+            <w:pPr>
+              <w:spacing w:after="0"/>
+            </w:pPr>
+            <w:r>
+              <w:rPr>
+                <w:b w:val="0"/>
+                <w:i w:val="0"/>
+                <w:sz w:val="18"/>
+              </w:rPr>
+              <w:t>NLS-KT (Cơ bản 2): GV chiếu ảnh vệ tinh sân trường hoặc một khu đất quen thuộc, cho HS ước lượng diện tích theo đơn vị vừa học rồi so với số</w:t>
+            </w:r>
+          </w:p>
+          <w:p>
+            <w:pPr>
+              <w:spacing w:after="0"/>
+            </w:pPr>
+            <w:r>
+              <w:rPr>
+                <w:b w:val="0"/>
+                <w:i w:val="0"/>
+                <w:sz w:val="18"/>
+              </w:rPr>
+              <w:t>NLS-AT: Luôn tự đổi đơn vị trước rồi mới đối chiếu</w:t>
+            </w:r>
+          </w:p>
+          <w:p>
+            <w:pPr>
+              <w:spacing w:after="0"/>
+            </w:pPr>
+            <w:r>
+              <w:rPr>
+                <w:b w:val="0"/>
+                <w:i w:val="0"/>
+                <w:sz w:val="18"/>
+              </w:rPr>
               <w:t>KNS: KN quản lí thời gian: xem giờ, sắp xếp công việc trong ngày.</w:t>
             </w:r>
           </w:p>
@@ -16171,6 +16717,45 @@
                 <w:i w:val="0"/>
                 <w:sz w:val="18"/>
               </w:rPr>
+              <w:t>NLS-GQVĐ (Cơ bản 2): HS tự đổi đơn vị trong “Nhân, chia số đo thời gian với một số” ra nháp trước</w:t>
+            </w:r>
+          </w:p>
+          <w:p>
+            <w:pPr>
+              <w:spacing w:after="0"/>
+            </w:pPr>
+            <w:r>
+              <w:rPr>
+                <w:b w:val="0"/>
+                <w:i w:val="0"/>
+                <w:sz w:val="18"/>
+              </w:rPr>
+              <w:t>NLS-KT (Cơ bản 2): GV chiếu ảnh vệ tinh sân trường hoặc một khu đất quen thuộc, cho HS ước lượng diện tích theo đơn vị vừa học rồi so với số</w:t>
+            </w:r>
+          </w:p>
+          <w:p>
+            <w:pPr>
+              <w:spacing w:after="0"/>
+            </w:pPr>
+            <w:r>
+              <w:rPr>
+                <w:b w:val="0"/>
+                <w:i w:val="0"/>
+                <w:sz w:val="18"/>
+              </w:rPr>
+              <w:t>NLS-AT: Luôn tự đổi đơn vị trước rồi mới đối chiếu</w:t>
+            </w:r>
+          </w:p>
+          <w:p>
+            <w:pPr>
+              <w:spacing w:after="0"/>
+            </w:pPr>
+            <w:r>
+              <w:rPr>
+                <w:b w:val="0"/>
+                <w:i w:val="0"/>
+                <w:sz w:val="18"/>
+              </w:rPr>
               <w:t>KNS: KN quản lí thời gian: xem giờ, sắp xếp công việc trong ngày.</w:t>
             </w:r>
           </w:p>
@@ -16516,6 +17101,58 @@
                 <w:i w:val="0"/>
                 <w:sz w:val="18"/>
               </w:rPr>
+              <w:t>NLS-GQVĐ (Cơ bản 2): GV chiếu mô phỏng hai vật chuyển động với vận tốc khác nhau để HS thấy trực quan quan hệ vận tốc – quãng đường – thời gian</w:t>
+            </w:r>
+          </w:p>
+          <w:p>
+            <w:pPr>
+              <w:spacing w:after="0"/>
+            </w:pPr>
+            <w:r>
+              <w:rPr>
+                <w:b w:val="0"/>
+                <w:i w:val="0"/>
+                <w:sz w:val="18"/>
+              </w:rPr>
+              <w:t>NLS-KT (Cơ bản 2): GV dùng ứng dụng bản đồ đo quãng đường từ trường đến một địa điểm quen thuộc</w:t>
+            </w:r>
+          </w:p>
+          <w:p>
+            <w:pPr>
+              <w:spacing w:after="0"/>
+            </w:pPr>
+            <w:r>
+              <w:rPr>
+                <w:b w:val="0"/>
+                <w:i w:val="0"/>
+                <w:sz w:val="18"/>
+              </w:rPr>
+              <w:t>AI-NB (Cơ bản 2): GV nêu: ứng dụng bản đồ dự đoán thời gian đến nơi bằng trí tuệ nhân tạo dựa trên dữ liệu giao thông</w:t>
+            </w:r>
+          </w:p>
+          <w:p>
+            <w:pPr>
+              <w:spacing w:after="0"/>
+            </w:pPr>
+            <w:r>
+              <w:rPr>
+                <w:b w:val="0"/>
+                <w:i w:val="0"/>
+                <w:sz w:val="18"/>
+              </w:rPr>
+              <w:t>NLS-AT: Không bật chia sẻ vị trí cho người lạ</w:t>
+            </w:r>
+          </w:p>
+          <w:p>
+            <w:pPr>
+              <w:spacing w:after="0"/>
+            </w:pPr>
+            <w:r>
+              <w:rPr>
+                <w:b w:val="0"/>
+                <w:i w:val="0"/>
+                <w:sz w:val="18"/>
+              </w:rPr>
               <w:t>KNS: KN quản lí thời gian: xem giờ, sắp xếp công việc trong ngày.</w:t>
             </w:r>
           </w:p>
@@ -16745,6 +17382,58 @@
                 <w:i w:val="0"/>
                 <w:sz w:val="18"/>
               </w:rPr>
+              <w:t>NLS-GQVĐ (Cơ bản 2): GV chiếu mô phỏng hai vật chuyển động với vận tốc khác nhau để HS thấy trực quan quan hệ vận tốc – quãng đường – thời gian</w:t>
+            </w:r>
+          </w:p>
+          <w:p>
+            <w:pPr>
+              <w:spacing w:after="0"/>
+            </w:pPr>
+            <w:r>
+              <w:rPr>
+                <w:b w:val="0"/>
+                <w:i w:val="0"/>
+                <w:sz w:val="18"/>
+              </w:rPr>
+              <w:t>NLS-KT (Cơ bản 2): GV dùng ứng dụng bản đồ đo quãng đường từ trường đến một địa điểm quen thuộc</w:t>
+            </w:r>
+          </w:p>
+          <w:p>
+            <w:pPr>
+              <w:spacing w:after="0"/>
+            </w:pPr>
+            <w:r>
+              <w:rPr>
+                <w:b w:val="0"/>
+                <w:i w:val="0"/>
+                <w:sz w:val="18"/>
+              </w:rPr>
+              <w:t>AI-NB (Cơ bản 2): GV nêu: ứng dụng bản đồ dự đoán thời gian đến nơi bằng trí tuệ nhân tạo dựa trên dữ liệu giao thông</w:t>
+            </w:r>
+          </w:p>
+          <w:p>
+            <w:pPr>
+              <w:spacing w:after="0"/>
+            </w:pPr>
+            <w:r>
+              <w:rPr>
+                <w:b w:val="0"/>
+                <w:i w:val="0"/>
+                <w:sz w:val="18"/>
+              </w:rPr>
+              <w:t>NLS-AT: Không bật chia sẻ vị trí cho người lạ</w:t>
+            </w:r>
+          </w:p>
+          <w:p>
+            <w:pPr>
+              <w:spacing w:after="0"/>
+            </w:pPr>
+            <w:r>
+              <w:rPr>
+                <w:b w:val="0"/>
+                <w:i w:val="0"/>
+                <w:sz w:val="18"/>
+              </w:rPr>
               <w:t>KNS: KN quản lí thời gian: xem giờ, sắp xếp công việc trong ngày.</w:t>
             </w:r>
           </w:p>
@@ -17090,6 +17779,58 @@
                 <w:i w:val="0"/>
                 <w:sz w:val="18"/>
               </w:rPr>
+              <w:t>NLS-GQVĐ (Cơ bản 2): GV chiếu mô phỏng hai vật chuyển động với vận tốc khác nhau để HS thấy trực quan quan hệ vận tốc – quãng đường – thời gian</w:t>
+            </w:r>
+          </w:p>
+          <w:p>
+            <w:pPr>
+              <w:spacing w:after="0"/>
+            </w:pPr>
+            <w:r>
+              <w:rPr>
+                <w:b w:val="0"/>
+                <w:i w:val="0"/>
+                <w:sz w:val="18"/>
+              </w:rPr>
+              <w:t>NLS-KT (Cơ bản 2): GV dùng ứng dụng bản đồ đo quãng đường từ trường đến một địa điểm quen thuộc</w:t>
+            </w:r>
+          </w:p>
+          <w:p>
+            <w:pPr>
+              <w:spacing w:after="0"/>
+            </w:pPr>
+            <w:r>
+              <w:rPr>
+                <w:b w:val="0"/>
+                <w:i w:val="0"/>
+                <w:sz w:val="18"/>
+              </w:rPr>
+              <w:t>AI-NB (Cơ bản 2): GV nêu: ứng dụng bản đồ dự đoán thời gian đến nơi bằng trí tuệ nhân tạo dựa trên dữ liệu giao thông</w:t>
+            </w:r>
+          </w:p>
+          <w:p>
+            <w:pPr>
+              <w:spacing w:after="0"/>
+            </w:pPr>
+            <w:r>
+              <w:rPr>
+                <w:b w:val="0"/>
+                <w:i w:val="0"/>
+                <w:sz w:val="18"/>
+              </w:rPr>
+              <w:t>NLS-AT: Không bật chia sẻ vị trí cho người lạ</w:t>
+            </w:r>
+          </w:p>
+          <w:p>
+            <w:pPr>
+              <w:spacing w:after="0"/>
+            </w:pPr>
+            <w:r>
+              <w:rPr>
+                <w:b w:val="0"/>
+                <w:i w:val="0"/>
+                <w:sz w:val="18"/>
+              </w:rPr>
               <w:t>KNS: KN quản lí thời gian: xem giờ, sắp xếp công việc trong ngày.</w:t>
             </w:r>
           </w:p>
@@ -17663,6 +18404,46 @@
                 <w:i w:val="0"/>
                 <w:sz w:val="18"/>
               </w:rPr>
+              <w:t>NLS-KT (Cơ bản 2): GV chiếu một biểu đồ lấy từ báo hoặc trang tin có thật, cho HS đọc số liệu và đặt câu hỏi: biểu đồ này lấy số liệu</w:t>
+            </w:r>
+          </w:p>
+          <w:p>
+            <w:pPr>
+              <w:spacing w:after="0"/>
+            </w:pPr>
+            <w:r>
+              <w:rPr>
+                <w:b w:val="0"/>
+                <w:i w:val="0"/>
+                <w:sz w:val="18"/>
+              </w:rPr>
+              <w:t>NLS-ST (Cơ bản 2): GV hướng dẫn HS nhập dãy số liệu của “Thu thập, phân loại, sắp xếp các số liệu” vào bảng tính</w:t>
+            </w:r>
+          </w:p>
+          <w:p>
+            <w:pPr>
+              <w:spacing w:after="0"/>
+            </w:pPr>
+            <w:r>
+              <w:rPr>
+                <w:b w:val="0"/>
+                <w:i w:val="0"/>
+                <w:sz w:val="18"/>
+              </w:rPr>
+              <w:t>AI-NB (Cơ bản 2): GV dùng công cụ trí tuệ nhân tạo tự nhận xét bộ số liệu vừa lập</w:t>
+            </w:r>
+          </w:p>
+          <w:p>
+            <w:pPr>
+              <w:spacing w:after="0"/>
+            </w:pPr>
+            <w:r>
+              <w:rPr>
+                <w:b w:val="0"/>
+                <w:i w:val="0"/>
+                <w:sz w:val="18"/>
+              </w:rPr>
+              <w:t>NLS-AT: Số liệu đưa vào bài phải có nguồn rõ ràng</w:t>
             </w:r>
           </w:p>
         </w:tc>
@@ -17777,7 +18558,46 @@
                 <w:i w:val="0"/>
                 <w:sz w:val="18"/>
               </w:rPr>
-              <w:t>NLS-KT: đọc, so sánh, trình bày dữ liệu/bảng biểu bằng học liệu số hoặc bảng tính đơn giản.</w:t>
+              <w:t>NLS-KT (Cơ bản 2): GV chiếu một biểu đồ lấy từ báo hoặc trang tin có thật, cho HS đọc số liệu và đặt câu hỏi: biểu đồ này lấy số liệu</w:t>
+            </w:r>
+          </w:p>
+          <w:p>
+            <w:pPr>
+              <w:spacing w:after="0"/>
+            </w:pPr>
+            <w:r>
+              <w:rPr>
+                <w:b w:val="0"/>
+                <w:i w:val="0"/>
+                <w:sz w:val="18"/>
+              </w:rPr>
+              <w:t>NLS-ST (Cơ bản 2): GV hướng dẫn HS nhập dãy số liệu của “Biểu đồ hình quạt tròn” vào bảng tính</w:t>
+            </w:r>
+          </w:p>
+          <w:p>
+            <w:pPr>
+              <w:spacing w:after="0"/>
+            </w:pPr>
+            <w:r>
+              <w:rPr>
+                <w:b w:val="0"/>
+                <w:i w:val="0"/>
+                <w:sz w:val="18"/>
+              </w:rPr>
+              <w:t>AI-NB (Cơ bản 2): GV dùng công cụ trí tuệ nhân tạo tự nhận xét bộ số liệu vừa lập</w:t>
+            </w:r>
+          </w:p>
+          <w:p>
+            <w:pPr>
+              <w:spacing w:after="0"/>
+            </w:pPr>
+            <w:r>
+              <w:rPr>
+                <w:b w:val="0"/>
+                <w:i w:val="0"/>
+                <w:sz w:val="18"/>
+              </w:rPr>
+              <w:t>NLS-AT: Số liệu đưa vào bài phải có nguồn rõ ràng</w:t>
             </w:r>
           </w:p>
         </w:tc>
@@ -18007,7 +18827,33 @@
                 <w:i w:val="0"/>
                 <w:sz w:val="18"/>
               </w:rPr>
-              <w:t>NLS-KT: đọc, so sánh, trình bày dữ liệu/bảng biểu bằng học liệu số hoặc bảng tính đơn giản.</w:t>
+              <w:t>NLS-GQVĐ (Cơ bản 2): GV dùng công cụ mô phỏng trên máy (tung đồng xu, gieo xúc xắc ảo) chạy hàng trăm lượt trong vài giây để HS thấy tỉ số trong</w:t>
+            </w:r>
+          </w:p>
+          <w:p>
+            <w:pPr>
+              <w:spacing w:after="0"/>
+            </w:pPr>
+            <w:r>
+              <w:rPr>
+                <w:b w:val="0"/>
+                <w:i w:val="0"/>
+                <w:sz w:val="18"/>
+              </w:rPr>
+              <w:t>AI-NB (Cơ bản 2): GV nêu: máy dự đoán thời tiết hay gợi ý video đều dựa trên việc tính khả năng xảy ra từ rất nhiều dữ liệu</w:t>
+            </w:r>
+          </w:p>
+          <w:p>
+            <w:pPr>
+              <w:spacing w:after="0"/>
+            </w:pPr>
+            <w:r>
+              <w:rPr>
+                <w:b w:val="0"/>
+                <w:i w:val="0"/>
+                <w:sz w:val="18"/>
+              </w:rPr>
+              <w:t>NLS-AT: Hiểu rằng dự đoán tự động của máy có thể sai</w:t>
             </w:r>
           </w:p>
         </w:tc>
@@ -18122,6 +18968,46 @@
                 <w:i w:val="0"/>
                 <w:sz w:val="18"/>
               </w:rPr>
+              <w:t>NLS-KT (Cơ bản 2): GV chiếu một biểu đồ lấy từ báo hoặc trang tin có thật, cho HS đọc số liệu và đặt câu hỏi: biểu đồ này lấy số liệu</w:t>
+            </w:r>
+          </w:p>
+          <w:p>
+            <w:pPr>
+              <w:spacing w:after="0"/>
+            </w:pPr>
+            <w:r>
+              <w:rPr>
+                <w:b w:val="0"/>
+                <w:i w:val="0"/>
+                <w:sz w:val="18"/>
+              </w:rPr>
+              <w:t>NLS-ST (Cơ bản 2): GV hướng dẫn HS nhập dãy số liệu của “Thực hành và trải nghiệm thu thập, phân tích, biểu diễn các số liệu thống kê” vào bảng tính</w:t>
+            </w:r>
+          </w:p>
+          <w:p>
+            <w:pPr>
+              <w:spacing w:after="0"/>
+            </w:pPr>
+            <w:r>
+              <w:rPr>
+                <w:b w:val="0"/>
+                <w:i w:val="0"/>
+                <w:sz w:val="18"/>
+              </w:rPr>
+              <w:t>AI-NB (Cơ bản 2): GV dùng công cụ trí tuệ nhân tạo tự nhận xét bộ số liệu vừa lập</w:t>
+            </w:r>
+          </w:p>
+          <w:p>
+            <w:pPr>
+              <w:spacing w:after="0"/>
+            </w:pPr>
+            <w:r>
+              <w:rPr>
+                <w:b w:val="0"/>
+                <w:i w:val="0"/>
+                <w:sz w:val="18"/>
+              </w:rPr>
+              <w:t>NLS-AT: Số liệu đưa vào bài phải có nguồn rõ ràng</w:t>
             </w:r>
           </w:p>
         </w:tc>

--- a/assets/docs/lop5/Toan - Lop 5.docx
+++ b/assets/docs/lop5/Toan - Lop 5.docx
@@ -2535,6 +2535,33 @@
                 <w:i w:val="0"/>
                 <w:sz w:val="18"/>
               </w:rPr>
+              <w:t>NLS-GQVĐ (Cơ bản 2): Ở tiết luyện tập chung, GV cho HS làm bộ bài tập tương tác có chấm tự động về đọc, viết</w:t>
+            </w:r>
+          </w:p>
+          <w:p>
+            <w:pPr>
+              <w:spacing w:after="0"/>
+            </w:pPr>
+            <w:r>
+              <w:rPr>
+                <w:b w:val="0"/>
+                <w:i w:val="0"/>
+                <w:sz w:val="18"/>
+              </w:rPr>
+              <w:t>NLS-KT (Cơ bản 2): GV chiếu bài toán thực tế có bảng số liệu, tô màu dòng cần dùng theo lời HS đọc đề; các em học cách lấy đúng số liệu</w:t>
+            </w:r>
+          </w:p>
+          <w:p>
+            <w:pPr>
+              <w:spacing w:after="0"/>
+            </w:pPr>
+            <w:r>
+              <w:rPr>
+                <w:b w:val="0"/>
+                <w:i w:val="0"/>
+                <w:sz w:val="18"/>
+              </w:rPr>
+              <w:t>NLS-AT: Bài tập tương tác do thầy cô mở</w:t>
             </w:r>
           </w:p>
         </w:tc>
@@ -4143,6 +4170,33 @@
                 <w:i w:val="0"/>
                 <w:sz w:val="18"/>
               </w:rPr>
+              <w:t>NLS-GQVĐ (Cơ bản 2): Ở tiết luyện tập chung, GV cho HS làm bộ câu hỏi tương tác có chấm tự động về đọc, viết</w:t>
+            </w:r>
+          </w:p>
+          <w:p>
+            <w:pPr>
+              <w:spacing w:after="0"/>
+            </w:pPr>
+            <w:r>
+              <w:rPr>
+                <w:b w:val="0"/>
+                <w:i w:val="0"/>
+                <w:sz w:val="18"/>
+              </w:rPr>
+              <w:t>NLS-KT (Cơ bản 2): GV chiếu bảng hàng của số thập phân phóng to, bấm sáng dần từng hàng phần mười, phần trăm theo lời HS đọc số</w:t>
+            </w:r>
+          </w:p>
+          <w:p>
+            <w:pPr>
+              <w:spacing w:after="0"/>
+            </w:pPr>
+            <w:r>
+              <w:rPr>
+                <w:b w:val="0"/>
+                <w:i w:val="0"/>
+                <w:sz w:val="18"/>
+              </w:rPr>
+              <w:t>NLS-AT: Bài tập tương tác do thầy cô mở, HS làm đúng phần được giao</w:t>
             </w:r>
           </w:p>
         </w:tc>
@@ -6940,6 +6994,33 @@
                 <w:i w:val="0"/>
                 <w:sz w:val="18"/>
               </w:rPr>
+              <w:t>NLS-GQVĐ (Cơ bản 2): Ở tiết luyện tập chung, GV cho HS làm bộ câu hỏi tương tác có chấm tự động; sau mỗi câu các em biết ngay đúng hay sai</w:t>
+            </w:r>
+          </w:p>
+          <w:p>
+            <w:pPr>
+              <w:spacing w:after="0"/>
+            </w:pPr>
+            <w:r>
+              <w:rPr>
+                <w:b w:val="0"/>
+                <w:i w:val="0"/>
+                <w:sz w:val="18"/>
+              </w:rPr>
+              <w:t>NLS-KT (Cơ bản 2): GV chiếu bài toán thực tế có bảng số liệu, tô màu dòng và cột cần dùng theo lời HS đọc đề; các em học cách đọc bảng</w:t>
+            </w:r>
+          </w:p>
+          <w:p>
+            <w:pPr>
+              <w:spacing w:after="0"/>
+            </w:pPr>
+            <w:r>
+              <w:rPr>
+                <w:b w:val="0"/>
+                <w:i w:val="0"/>
+                <w:sz w:val="18"/>
+              </w:rPr>
+              <w:t>NLS-AT: Bài tập tương tác do thầy cô mở</w:t>
             </w:r>
           </w:p>
         </w:tc>

--- a/assets/docs/lop5/Toan - Lop 5.docx
+++ b/assets/docs/lop5/Toan - Lop 5.docx
@@ -1310,33 +1310,7 @@
                 <w:i w:val="0"/>
                 <w:sz w:val="18"/>
               </w:rPr>
-              <w:t>NLS-GQVĐ (Cơ bản 2): GV chiếu hình tô màu để HS viết phân số chỉ phần tô màu, nhận ra phân số có mẫu số 10, 100</w:t>
-            </w:r>
-          </w:p>
-          <w:p>
-            <w:pPr>
-              <w:spacing w:after="0"/>
-            </w:pPr>
-            <w:r>
-              <w:rPr>
-                <w:b w:val="0"/>
-                <w:i w:val="0"/>
-                <w:sz w:val="18"/>
-              </w:rPr>
-              <w:t>AI-NB (Cơ bản 2, QĐ 2422: 5.A1.2): GV nhờ công cụ trí tuệ nhân tạo giải bài viết 11/25 và 82/2000 thành phân số thập phân, chiếu lời giải</w:t>
-            </w:r>
-          </w:p>
-          <w:p>
-            <w:pPr>
-              <w:spacing w:after="0"/>
-            </w:pPr>
-            <w:r>
-              <w:rPr>
-                <w:b w:val="0"/>
-                <w:i w:val="0"/>
-                <w:sz w:val="18"/>
-              </w:rPr>
-              <w:t>NLS-AT: HS tự đặt tính và tự đặt dấu phẩy</w:t>
+              <w:t>NLS-GQVĐ (Cơ bản 2): Chiếu hình tô màu để HS viết phân số chỉ phần tô màu, nhận ra phân số có mẫu số 10, 100.</w:t>
             </w:r>
           </w:p>
         </w:tc>
@@ -1795,33 +1769,7 @@
                 <w:i w:val="0"/>
                 <w:sz w:val="18"/>
               </w:rPr>
-              <w:t>NLS-KT (Cơ bản 2): Ở bài “Cộng, trừ hai phân số khác mẫu”, GV dùng mô hình phân số kéo thả trên máy: chia hình tròn và băng giấy ảo thành các</w:t>
-            </w:r>
-          </w:p>
-          <w:p>
-            <w:pPr>
-              <w:spacing w:after="0"/>
-            </w:pPr>
-            <w:r>
-              <w:rPr>
-                <w:b w:val="0"/>
-                <w:i w:val="0"/>
-                <w:sz w:val="18"/>
-              </w:rPr>
-              <w:t>NLS-GQVĐ (Cơ bản 2): GV chiếu một bài làm có lỗi cộng thẳng tử với tử, mẫu với mẫu; HS dùng mô hình trên máy kiểm tra lại</w:t>
-            </w:r>
-          </w:p>
-          <w:p>
-            <w:pPr>
-              <w:spacing w:after="0"/>
-            </w:pPr>
-            <w:r>
-              <w:rPr>
-                <w:b w:val="0"/>
-                <w:i w:val="0"/>
-                <w:sz w:val="18"/>
-              </w:rPr>
-              <w:t>NLS-AT: Mô hình do thầy cô điều khiển, HS chờ đến lượt được mời lên kéo thả</w:t>
+              <w:t>NLS-KT (Cơ bản 2): Ở bài “Cộng, trừ hai phân số khác mẫu”, GV dùng mô hình phân số kéo thả trên máy.</w:t>
             </w:r>
           </w:p>
         </w:tc>
@@ -2050,33 +1998,6 @@
                 <w:i w:val="0"/>
                 <w:sz w:val="18"/>
               </w:rPr>
-              <w:t>NLS-KT (Cơ bản 2): Ở bài “Hỗn số”, GV dùng mô hình trên máy: hiện hai hình tròn nguyên và một phần của hình thứ ba</w:t>
-            </w:r>
-          </w:p>
-          <w:p>
-            <w:pPr>
-              <w:spacing w:after="0"/>
-            </w:pPr>
-            <w:r>
-              <w:rPr>
-                <w:b w:val="0"/>
-                <w:i w:val="0"/>
-                <w:sz w:val="18"/>
-              </w:rPr>
-              <w:t>NLS-GQVĐ (Cơ bản 2): GV chiếu bài tập nối hình vẽ với hỗn số tương ứng; máy chấm ngay nên HS nhận ra mình còn nhầm phần nguyên với tử số</w:t>
-            </w:r>
-          </w:p>
-          <w:p>
-            <w:pPr>
-              <w:spacing w:after="0"/>
-            </w:pPr>
-            <w:r>
-              <w:rPr>
-                <w:b w:val="0"/>
-                <w:i w:val="0"/>
-                <w:sz w:val="18"/>
-              </w:rPr>
-              <w:t>NLS-AT: Mô hình do thầy cô điều khiển, HS chờ đến lượt được mời lên chạm màn hình</w:t>
             </w:r>
           </w:p>
         </w:tc>
@@ -2535,33 +2456,7 @@
                 <w:i w:val="0"/>
                 <w:sz w:val="18"/>
               </w:rPr>
-              <w:t>NLS-GQVĐ (Cơ bản 2): Ở tiết luyện tập chung, GV cho HS làm bộ bài tập tương tác có chấm tự động về đọc, viết</w:t>
-            </w:r>
-          </w:p>
-          <w:p>
-            <w:pPr>
-              <w:spacing w:after="0"/>
-            </w:pPr>
-            <w:r>
-              <w:rPr>
-                <w:b w:val="0"/>
-                <w:i w:val="0"/>
-                <w:sz w:val="18"/>
-              </w:rPr>
-              <w:t>NLS-KT (Cơ bản 2): GV chiếu bài toán thực tế có bảng số liệu, tô màu dòng cần dùng theo lời HS đọc đề; các em học cách lấy đúng số liệu</w:t>
-            </w:r>
-          </w:p>
-          <w:p>
-            <w:pPr>
-              <w:spacing w:after="0"/>
-            </w:pPr>
-            <w:r>
-              <w:rPr>
-                <w:b w:val="0"/>
-                <w:i w:val="0"/>
-                <w:sz w:val="18"/>
-              </w:rPr>
-              <w:t>NLS-AT: Bài tập tương tác do thầy cô mở</w:t>
+              <w:t>NLS-GQVĐ (Cơ bản 2): Ở tiết luyện tập chung, GV cho HS làm bộ bài tập tương tác có chấm tự động về đọc, viết.</w:t>
             </w:r>
           </w:p>
         </w:tc>
@@ -2905,33 +2800,6 @@
                 <w:i w:val="0"/>
                 <w:sz w:val="18"/>
               </w:rPr>
-              <w:t>NLS-GQVĐ (Cơ bản 2): GV dùng tia số phóng to được trên máy để HS thấy vị trí các số trong “Khái niệm về số thập phân” nằm xen giữa hai số</w:t>
-            </w:r>
-          </w:p>
-          <w:p>
-            <w:pPr>
-              <w:spacing w:after="0"/>
-            </w:pPr>
-            <w:r>
-              <w:rPr>
-                <w:b w:val="0"/>
-                <w:i w:val="0"/>
-                <w:sz w:val="18"/>
-              </w:rPr>
-              <w:t>AI-NB (Cơ bản 2): GV cho HS nhờ công cụ trí tuệ nhân tạo giải một bài về “Khái niệm về số thập phân”</w:t>
-            </w:r>
-          </w:p>
-          <w:p>
-            <w:pPr>
-              <w:spacing w:after="0"/>
-            </w:pPr>
-            <w:r>
-              <w:rPr>
-                <w:b w:val="0"/>
-                <w:i w:val="0"/>
-                <w:sz w:val="18"/>
-              </w:rPr>
-              <w:t>NLS-AT: HS tự đặt tính và tự đặt dấu phẩy</w:t>
             </w:r>
           </w:p>
         </w:tc>
@@ -3276,33 +3144,7 @@
                 <w:i w:val="0"/>
                 <w:sz w:val="18"/>
               </w:rPr>
-              <w:t>NLS-GQVĐ (Cơ bản 2): GV dùng tia số phóng to được trên máy để HS thấy vị trí các số trong “So sánh số thập phân” nằm xen giữa hai số tự</w:t>
-            </w:r>
-          </w:p>
-          <w:p>
-            <w:pPr>
-              <w:spacing w:after="0"/>
-            </w:pPr>
-            <w:r>
-              <w:rPr>
-                <w:b w:val="0"/>
-                <w:i w:val="0"/>
-                <w:sz w:val="18"/>
-              </w:rPr>
-              <w:t>AI-NB (Cơ bản 2): GV cho HS nhờ công cụ trí tuệ nhân tạo giải một bài về “So sánh số thập phân”</w:t>
-            </w:r>
-          </w:p>
-          <w:p>
-            <w:pPr>
-              <w:spacing w:after="0"/>
-            </w:pPr>
-            <w:r>
-              <w:rPr>
-                <w:b w:val="0"/>
-                <w:i w:val="0"/>
-                <w:sz w:val="18"/>
-              </w:rPr>
-              <w:t>NLS-AT: HS tự đặt tính và tự đặt dấu phẩy</w:t>
+              <w:t>AI-NB (Nhận biết): Cho HS nhờ công cụ trí tuệ nhân tạo giải một bài về “So sánh số thập phân”, rồi cả lớp soi.</w:t>
             </w:r>
           </w:p>
         </w:tc>
@@ -3531,45 +3373,6 @@
                 <w:i w:val="0"/>
                 <w:sz w:val="18"/>
               </w:rPr>
-              <w:t>NLS-GQVĐ (Cơ bản 2): GV dùng tia số phóng to được trên máy để HS thấy vị trí các số trong “Viết số đo đại lượng dưới dạng số thập phân” nằm</w:t>
-            </w:r>
-          </w:p>
-          <w:p>
-            <w:pPr>
-              <w:spacing w:after="0"/>
-            </w:pPr>
-            <w:r>
-              <w:rPr>
-                <w:b w:val="0"/>
-                <w:i w:val="0"/>
-                <w:sz w:val="18"/>
-              </w:rPr>
-              <w:t>AI-NB (Cơ bản 2): GV cho HS nhờ công cụ trí tuệ nhân tạo giải một bài về “Viết số đo đại lượng dưới dạng số thập phân”</w:t>
-            </w:r>
-          </w:p>
-          <w:p>
-            <w:pPr>
-              <w:spacing w:after="0"/>
-            </w:pPr>
-            <w:r>
-              <w:rPr>
-                <w:b w:val="0"/>
-                <w:i w:val="0"/>
-                <w:sz w:val="18"/>
-              </w:rPr>
-              <w:t>NLS-AT: HS tự đặt tính và tự đặt dấu phẩy</w:t>
-            </w:r>
-          </w:p>
-          <w:p>
-            <w:pPr>
-              <w:spacing w:after="0"/>
-            </w:pPr>
-            <w:r>
-              <w:rPr>
-                <w:b w:val="0"/>
-                <w:i w:val="0"/>
-                <w:sz w:val="18"/>
-              </w:rPr>
               <w:t>STEM: Dụng cụ học số thập phân (Toán – Mĩ thuật) — dạy thay cho tiết này.</w:t>
             </w:r>
           </w:p>
@@ -3915,33 +3718,7 @@
                 <w:i w:val="0"/>
                 <w:sz w:val="18"/>
               </w:rPr>
-              <w:t>NLS-GQVĐ (Cơ bản 2): GV dùng tia số phóng to được trên máy để HS thấy vị trí các số trong “Làm tròn số thập phân” nằm xen giữa hai số tự</w:t>
-            </w:r>
-          </w:p>
-          <w:p>
-            <w:pPr>
-              <w:spacing w:after="0"/>
-            </w:pPr>
-            <w:r>
-              <w:rPr>
-                <w:b w:val="0"/>
-                <w:i w:val="0"/>
-                <w:sz w:val="18"/>
-              </w:rPr>
-              <w:t>AI-NB (Cơ bản 2): GV cho HS nhờ công cụ trí tuệ nhân tạo giải một bài về “Làm tròn số thập phân”</w:t>
-            </w:r>
-          </w:p>
-          <w:p>
-            <w:pPr>
-              <w:spacing w:after="0"/>
-            </w:pPr>
-            <w:r>
-              <w:rPr>
-                <w:b w:val="0"/>
-                <w:i w:val="0"/>
-                <w:sz w:val="18"/>
-              </w:rPr>
-              <w:t>NLS-AT: HS tự đặt tính và tự đặt dấu phẩy</w:t>
+              <w:t>NLS-GQVĐ (Cơ bản 2): Dùng tia số phóng to được trên máy.</w:t>
             </w:r>
           </w:p>
         </w:tc>
@@ -4170,33 +3947,6 @@
                 <w:i w:val="0"/>
                 <w:sz w:val="18"/>
               </w:rPr>
-              <w:t>NLS-GQVĐ (Cơ bản 2): Ở tiết luyện tập chung, GV cho HS làm bộ câu hỏi tương tác có chấm tự động về đọc, viết</w:t>
-            </w:r>
-          </w:p>
-          <w:p>
-            <w:pPr>
-              <w:spacing w:after="0"/>
-            </w:pPr>
-            <w:r>
-              <w:rPr>
-                <w:b w:val="0"/>
-                <w:i w:val="0"/>
-                <w:sz w:val="18"/>
-              </w:rPr>
-              <w:t>NLS-KT (Cơ bản 2): GV chiếu bảng hàng của số thập phân phóng to, bấm sáng dần từng hàng phần mười, phần trăm theo lời HS đọc số</w:t>
-            </w:r>
-          </w:p>
-          <w:p>
-            <w:pPr>
-              <w:spacing w:after="0"/>
-            </w:pPr>
-            <w:r>
-              <w:rPr>
-                <w:b w:val="0"/>
-                <w:i w:val="0"/>
-                <w:sz w:val="18"/>
-              </w:rPr>
-              <w:t>NLS-AT: Bài tập tương tác do thầy cô mở, HS làm đúng phần được giao</w:t>
             </w:r>
           </w:p>
         </w:tc>
@@ -4428,33 +4178,7 @@
                 <w:i w:val="0"/>
                 <w:sz w:val="18"/>
               </w:rPr>
-              <w:t>NLS-GQVĐ (Cơ bản 2): HS tự đổi đơn vị trong “Ki – lô – mét vuông. héc – ta” ra nháp trước</w:t>
-            </w:r>
-          </w:p>
-          <w:p>
-            <w:pPr>
-              <w:spacing w:after="0"/>
-            </w:pPr>
-            <w:r>
-              <w:rPr>
-                <w:b w:val="0"/>
-                <w:i w:val="0"/>
-                <w:sz w:val="18"/>
-              </w:rPr>
-              <w:t>NLS-KT (Cơ bản 2): GV chiếu ảnh vệ tinh sân trường hoặc một khu đất quen thuộc, cho HS ước lượng diện tích theo đơn vị vừa học rồi so với số</w:t>
-            </w:r>
-          </w:p>
-          <w:p>
-            <w:pPr>
-              <w:spacing w:after="0"/>
-            </w:pPr>
-            <w:r>
-              <w:rPr>
-                <w:b w:val="0"/>
-                <w:i w:val="0"/>
-                <w:sz w:val="18"/>
-              </w:rPr>
-              <w:t>NLS-AT: Luôn tự đổi đơn vị trước rồi mới đối chiếu</w:t>
+              <w:t>NLS-KT (Cơ bản 2): Chiếu ảnh vệ tinh sân trường hoặc một khu đất quen thuộc, cho HS ước lượng diện tích theo đơn vị vừa học.</w:t>
             </w:r>
           </w:p>
         </w:tc>
@@ -4683,33 +4407,6 @@
                 <w:i w:val="0"/>
                 <w:sz w:val="18"/>
               </w:rPr>
-              <w:t>NLS-GQVĐ (Cơ bản 2): HS tự đổi đơn vị trong “Các đơn vị đo diện tích” ra nháp trước</w:t>
-            </w:r>
-          </w:p>
-          <w:p>
-            <w:pPr>
-              <w:spacing w:after="0"/>
-            </w:pPr>
-            <w:r>
-              <w:rPr>
-                <w:b w:val="0"/>
-                <w:i w:val="0"/>
-                <w:sz w:val="18"/>
-              </w:rPr>
-              <w:t>NLS-KT (Cơ bản 2): GV chiếu ảnh vệ tinh sân trường hoặc một khu đất quen thuộc, cho HS ước lượng diện tích theo đơn vị vừa học rồi so với số</w:t>
-            </w:r>
-          </w:p>
-          <w:p>
-            <w:pPr>
-              <w:spacing w:after="0"/>
-            </w:pPr>
-            <w:r>
-              <w:rPr>
-                <w:b w:val="0"/>
-                <w:i w:val="0"/>
-                <w:sz w:val="18"/>
-              </w:rPr>
-              <w:t>NLS-AT: Luôn tự đổi đơn vị trước rồi mới đối chiếu</w:t>
             </w:r>
           </w:p>
         </w:tc>
@@ -4941,6 +4638,7 @@
                 <w:i w:val="0"/>
                 <w:sz w:val="18"/>
               </w:rPr>
+              <w:t>NLS-GQVĐ (Cơ bản 2): HS tự đổi đơn vị trong “Thực hành và trải nghiệm với một số đơn vị đo đại lượng” ra nháp trước.</w:t>
             </w:r>
           </w:p>
         </w:tc>
@@ -5628,33 +5326,7 @@
                 <w:i w:val="0"/>
                 <w:sz w:val="18"/>
               </w:rPr>
-              <w:t>NLS-GQVĐ (Cơ bản 2): GV dùng tia số phóng to được trên máy để HS thấy vị trí các số trong “Phép trừ số thập phân” nằm xen giữa hai số tự</w:t>
-            </w:r>
-          </w:p>
-          <w:p>
-            <w:pPr>
-              <w:spacing w:after="0"/>
-            </w:pPr>
-            <w:r>
-              <w:rPr>
-                <w:b w:val="0"/>
-                <w:i w:val="0"/>
-                <w:sz w:val="18"/>
-              </w:rPr>
-              <w:t>AI-NB (Cơ bản 2): GV cho HS nhờ công cụ trí tuệ nhân tạo giải một bài về “Phép trừ số thập phân”</w:t>
-            </w:r>
-          </w:p>
-          <w:p>
-            <w:pPr>
-              <w:spacing w:after="0"/>
-            </w:pPr>
-            <w:r>
-              <w:rPr>
-                <w:b w:val="0"/>
-                <w:i w:val="0"/>
-                <w:sz w:val="18"/>
-              </w:rPr>
-              <w:t>NLS-AT: HS tự đặt tính và tự đặt dấu phẩy</w:t>
+              <w:t>AI-NB (Nhận biết): Cho HS nhờ công cụ trí tuệ nhân tạo giải một bài về “Phép trừ số thập phân”, rồi cả lớp soi.</w:t>
             </w:r>
           </w:p>
         </w:tc>
@@ -5883,33 +5555,6 @@
                 <w:i w:val="0"/>
                 <w:sz w:val="18"/>
               </w:rPr>
-              <w:t>NLS-GQVĐ (Cơ bản 2): GV dùng tia số phóng to được trên máy để HS thấy vị trí các số trong “Phép nhân số thập phân” nằm xen giữa hai số tự</w:t>
-            </w:r>
-          </w:p>
-          <w:p>
-            <w:pPr>
-              <w:spacing w:after="0"/>
-            </w:pPr>
-            <w:r>
-              <w:rPr>
-                <w:b w:val="0"/>
-                <w:i w:val="0"/>
-                <w:sz w:val="18"/>
-              </w:rPr>
-              <w:t>AI-NB (Cơ bản 2): GV cho HS nhờ công cụ trí tuệ nhân tạo giải một bài về “Phép nhân số thập phân”</w:t>
-            </w:r>
-          </w:p>
-          <w:p>
-            <w:pPr>
-              <w:spacing w:after="0"/>
-            </w:pPr>
-            <w:r>
-              <w:rPr>
-                <w:b w:val="0"/>
-                <w:i w:val="0"/>
-                <w:sz w:val="18"/>
-              </w:rPr>
-              <w:t>NLS-AT: HS tự đặt tính và tự đặt dấu phẩy</w:t>
             </w:r>
           </w:p>
         </w:tc>
@@ -6254,33 +5899,7 @@
                 <w:i w:val="0"/>
                 <w:sz w:val="18"/>
               </w:rPr>
-              <w:t>NLS-GQVĐ (Cơ bản 2): GV dùng tia số phóng to được trên máy để HS thấy vị trí các số trong “Chia một số thập phân cho một số tự nhiên” nằm</w:t>
-            </w:r>
-          </w:p>
-          <w:p>
-            <w:pPr>
-              <w:spacing w:after="0"/>
-            </w:pPr>
-            <w:r>
-              <w:rPr>
-                <w:b w:val="0"/>
-                <w:i w:val="0"/>
-                <w:sz w:val="18"/>
-              </w:rPr>
-              <w:t>AI-NB (Cơ bản 2): GV cho HS nhờ công cụ trí tuệ nhân tạo giải một bài về “Chia một số thập phân cho một số tự nhiên”</w:t>
-            </w:r>
-          </w:p>
-          <w:p>
-            <w:pPr>
-              <w:spacing w:after="0"/>
-            </w:pPr>
-            <w:r>
-              <w:rPr>
-                <w:b w:val="0"/>
-                <w:i w:val="0"/>
-                <w:sz w:val="18"/>
-              </w:rPr>
-              <w:t>NLS-AT: HS tự đặt tính và tự đặt dấu phẩy</w:t>
+              <w:t>NLS-GQVĐ (Cơ bản 2): Dùng tia số phóng to được trên máy.</w:t>
             </w:r>
           </w:p>
         </w:tc>
@@ -6739,33 +6358,7 @@
                 <w:i w:val="0"/>
                 <w:sz w:val="18"/>
               </w:rPr>
-              <w:t>NLS-GQVĐ (Cơ bản 2): GV dùng tia số phóng to được trên máy để HS thấy vị trí các số trong “Nhân, chia số thập phân với 10; 100; 1000</w:t>
-            </w:r>
-          </w:p>
-          <w:p>
-            <w:pPr>
-              <w:spacing w:after="0"/>
-            </w:pPr>
-            <w:r>
-              <w:rPr>
-                <w:b w:val="0"/>
-                <w:i w:val="0"/>
-                <w:sz w:val="18"/>
-              </w:rPr>
-              <w:t>AI-NB (Cơ bản 2): GV cho HS nhờ công cụ trí tuệ nhân tạo giải một bài về “Nhân, chia số thập phân với 10; 100; 1000; … hoặc với 0,1; 0,01</w:t>
-            </w:r>
-          </w:p>
-          <w:p>
-            <w:pPr>
-              <w:spacing w:after="0"/>
-            </w:pPr>
-            <w:r>
-              <w:rPr>
-                <w:b w:val="0"/>
-                <w:i w:val="0"/>
-                <w:sz w:val="18"/>
-              </w:rPr>
-              <w:t>NLS-AT: HS tự đặt tính và tự đặt dấu phẩy</w:t>
+              <w:t>AI-NB (Nhận biết): Cho HS nhờ công cụ trí tuệ nhân tạo giải một bài về “Nhân, chia số thập phân với 10; 100; 1000; … hoặc với 0,1; 0,01; 0,001; …”.</w:t>
             </w:r>
           </w:p>
         </w:tc>
@@ -6994,33 +6587,6 @@
                 <w:i w:val="0"/>
                 <w:sz w:val="18"/>
               </w:rPr>
-              <w:t>NLS-GQVĐ (Cơ bản 2): Ở tiết luyện tập chung, GV cho HS làm bộ câu hỏi tương tác có chấm tự động; sau mỗi câu các em biết ngay đúng hay sai</w:t>
-            </w:r>
-          </w:p>
-          <w:p>
-            <w:pPr>
-              <w:spacing w:after="0"/>
-            </w:pPr>
-            <w:r>
-              <w:rPr>
-                <w:b w:val="0"/>
-                <w:i w:val="0"/>
-                <w:sz w:val="18"/>
-              </w:rPr>
-              <w:t>NLS-KT (Cơ bản 2): GV chiếu bài toán thực tế có bảng số liệu, tô màu dòng và cột cần dùng theo lời HS đọc đề; các em học cách đọc bảng</w:t>
-            </w:r>
-          </w:p>
-          <w:p>
-            <w:pPr>
-              <w:spacing w:after="0"/>
-            </w:pPr>
-            <w:r>
-              <w:rPr>
-                <w:b w:val="0"/>
-                <w:i w:val="0"/>
-                <w:sz w:val="18"/>
-              </w:rPr>
-              <w:t>NLS-AT: Bài tập tương tác do thầy cô mở</w:t>
             </w:r>
           </w:p>
         </w:tc>
@@ -7365,20 +6931,7 @@
                 <w:i w:val="0"/>
                 <w:sz w:val="18"/>
               </w:rPr>
-              <w:t>NLS-GQVĐ (Cơ bản 2): GV dùng phần mềm hình học động: kéo một đỉnh của hình trong “Hình tam giác, diện tích hình tam giác” cho hình biến đổi</w:t>
-            </w:r>
-          </w:p>
-          <w:p>
-            <w:pPr>
-              <w:spacing w:after="0"/>
-            </w:pPr>
-            <w:r>
-              <w:rPr>
-                <w:b w:val="0"/>
-                <w:i w:val="0"/>
-                <w:sz w:val="18"/>
-              </w:rPr>
-              <w:t>NLS-AT: Hình vẽ trên máy chỉ hỗ trợ quan sát, HS vẫn phải vẽ được bằng thước và com-pa</w:t>
+              <w:t>NLS-GQVĐ (Cơ bản 2): Dùng phần mềm hình học động.</w:t>
             </w:r>
           </w:p>
         </w:tc>
@@ -7835,20 +7388,6 @@
                 <w:i w:val="0"/>
                 <w:sz w:val="18"/>
               </w:rPr>
-              <w:t>NLS-GQVĐ (Cơ bản 2): GV dùng phần mềm hình học động: kéo một đỉnh của hình trong “Hình thang. diện tích hình thang” cho hình biến đổi</w:t>
-            </w:r>
-          </w:p>
-          <w:p>
-            <w:pPr>
-              <w:spacing w:after="0"/>
-            </w:pPr>
-            <w:r>
-              <w:rPr>
-                <w:b w:val="0"/>
-                <w:i w:val="0"/>
-                <w:sz w:val="18"/>
-              </w:rPr>
-              <w:t>NLS-AT: Hình vẽ trên máy chỉ hỗ trợ quan sát, HS vẫn phải vẽ được bằng thước và com-pa</w:t>
             </w:r>
           </w:p>
         </w:tc>
@@ -8307,20 +7846,7 @@
                 <w:i w:val="0"/>
                 <w:sz w:val="18"/>
               </w:rPr>
-              <w:t>NLS-GQVĐ (Cơ bản 2): GV dùng phần mềm hình học động: kéo một đỉnh của hình trong “Đường tròn. chu VI và diện tích hình tròn” cho hình biến đổi</w:t>
-            </w:r>
-          </w:p>
-          <w:p>
-            <w:pPr>
-              <w:spacing w:after="0"/>
-            </w:pPr>
-            <w:r>
-              <w:rPr>
-                <w:b w:val="0"/>
-                <w:i w:val="0"/>
-                <w:sz w:val="18"/>
-              </w:rPr>
-              <w:t>NLS-AT: Hình vẽ trên máy chỉ hỗ trợ quan sát, HS vẫn phải vẽ được bằng thước và com-pa</w:t>
+              <w:t>NLS-GQVĐ (Cơ bản 2): Dùng phần mềm hình học động.</w:t>
             </w:r>
           </w:p>
         </w:tc>
@@ -8893,20 +8419,7 @@
                 <w:i w:val="0"/>
                 <w:sz w:val="18"/>
               </w:rPr>
-              <w:t>NLS-GQVĐ (Cơ bản 2): GV dùng phần mềm hình học động: kéo một đỉnh của hình trong “Thực hành và trải nghiệm đo, vẽ, lắp ghép, tạo hình” cho hình biến đổi</w:t>
-            </w:r>
-          </w:p>
-          <w:p>
-            <w:pPr>
-              <w:spacing w:after="0"/>
-            </w:pPr>
-            <w:r>
-              <w:rPr>
-                <w:b w:val="0"/>
-                <w:i w:val="0"/>
-                <w:sz w:val="18"/>
-              </w:rPr>
-              <w:t>NLS-AT: Hình vẽ trên máy chỉ hỗ trợ quan sát, HS vẫn phải vẽ được bằng thước và com-pa</w:t>
+              <w:t>NLS-GQVĐ (Cơ bản 2): Dùng phần mềm hình học động.</w:t>
             </w:r>
           </w:p>
           <w:p>
@@ -9150,6 +8663,7 @@
                 <w:i w:val="0"/>
                 <w:sz w:val="18"/>
               </w:rPr>
+              <w:t>NLS-KT (Cơ bản 2): Ở hoạt động Thực hành bài “Luyện tập chung”, GV chiếu các hình tam giác của bài 1 lên màn hình và.</w:t>
             </w:r>
           </w:p>
         </w:tc>
@@ -11463,46 +10977,7 @@
                 <w:i w:val="0"/>
                 <w:sz w:val="18"/>
               </w:rPr>
-              <w:t>NLS-GQVĐ (Cơ bản 2): GV hướng dẫn HS dùng bảng tính để tính “Tỉ số. tỉ số phần trăm” cho cả một dãy số liệu</w:t>
-            </w:r>
-          </w:p>
-          <w:p>
-            <w:pPr>
-              <w:spacing w:after="0"/>
-            </w:pPr>
-            <w:r>
-              <w:rPr>
-                <w:b w:val="0"/>
-                <w:i w:val="0"/>
-                <w:sz w:val="18"/>
-              </w:rPr>
-              <w:t>NLS-KT (Cơ bản 2): GV chiếu ảnh chụp một quảng cáo giảm giá trên mạng, cho HS tự tính xem số tiền được giảm có đúng như quảng cáo nói không.</w:t>
-            </w:r>
-          </w:p>
-          <w:p>
-            <w:pPr>
-              <w:spacing w:after="0"/>
-            </w:pPr>
-            <w:r>
-              <w:rPr>
-                <w:b w:val="0"/>
-                <w:i w:val="0"/>
-                <w:sz w:val="18"/>
-              </w:rPr>
-              <w:t>AI-NB (Cơ bản 2): GV nêu: các trang mua bán dùng trí tuệ nhân tạo để chọn riêng sản phẩm và mức giảm giá hiển thị cho từng người nên nhìn rất</w:t>
-            </w:r>
-          </w:p>
-          <w:p>
-            <w:pPr>
-              <w:spacing w:after="0"/>
-            </w:pPr>
-            <w:r>
-              <w:rPr>
-                <w:b w:val="0"/>
-                <w:i w:val="0"/>
-                <w:sz w:val="18"/>
-              </w:rPr>
-              <w:t>NLS-AT: Cảnh giác với quảng cáo giảm giá sai sự thật; không nhập họ tên, số điện thoại</w:t>
+              <w:t>NLS-GQVĐ (Cơ bản 2): Hướng dẫn HS dùng bảng tính.</w:t>
             </w:r>
           </w:p>
         </w:tc>
@@ -11731,45 +11206,6 @@
                 <w:i w:val="0"/>
                 <w:sz w:val="18"/>
               </w:rPr>
-              <w:t>NLS-KT (Cơ bản 2): GV mở bản đồ số, hướng dẫn HS phóng to – thu nhỏ và quan sát thước tỉ lệ thay đổi theo</w:t>
-            </w:r>
-          </w:p>
-          <w:p>
-            <w:pPr>
-              <w:spacing w:after="0"/>
-            </w:pPr>
-            <w:r>
-              <w:rPr>
-                <w:b w:val="0"/>
-                <w:i w:val="0"/>
-                <w:sz w:val="18"/>
-              </w:rPr>
-              <w:t>NLS-GQVĐ (Cơ bản 2): HS tự tính lại khoảng cách vừa đo theo tỉ lệ bản đồ giấy trong SGK</w:t>
-            </w:r>
-          </w:p>
-          <w:p>
-            <w:pPr>
-              <w:spacing w:after="0"/>
-            </w:pPr>
-            <w:r>
-              <w:rPr>
-                <w:b w:val="0"/>
-                <w:i w:val="0"/>
-                <w:sz w:val="18"/>
-              </w:rPr>
-              <w:t>NLS-AT: Không chia sẻ vị trí nhà riêng, đường đi học lên mạng</w:t>
-            </w:r>
-          </w:p>
-          <w:p>
-            <w:pPr>
-              <w:spacing w:after="0"/>
-            </w:pPr>
-            <w:r>
-              <w:rPr>
-                <w:b w:val="0"/>
-                <w:i w:val="0"/>
-                <w:sz w:val="18"/>
-              </w:rPr>
               <w:t>KNS: KN chi tiêu hợp lí: tính toán khi mua bán, biết tiết kiệm.</w:t>
             </w:r>
           </w:p>
@@ -12001,46 +11437,6 @@
                 <w:i w:val="0"/>
                 <w:sz w:val="18"/>
               </w:rPr>
-              <w:t>NLS-GQVĐ (Cơ bản 2): GV hướng dẫn HS dùng bảng tính để tính “Tìm hai số khi biết tổng và tỉ số của hai số đó” cho cả một dãy số liệu</w:t>
-            </w:r>
-          </w:p>
-          <w:p>
-            <w:pPr>
-              <w:spacing w:after="0"/>
-            </w:pPr>
-            <w:r>
-              <w:rPr>
-                <w:b w:val="0"/>
-                <w:i w:val="0"/>
-                <w:sz w:val="18"/>
-              </w:rPr>
-              <w:t>NLS-KT (Cơ bản 2): GV chiếu ảnh chụp một quảng cáo giảm giá trên mạng, cho HS tự tính xem số tiền được giảm có đúng như quảng cáo nói không.</w:t>
-            </w:r>
-          </w:p>
-          <w:p>
-            <w:pPr>
-              <w:spacing w:after="0"/>
-            </w:pPr>
-            <w:r>
-              <w:rPr>
-                <w:b w:val="0"/>
-                <w:i w:val="0"/>
-                <w:sz w:val="18"/>
-              </w:rPr>
-              <w:t>AI-NB (Cơ bản 2): GV nêu: các trang mua bán dùng trí tuệ nhân tạo để chọn riêng sản phẩm và mức giảm giá hiển thị cho từng người nên nhìn rất</w:t>
-            </w:r>
-          </w:p>
-          <w:p>
-            <w:pPr>
-              <w:spacing w:after="0"/>
-            </w:pPr>
-            <w:r>
-              <w:rPr>
-                <w:b w:val="0"/>
-                <w:i w:val="0"/>
-                <w:sz w:val="18"/>
-              </w:rPr>
-              <w:t>NLS-AT: Cảnh giác với quảng cáo giảm giá sai sự thật; không nhập họ tên, số điện thoại</w:t>
             </w:r>
           </w:p>
         </w:tc>
@@ -12271,46 +11667,7 @@
                 <w:i w:val="0"/>
                 <w:sz w:val="18"/>
               </w:rPr>
-              <w:t>NLS-GQVĐ (Cơ bản 2): GV hướng dẫn HS dùng bảng tính để tính “Tìm hai số khi biết hiệu và tỉ số của hai số đó” cho cả một dãy số liệu</w:t>
-            </w:r>
-          </w:p>
-          <w:p>
-            <w:pPr>
-              <w:spacing w:after="0"/>
-            </w:pPr>
-            <w:r>
-              <w:rPr>
-                <w:b w:val="0"/>
-                <w:i w:val="0"/>
-                <w:sz w:val="18"/>
-              </w:rPr>
-              <w:t>NLS-KT (Cơ bản 2): GV chiếu ảnh chụp một quảng cáo giảm giá trên mạng, cho HS tự tính xem số tiền được giảm có đúng như quảng cáo nói không.</w:t>
-            </w:r>
-          </w:p>
-          <w:p>
-            <w:pPr>
-              <w:spacing w:after="0"/>
-            </w:pPr>
-            <w:r>
-              <w:rPr>
-                <w:b w:val="0"/>
-                <w:i w:val="0"/>
-                <w:sz w:val="18"/>
-              </w:rPr>
-              <w:t>AI-NB (Cơ bản 2): GV nêu: các trang mua bán dùng trí tuệ nhân tạo để chọn riêng sản phẩm và mức giảm giá hiển thị cho từng người nên nhìn rất</w:t>
-            </w:r>
-          </w:p>
-          <w:p>
-            <w:pPr>
-              <w:spacing w:after="0"/>
-            </w:pPr>
-            <w:r>
-              <w:rPr>
-                <w:b w:val="0"/>
-                <w:i w:val="0"/>
-                <w:sz w:val="18"/>
-              </w:rPr>
-              <w:t>NLS-AT: Cảnh giác với quảng cáo giảm giá sai sự thật; không nhập họ tên, số điện thoại</w:t>
+              <w:t>NLS-KT (Cơ bản 2): Chiếu ảnh chụp một quảng cáo giảm giá trên mạng, cho HS tự tính xem số tiền được giảm.</w:t>
             </w:r>
           </w:p>
         </w:tc>
@@ -12539,46 +11896,6 @@
                 <w:i w:val="0"/>
                 <w:sz w:val="18"/>
               </w:rPr>
-              <w:t>NLS-GQVĐ (Cơ bản 2): GV hướng dẫn HS dùng bảng tính để tính “Tìm tỉ số phần trăm của hai số” cho cả một dãy số liệu</w:t>
-            </w:r>
-          </w:p>
-          <w:p>
-            <w:pPr>
-              <w:spacing w:after="0"/>
-            </w:pPr>
-            <w:r>
-              <w:rPr>
-                <w:b w:val="0"/>
-                <w:i w:val="0"/>
-                <w:sz w:val="18"/>
-              </w:rPr>
-              <w:t>NLS-KT (Cơ bản 2): GV chiếu ảnh chụp một quảng cáo giảm giá trên mạng, cho HS tự tính xem số tiền được giảm có đúng như quảng cáo nói không.</w:t>
-            </w:r>
-          </w:p>
-          <w:p>
-            <w:pPr>
-              <w:spacing w:after="0"/>
-            </w:pPr>
-            <w:r>
-              <w:rPr>
-                <w:b w:val="0"/>
-                <w:i w:val="0"/>
-                <w:sz w:val="18"/>
-              </w:rPr>
-              <w:t>AI-NB (Cơ bản 2): GV nêu: các trang mua bán dùng trí tuệ nhân tạo để chọn riêng sản phẩm và mức giảm giá hiển thị cho từng người nên nhìn rất</w:t>
-            </w:r>
-          </w:p>
-          <w:p>
-            <w:pPr>
-              <w:spacing w:after="0"/>
-            </w:pPr>
-            <w:r>
-              <w:rPr>
-                <w:b w:val="0"/>
-                <w:i w:val="0"/>
-                <w:sz w:val="18"/>
-              </w:rPr>
-              <w:t>NLS-AT: Cảnh giác với quảng cáo giảm giá sai sự thật; không nhập họ tên, số điện thoại</w:t>
             </w:r>
           </w:p>
         </w:tc>
@@ -12809,46 +12126,7 @@
                 <w:i w:val="0"/>
                 <w:sz w:val="18"/>
               </w:rPr>
-              <w:t>NLS-GQVĐ (Cơ bản 2): GV hướng dẫn HS dùng bảng tính để tính “Tìm giá trị phần trăm của một số” cho cả một dãy số liệu</w:t>
-            </w:r>
-          </w:p>
-          <w:p>
-            <w:pPr>
-              <w:spacing w:after="0"/>
-            </w:pPr>
-            <w:r>
-              <w:rPr>
-                <w:b w:val="0"/>
-                <w:i w:val="0"/>
-                <w:sz w:val="18"/>
-              </w:rPr>
-              <w:t>NLS-KT (Cơ bản 2): GV chiếu ảnh chụp một quảng cáo giảm giá trên mạng, cho HS tự tính xem số tiền được giảm có đúng như quảng cáo nói không.</w:t>
-            </w:r>
-          </w:p>
-          <w:p>
-            <w:pPr>
-              <w:spacing w:after="0"/>
-            </w:pPr>
-            <w:r>
-              <w:rPr>
-                <w:b w:val="0"/>
-                <w:i w:val="0"/>
-                <w:sz w:val="18"/>
-              </w:rPr>
-              <w:t>AI-NB (Cơ bản 2): GV nêu: các trang mua bán dùng trí tuệ nhân tạo để chọn riêng sản phẩm và mức giảm giá hiển thị cho từng người nên nhìn rất</w:t>
-            </w:r>
-          </w:p>
-          <w:p>
-            <w:pPr>
-              <w:spacing w:after="0"/>
-            </w:pPr>
-            <w:r>
-              <w:rPr>
-                <w:b w:val="0"/>
-                <w:i w:val="0"/>
-                <w:sz w:val="18"/>
-              </w:rPr>
-              <w:t>NLS-AT: Cảnh giác với quảng cáo giảm giá sai sự thật; không nhập họ tên, số điện thoại</w:t>
+              <w:t>NLS-GQVĐ (Cơ bản 2): Hướng dẫn HS dùng bảng tính.</w:t>
             </w:r>
           </w:p>
         </w:tc>
@@ -13077,33 +12355,6 @@
                 <w:i w:val="0"/>
                 <w:sz w:val="18"/>
               </w:rPr>
-              <w:t>NLS-GQVĐ (Cơ bản 2): Bài “Máy tính cầm tay” là bài hình thành năng lực số trực tiếp: GV hướng dẫn HS nhận biết các phím chức năng của máy tính cầm</w:t>
-            </w:r>
-          </w:p>
-          <w:p>
-            <w:pPr>
-              <w:spacing w:after="0"/>
-            </w:pPr>
-            <w:r>
-              <w:rPr>
-                <w:b w:val="0"/>
-                <w:i w:val="0"/>
-                <w:sz w:val="18"/>
-              </w:rPr>
-              <w:t>AI-NB (Cơ bản 2): GV nêu: điện thoại, máy tính ngày nay còn nhận diện được đề bài chụp ảnh và giải hộ — đó là ứng dụng của trí tuệ nhân</w:t>
-            </w:r>
-          </w:p>
-          <w:p>
-            <w:pPr>
-              <w:spacing w:after="0"/>
-            </w:pPr>
-            <w:r>
-              <w:rPr>
-                <w:b w:val="0"/>
-                <w:i w:val="0"/>
-                <w:sz w:val="18"/>
-              </w:rPr>
-              <w:t>NLS-AT: Máy tính cầm tay chỉ hỗ trợ tính, không thay tư duy toán học</w:t>
             </w:r>
           </w:p>
         </w:tc>
@@ -13332,45 +12583,6 @@
                 <w:i w:val="0"/>
                 <w:sz w:val="18"/>
               </w:rPr>
-              <w:t>NLS-GQVĐ (Cơ bản 2): Bài “Thực hành và trải nghiệm sử dụng máy tính cầm tay” là bài hình thành năng lực số trực tiếp: GV hướng dẫn HS nhận biết các</w:t>
-            </w:r>
-          </w:p>
-          <w:p>
-            <w:pPr>
-              <w:spacing w:after="0"/>
-            </w:pPr>
-            <w:r>
-              <w:rPr>
-                <w:b w:val="0"/>
-                <w:i w:val="0"/>
-                <w:sz w:val="18"/>
-              </w:rPr>
-              <w:t>AI-NB (Cơ bản 2): GV nêu: điện thoại, máy tính ngày nay còn nhận diện được đề bài chụp ảnh và giải hộ — đó là ứng dụng của trí tuệ nhân</w:t>
-            </w:r>
-          </w:p>
-          <w:p>
-            <w:pPr>
-              <w:spacing w:after="0"/>
-            </w:pPr>
-            <w:r>
-              <w:rPr>
-                <w:b w:val="0"/>
-                <w:i w:val="0"/>
-                <w:sz w:val="18"/>
-              </w:rPr>
-              <w:t>NLS-AT: Máy tính cầm tay chỉ hỗ trợ tính, không thay tư duy toán học</w:t>
-            </w:r>
-          </w:p>
-          <w:p>
-            <w:pPr>
-              <w:spacing w:after="0"/>
-            </w:pPr>
-            <w:r>
-              <w:rPr>
-                <w:b w:val="0"/>
-                <w:i w:val="0"/>
-                <w:sz w:val="18"/>
-              </w:rPr>
               <w:t>STEM: Sử dụng máy tính cầm tay (Toán – Tin học) — dạy thay cho tiết này.</w:t>
             </w:r>
           </w:p>
@@ -13488,6 +12700,7 @@
                 <w:i w:val="0"/>
                 <w:sz w:val="18"/>
               </w:rPr>
+              <w:t>NLS-KT (Cơ bản 2): Ở hoạt động Khởi động bài “Luyện tập”, GV chiếu bài toán mua tám chiếc vòng lên màn hình.</w:t>
             </w:r>
           </w:p>
         </w:tc>
@@ -13717,20 +12930,6 @@
                 <w:i w:val="0"/>
                 <w:sz w:val="18"/>
               </w:rPr>
-              <w:t>NLS-GQVĐ (Cơ bản 2): GV dùng mô hình khối 3D xoay được trên máy để HS quan sát khối trong “Thể tích của một hình” từ nhiều phía và xem hoạt hình</w:t>
-            </w:r>
-          </w:p>
-          <w:p>
-            <w:pPr>
-              <w:spacing w:after="0"/>
-            </w:pPr>
-            <w:r>
-              <w:rPr>
-                <w:b w:val="0"/>
-                <w:i w:val="0"/>
-                <w:sz w:val="18"/>
-              </w:rPr>
-              <w:t>NLS-AT: Luôn tự đặt phép tính và kiểm tra đơn vị đo trước khi tin kết quả bảng tính</w:t>
             </w:r>
           </w:p>
         </w:tc>
@@ -13845,20 +13044,6 @@
                 <w:i w:val="0"/>
                 <w:sz w:val="18"/>
               </w:rPr>
-              <w:t>NLS-GQVĐ (Cơ bản 2): GV dùng mô hình khối 3D xoay được trên máy để HS quan sát khối trong “Xăng- ti- mét khối</w:t>
-            </w:r>
-          </w:p>
-          <w:p>
-            <w:pPr>
-              <w:spacing w:after="0"/>
-            </w:pPr>
-            <w:r>
-              <w:rPr>
-                <w:b w:val="0"/>
-                <w:i w:val="0"/>
-                <w:sz w:val="18"/>
-              </w:rPr>
-              <w:t>NLS-AT: Luôn tự đặt phép tính và kiểm tra đơn vị đo trước khi tin kết quả bảng tính</w:t>
             </w:r>
           </w:p>
         </w:tc>
@@ -14089,20 +13274,7 @@
                 <w:i w:val="0"/>
                 <w:sz w:val="18"/>
               </w:rPr>
-              <w:t>NLS-GQVĐ (Cơ bản 2): GV dùng mô hình khối 3D xoay được trên máy để HS quan sát khối trong “Mét khối” từ nhiều phía và xem hoạt hình khối mở ra</w:t>
-            </w:r>
-          </w:p>
-          <w:p>
-            <w:pPr>
-              <w:spacing w:after="0"/>
-            </w:pPr>
-            <w:r>
-              <w:rPr>
-                <w:b w:val="0"/>
-                <w:i w:val="0"/>
-                <w:sz w:val="18"/>
-              </w:rPr>
-              <w:t>NLS-AT: Luôn tự đặt phép tính và kiểm tra đơn vị đo trước khi tin kết quả bảng tính</w:t>
+              <w:t>NLS-GQVĐ (Cơ bản 2): Dùng mô hình khối 3D xoay được trên máy.</w:t>
             </w:r>
           </w:p>
         </w:tc>
@@ -14560,20 +13732,6 @@
                 <w:i w:val="0"/>
                 <w:sz w:val="18"/>
               </w:rPr>
-              <w:t>NLS-GQVĐ (Cơ bản 2): GV dùng mô hình khối 3D xoay được trên máy để HS quan sát khối trong “Hình khai triển của hình lập phương</w:t>
-            </w:r>
-          </w:p>
-          <w:p>
-            <w:pPr>
-              <w:spacing w:after="0"/>
-            </w:pPr>
-            <w:r>
-              <w:rPr>
-                <w:b w:val="0"/>
-                <w:i w:val="0"/>
-                <w:sz w:val="18"/>
-              </w:rPr>
-              <w:t>NLS-AT: Luôn tự đặt phép tính và kiểm tra đơn vị đo trước khi tin kết quả bảng tính</w:t>
             </w:r>
           </w:p>
         </w:tc>
@@ -14804,20 +13962,7 @@
                 <w:i w:val="0"/>
                 <w:sz w:val="18"/>
               </w:rPr>
-              <w:t>NLS-GQVĐ (Cơ bản 2): GV dùng mô hình khối 3D xoay được trên máy để HS quan sát khối trong “Diện tích xung quanh và diện tích toàn phần của hình hộp</w:t>
-            </w:r>
-          </w:p>
-          <w:p>
-            <w:pPr>
-              <w:spacing w:after="0"/>
-            </w:pPr>
-            <w:r>
-              <w:rPr>
-                <w:b w:val="0"/>
-                <w:i w:val="0"/>
-                <w:sz w:val="18"/>
-              </w:rPr>
-              <w:t>NLS-AT: Luôn tự đặt phép tính và kiểm tra đơn vị đo trước khi tin kết quả bảng tính</w:t>
+              <w:t>NLS-GQVĐ (Cơ bản 2): Dùng mô hình khối 3D xoay được trên máy.</w:t>
             </w:r>
           </w:p>
           <w:p>
@@ -15173,20 +14318,6 @@
                 <w:i w:val="0"/>
                 <w:sz w:val="18"/>
               </w:rPr>
-              <w:t>NLS-GQVĐ (Cơ bản 2): GV dùng mô hình khối 3D xoay được trên máy để HS quan sát khối trong “Diện tích xung quanh và diện tích toàn phần của hình lập</w:t>
-            </w:r>
-          </w:p>
-          <w:p>
-            <w:pPr>
-              <w:spacing w:after="0"/>
-            </w:pPr>
-            <w:r>
-              <w:rPr>
-                <w:b w:val="0"/>
-                <w:i w:val="0"/>
-                <w:sz w:val="18"/>
-              </w:rPr>
-              <w:t>NLS-AT: Luôn tự đặt phép tính và kiểm tra đơn vị đo trước khi tin kết quả bảng tính</w:t>
             </w:r>
           </w:p>
         </w:tc>
@@ -15417,20 +14548,7 @@
                 <w:i w:val="0"/>
                 <w:sz w:val="18"/>
               </w:rPr>
-              <w:t>NLS-GQVĐ (Cơ bản 2): GV dùng mô hình khối 3D xoay được trên máy để HS quan sát khối trong “Thể tích hình hộp chữ nhật” từ nhiều phía và xem hoạt</w:t>
-            </w:r>
-          </w:p>
-          <w:p>
-            <w:pPr>
-              <w:spacing w:after="0"/>
-            </w:pPr>
-            <w:r>
-              <w:rPr>
-                <w:b w:val="0"/>
-                <w:i w:val="0"/>
-                <w:sz w:val="18"/>
-              </w:rPr>
-              <w:t>NLS-AT: Luôn tự đặt phép tính và kiểm tra đơn vị đo trước khi tin kết quả bảng tính</w:t>
+              <w:t>NLS-GQVĐ (Cơ bản 2): Dùng mô hình khối 3D xoay được trên máy.</w:t>
             </w:r>
           </w:p>
         </w:tc>
@@ -15659,20 +14777,6 @@
                 <w:i w:val="0"/>
                 <w:sz w:val="18"/>
               </w:rPr>
-              <w:t>NLS-GQVĐ (Cơ bản 2): GV dùng mô hình khối 3D xoay được trên máy để HS quan sát khối trong “Thể tích hình lập phương” từ nhiều phía và xem hoạt hình</w:t>
-            </w:r>
-          </w:p>
-          <w:p>
-            <w:pPr>
-              <w:spacing w:after="0"/>
-            </w:pPr>
-            <w:r>
-              <w:rPr>
-                <w:b w:val="0"/>
-                <w:i w:val="0"/>
-                <w:sz w:val="18"/>
-              </w:rPr>
-              <w:t>NLS-AT: Luôn tự đặt phép tính và kiểm tra đơn vị đo trước khi tin kết quả bảng tính</w:t>
             </w:r>
           </w:p>
         </w:tc>
@@ -15903,20 +15007,7 @@
                 <w:i w:val="0"/>
                 <w:sz w:val="18"/>
               </w:rPr>
-              <w:t>NLS-GQVĐ (Cơ bản 2): GV dùng mô hình khối 3D xoay được trên máy để HS quan sát khối trong “Thự hành tính toán và ước lượng tt một số hình khối”</w:t>
-            </w:r>
-          </w:p>
-          <w:p>
-            <w:pPr>
-              <w:spacing w:after="0"/>
-            </w:pPr>
-            <w:r>
-              <w:rPr>
-                <w:b w:val="0"/>
-                <w:i w:val="0"/>
-                <w:sz w:val="18"/>
-              </w:rPr>
-              <w:t>NLS-AT: Luôn tự đặt phép tính và kiểm tra đơn vị đo trước khi tin kết quả bảng tính</w:t>
+              <w:t>NLS-GQVĐ (Cơ bản 2): Dùng mô hình khối 3D xoay được trên máy.</w:t>
             </w:r>
           </w:p>
         </w:tc>
@@ -16374,45 +15465,6 @@
                 <w:i w:val="0"/>
                 <w:sz w:val="18"/>
               </w:rPr>
-              <w:t>NLS-GQVĐ (Cơ bản 2): HS tự đổi đơn vị trong “Các đơn vị đo thời gian” ra nháp trước</w:t>
-            </w:r>
-          </w:p>
-          <w:p>
-            <w:pPr>
-              <w:spacing w:after="0"/>
-            </w:pPr>
-            <w:r>
-              <w:rPr>
-                <w:b w:val="0"/>
-                <w:i w:val="0"/>
-                <w:sz w:val="18"/>
-              </w:rPr>
-              <w:t>NLS-KT (Cơ bản 2): GV chiếu ảnh vệ tinh sân trường hoặc một khu đất quen thuộc, cho HS ước lượng diện tích theo đơn vị vừa học rồi so với số</w:t>
-            </w:r>
-          </w:p>
-          <w:p>
-            <w:pPr>
-              <w:spacing w:after="0"/>
-            </w:pPr>
-            <w:r>
-              <w:rPr>
-                <w:b w:val="0"/>
-                <w:i w:val="0"/>
-                <w:sz w:val="18"/>
-              </w:rPr>
-              <w:t>NLS-AT: Luôn tự đổi đơn vị trước rồi mới đối chiếu</w:t>
-            </w:r>
-          </w:p>
-          <w:p>
-            <w:pPr>
-              <w:spacing w:after="0"/>
-            </w:pPr>
-            <w:r>
-              <w:rPr>
-                <w:b w:val="0"/>
-                <w:i w:val="0"/>
-                <w:sz w:val="18"/>
-              </w:rPr>
               <w:t>KNS: KN quản lí thời gian: xem giờ, sắp xếp công việc trong ngày.</w:t>
             </w:r>
           </w:p>
@@ -16530,33 +15582,7 @@
                 <w:i w:val="0"/>
                 <w:sz w:val="18"/>
               </w:rPr>
-              <w:t>NLS-GQVĐ (Cơ bản 2): HS tự đổi đơn vị trong “Cộng, trừ số đo thời gian” ra nháp trước</w:t>
-            </w:r>
-          </w:p>
-          <w:p>
-            <w:pPr>
-              <w:spacing w:after="0"/>
-            </w:pPr>
-            <w:r>
-              <w:rPr>
-                <w:b w:val="0"/>
-                <w:i w:val="0"/>
-                <w:sz w:val="18"/>
-              </w:rPr>
-              <w:t>NLS-KT (Cơ bản 2): GV chiếu ảnh vệ tinh sân trường hoặc một khu đất quen thuộc, cho HS ước lượng diện tích theo đơn vị vừa học rồi so với số</w:t>
-            </w:r>
-          </w:p>
-          <w:p>
-            <w:pPr>
-              <w:spacing w:after="0"/>
-            </w:pPr>
-            <w:r>
-              <w:rPr>
-                <w:b w:val="0"/>
-                <w:i w:val="0"/>
-                <w:sz w:val="18"/>
-              </w:rPr>
-              <w:t>NLS-AT: Luôn tự đổi đơn vị trước rồi mới đối chiếu</w:t>
+              <w:t>NLS-KT (Cơ bản 2): Chiếu ảnh vệ tinh sân trường hoặc một khu đất quen thuộc, cho HS ước lượng diện tích theo đơn vị vừa học.</w:t>
             </w:r>
           </w:p>
           <w:p>
@@ -16798,45 +15824,6 @@
                 <w:i w:val="0"/>
                 <w:sz w:val="18"/>
               </w:rPr>
-              <w:t>NLS-GQVĐ (Cơ bản 2): HS tự đổi đơn vị trong “Nhân, chia số đo thời gian với một số” ra nháp trước</w:t>
-            </w:r>
-          </w:p>
-          <w:p>
-            <w:pPr>
-              <w:spacing w:after="0"/>
-            </w:pPr>
-            <w:r>
-              <w:rPr>
-                <w:b w:val="0"/>
-                <w:i w:val="0"/>
-                <w:sz w:val="18"/>
-              </w:rPr>
-              <w:t>NLS-KT (Cơ bản 2): GV chiếu ảnh vệ tinh sân trường hoặc một khu đất quen thuộc, cho HS ước lượng diện tích theo đơn vị vừa học rồi so với số</w:t>
-            </w:r>
-          </w:p>
-          <w:p>
-            <w:pPr>
-              <w:spacing w:after="0"/>
-            </w:pPr>
-            <w:r>
-              <w:rPr>
-                <w:b w:val="0"/>
-                <w:i w:val="0"/>
-                <w:sz w:val="18"/>
-              </w:rPr>
-              <w:t>NLS-AT: Luôn tự đổi đơn vị trước rồi mới đối chiếu</w:t>
-            </w:r>
-          </w:p>
-          <w:p>
-            <w:pPr>
-              <w:spacing w:after="0"/>
-            </w:pPr>
-            <w:r>
-              <w:rPr>
-                <w:b w:val="0"/>
-                <w:i w:val="0"/>
-                <w:sz w:val="18"/>
-              </w:rPr>
               <w:t>KNS: KN quản lí thời gian: xem giờ, sắp xếp công việc trong ngày.</w:t>
             </w:r>
           </w:p>
@@ -17182,46 +16169,7 @@
                 <w:i w:val="0"/>
                 <w:sz w:val="18"/>
               </w:rPr>
-              <w:t>NLS-GQVĐ (Cơ bản 2): GV chiếu mô phỏng hai vật chuyển động với vận tốc khác nhau để HS thấy trực quan quan hệ vận tốc – quãng đường – thời gian</w:t>
-            </w:r>
-          </w:p>
-          <w:p>
-            <w:pPr>
-              <w:spacing w:after="0"/>
-            </w:pPr>
-            <w:r>
-              <w:rPr>
-                <w:b w:val="0"/>
-                <w:i w:val="0"/>
-                <w:sz w:val="18"/>
-              </w:rPr>
-              <w:t>NLS-KT (Cơ bản 2): GV dùng ứng dụng bản đồ đo quãng đường từ trường đến một địa điểm quen thuộc</w:t>
-            </w:r>
-          </w:p>
-          <w:p>
-            <w:pPr>
-              <w:spacing w:after="0"/>
-            </w:pPr>
-            <w:r>
-              <w:rPr>
-                <w:b w:val="0"/>
-                <w:i w:val="0"/>
-                <w:sz w:val="18"/>
-              </w:rPr>
-              <w:t>AI-NB (Cơ bản 2): GV nêu: ứng dụng bản đồ dự đoán thời gian đến nơi bằng trí tuệ nhân tạo dựa trên dữ liệu giao thông</w:t>
-            </w:r>
-          </w:p>
-          <w:p>
-            <w:pPr>
-              <w:spacing w:after="0"/>
-            </w:pPr>
-            <w:r>
-              <w:rPr>
-                <w:b w:val="0"/>
-                <w:i w:val="0"/>
-                <w:sz w:val="18"/>
-              </w:rPr>
-              <w:t>NLS-AT: Không bật chia sẻ vị trí cho người lạ</w:t>
+              <w:t>NLS-GQVĐ (Cơ bản 2): Chiếu mô phỏng hai vật chuyển động với vận tốc khác nhau.</w:t>
             </w:r>
           </w:p>
           <w:p>
@@ -17463,58 +16411,6 @@
                 <w:i w:val="0"/>
                 <w:sz w:val="18"/>
               </w:rPr>
-              <w:t>NLS-GQVĐ (Cơ bản 2): GV chiếu mô phỏng hai vật chuyển động với vận tốc khác nhau để HS thấy trực quan quan hệ vận tốc – quãng đường – thời gian</w:t>
-            </w:r>
-          </w:p>
-          <w:p>
-            <w:pPr>
-              <w:spacing w:after="0"/>
-            </w:pPr>
-            <w:r>
-              <w:rPr>
-                <w:b w:val="0"/>
-                <w:i w:val="0"/>
-                <w:sz w:val="18"/>
-              </w:rPr>
-              <w:t>NLS-KT (Cơ bản 2): GV dùng ứng dụng bản đồ đo quãng đường từ trường đến một địa điểm quen thuộc</w:t>
-            </w:r>
-          </w:p>
-          <w:p>
-            <w:pPr>
-              <w:spacing w:after="0"/>
-            </w:pPr>
-            <w:r>
-              <w:rPr>
-                <w:b w:val="0"/>
-                <w:i w:val="0"/>
-                <w:sz w:val="18"/>
-              </w:rPr>
-              <w:t>AI-NB (Cơ bản 2): GV nêu: ứng dụng bản đồ dự đoán thời gian đến nơi bằng trí tuệ nhân tạo dựa trên dữ liệu giao thông</w:t>
-            </w:r>
-          </w:p>
-          <w:p>
-            <w:pPr>
-              <w:spacing w:after="0"/>
-            </w:pPr>
-            <w:r>
-              <w:rPr>
-                <w:b w:val="0"/>
-                <w:i w:val="0"/>
-                <w:sz w:val="18"/>
-              </w:rPr>
-              <w:t>NLS-AT: Không bật chia sẻ vị trí cho người lạ</w:t>
-            </w:r>
-          </w:p>
-          <w:p>
-            <w:pPr>
-              <w:spacing w:after="0"/>
-            </w:pPr>
-            <w:r>
-              <w:rPr>
-                <w:b w:val="0"/>
-                <w:i w:val="0"/>
-                <w:sz w:val="18"/>
-              </w:rPr>
               <w:t>KNS: KN quản lí thời gian: xem giờ, sắp xếp công việc trong ngày.</w:t>
             </w:r>
           </w:p>
@@ -17860,46 +16756,7 @@
                 <w:i w:val="0"/>
                 <w:sz w:val="18"/>
               </w:rPr>
-              <w:t>NLS-GQVĐ (Cơ bản 2): GV chiếu mô phỏng hai vật chuyển động với vận tốc khác nhau để HS thấy trực quan quan hệ vận tốc – quãng đường – thời gian</w:t>
-            </w:r>
-          </w:p>
-          <w:p>
-            <w:pPr>
-              <w:spacing w:after="0"/>
-            </w:pPr>
-            <w:r>
-              <w:rPr>
-                <w:b w:val="0"/>
-                <w:i w:val="0"/>
-                <w:sz w:val="18"/>
-              </w:rPr>
-              <w:t>NLS-KT (Cơ bản 2): GV dùng ứng dụng bản đồ đo quãng đường từ trường đến một địa điểm quen thuộc</w:t>
-            </w:r>
-          </w:p>
-          <w:p>
-            <w:pPr>
-              <w:spacing w:after="0"/>
-            </w:pPr>
-            <w:r>
-              <w:rPr>
-                <w:b w:val="0"/>
-                <w:i w:val="0"/>
-                <w:sz w:val="18"/>
-              </w:rPr>
-              <w:t>AI-NB (Cơ bản 2): GV nêu: ứng dụng bản đồ dự đoán thời gian đến nơi bằng trí tuệ nhân tạo dựa trên dữ liệu giao thông</w:t>
-            </w:r>
-          </w:p>
-          <w:p>
-            <w:pPr>
-              <w:spacing w:after="0"/>
-            </w:pPr>
-            <w:r>
-              <w:rPr>
-                <w:b w:val="0"/>
-                <w:i w:val="0"/>
-                <w:sz w:val="18"/>
-              </w:rPr>
-              <w:t>NLS-AT: Không bật chia sẻ vị trí cho người lạ</w:t>
+              <w:t>NLS-KT (Cơ bản 2): Dùng ứng dụng bản đồ đo quãng đường từ trường đến một địa điểm quen thuộc.</w:t>
             </w:r>
           </w:p>
           <w:p>
@@ -18485,46 +17342,7 @@
                 <w:i w:val="0"/>
                 <w:sz w:val="18"/>
               </w:rPr>
-              <w:t>NLS-KT (Cơ bản 2): GV chiếu một biểu đồ lấy từ báo hoặc trang tin có thật, cho HS đọc số liệu và đặt câu hỏi: biểu đồ này lấy số liệu</w:t>
-            </w:r>
-          </w:p>
-          <w:p>
-            <w:pPr>
-              <w:spacing w:after="0"/>
-            </w:pPr>
-            <w:r>
-              <w:rPr>
-                <w:b w:val="0"/>
-                <w:i w:val="0"/>
-                <w:sz w:val="18"/>
-              </w:rPr>
-              <w:t>NLS-ST (Cơ bản 2): GV hướng dẫn HS nhập dãy số liệu của “Thu thập, phân loại, sắp xếp các số liệu” vào bảng tính</w:t>
-            </w:r>
-          </w:p>
-          <w:p>
-            <w:pPr>
-              <w:spacing w:after="0"/>
-            </w:pPr>
-            <w:r>
-              <w:rPr>
-                <w:b w:val="0"/>
-                <w:i w:val="0"/>
-                <w:sz w:val="18"/>
-              </w:rPr>
-              <w:t>AI-NB (Cơ bản 2): GV dùng công cụ trí tuệ nhân tạo tự nhận xét bộ số liệu vừa lập</w:t>
-            </w:r>
-          </w:p>
-          <w:p>
-            <w:pPr>
-              <w:spacing w:after="0"/>
-            </w:pPr>
-            <w:r>
-              <w:rPr>
-                <w:b w:val="0"/>
-                <w:i w:val="0"/>
-                <w:sz w:val="18"/>
-              </w:rPr>
-              <w:t>NLS-AT: Số liệu đưa vào bài phải có nguồn rõ ràng</w:t>
+              <w:t>NLS-ST (Cơ bản 2): Hướng dẫn HS nhập dãy số liệu của “Thu thập, phân loại, sắp xếp các số liệu” vào bảng tính, dùng chức năng vẽ biểu đồ.</w:t>
             </w:r>
           </w:p>
         </w:tc>
@@ -18639,46 +17457,6 @@
                 <w:i w:val="0"/>
                 <w:sz w:val="18"/>
               </w:rPr>
-              <w:t>NLS-KT (Cơ bản 2): GV chiếu một biểu đồ lấy từ báo hoặc trang tin có thật, cho HS đọc số liệu và đặt câu hỏi: biểu đồ này lấy số liệu</w:t>
-            </w:r>
-          </w:p>
-          <w:p>
-            <w:pPr>
-              <w:spacing w:after="0"/>
-            </w:pPr>
-            <w:r>
-              <w:rPr>
-                <w:b w:val="0"/>
-                <w:i w:val="0"/>
-                <w:sz w:val="18"/>
-              </w:rPr>
-              <w:t>NLS-ST (Cơ bản 2): GV hướng dẫn HS nhập dãy số liệu của “Biểu đồ hình quạt tròn” vào bảng tính</w:t>
-            </w:r>
-          </w:p>
-          <w:p>
-            <w:pPr>
-              <w:spacing w:after="0"/>
-            </w:pPr>
-            <w:r>
-              <w:rPr>
-                <w:b w:val="0"/>
-                <w:i w:val="0"/>
-                <w:sz w:val="18"/>
-              </w:rPr>
-              <w:t>AI-NB (Cơ bản 2): GV dùng công cụ trí tuệ nhân tạo tự nhận xét bộ số liệu vừa lập</w:t>
-            </w:r>
-          </w:p>
-          <w:p>
-            <w:pPr>
-              <w:spacing w:after="0"/>
-            </w:pPr>
-            <w:r>
-              <w:rPr>
-                <w:b w:val="0"/>
-                <w:i w:val="0"/>
-                <w:sz w:val="18"/>
-              </w:rPr>
-              <w:t>NLS-AT: Số liệu đưa vào bài phải có nguồn rõ ràng</w:t>
             </w:r>
           </w:p>
         </w:tc>
@@ -18908,33 +17686,6 @@
                 <w:i w:val="0"/>
                 <w:sz w:val="18"/>
               </w:rPr>
-              <w:t>NLS-GQVĐ (Cơ bản 2): GV dùng công cụ mô phỏng trên máy (tung đồng xu, gieo xúc xắc ảo) chạy hàng trăm lượt trong vài giây để HS thấy tỉ số trong</w:t>
-            </w:r>
-          </w:p>
-          <w:p>
-            <w:pPr>
-              <w:spacing w:after="0"/>
-            </w:pPr>
-            <w:r>
-              <w:rPr>
-                <w:b w:val="0"/>
-                <w:i w:val="0"/>
-                <w:sz w:val="18"/>
-              </w:rPr>
-              <w:t>AI-NB (Cơ bản 2): GV nêu: máy dự đoán thời tiết hay gợi ý video đều dựa trên việc tính khả năng xảy ra từ rất nhiều dữ liệu</w:t>
-            </w:r>
-          </w:p>
-          <w:p>
-            <w:pPr>
-              <w:spacing w:after="0"/>
-            </w:pPr>
-            <w:r>
-              <w:rPr>
-                <w:b w:val="0"/>
-                <w:i w:val="0"/>
-                <w:sz w:val="18"/>
-              </w:rPr>
-              <w:t>NLS-AT: Hiểu rằng dự đoán tự động của máy có thể sai</w:t>
             </w:r>
           </w:p>
         </w:tc>
@@ -19049,46 +17800,6 @@
                 <w:i w:val="0"/>
                 <w:sz w:val="18"/>
               </w:rPr>
-              <w:t>NLS-KT (Cơ bản 2): GV chiếu một biểu đồ lấy từ báo hoặc trang tin có thật, cho HS đọc số liệu và đặt câu hỏi: biểu đồ này lấy số liệu</w:t>
-            </w:r>
-          </w:p>
-          <w:p>
-            <w:pPr>
-              <w:spacing w:after="0"/>
-            </w:pPr>
-            <w:r>
-              <w:rPr>
-                <w:b w:val="0"/>
-                <w:i w:val="0"/>
-                <w:sz w:val="18"/>
-              </w:rPr>
-              <w:t>NLS-ST (Cơ bản 2): GV hướng dẫn HS nhập dãy số liệu của “Thực hành và trải nghiệm thu thập, phân tích, biểu diễn các số liệu thống kê” vào bảng tính</w:t>
-            </w:r>
-          </w:p>
-          <w:p>
-            <w:pPr>
-              <w:spacing w:after="0"/>
-            </w:pPr>
-            <w:r>
-              <w:rPr>
-                <w:b w:val="0"/>
-                <w:i w:val="0"/>
-                <w:sz w:val="18"/>
-              </w:rPr>
-              <w:t>AI-NB (Cơ bản 2): GV dùng công cụ trí tuệ nhân tạo tự nhận xét bộ số liệu vừa lập</w:t>
-            </w:r>
-          </w:p>
-          <w:p>
-            <w:pPr>
-              <w:spacing w:after="0"/>
-            </w:pPr>
-            <w:r>
-              <w:rPr>
-                <w:b w:val="0"/>
-                <w:i w:val="0"/>
-                <w:sz w:val="18"/>
-              </w:rPr>
-              <w:t>NLS-AT: Số liệu đưa vào bài phải có nguồn rõ ràng</w:t>
             </w:r>
           </w:p>
         </w:tc>
@@ -19319,6 +18030,7 @@
                 <w:i w:val="0"/>
                 <w:sz w:val="18"/>
               </w:rPr>
+              <w:t>NLS-KT (Cơ bản 2): Ở hoạt động Khởi động bài “Luyện tập chung”, GV chiếu các hình và số liệu của bài lên màn hình, tô.</w:t>
             </w:r>
           </w:p>
         </w:tc>

--- a/assets/docs/lop5/Toan - Lop 5.docx
+++ b/assets/docs/lop5/Toan - Lop 5.docx
@@ -566,7 +566,7 @@
                 <w:i w:val="0"/>
                 <w:sz w:val="20"/>
               </w:rPr>
-              <w:t>Chủ đề 1: Ôn tập và bổ sung (19 TIẾT)</w:t>
+              <w:t>Chủ đề 1: Ôn tập và bổ sung</w:t>
             </w:r>
           </w:p>
         </w:tc>
@@ -585,7 +585,7 @@
                 <w:i w:val="0"/>
                 <w:sz w:val="20"/>
               </w:rPr>
-              <w:t>Bài 1. Ôn tập số tự nhiên (tiết 1)</w:t>
+              <w:t>Bài 1. Ôn tập số tự nhiên (Tiết 1)</w:t>
             </w:r>
           </w:p>
         </w:tc>
@@ -699,7 +699,7 @@
                 <w:i w:val="0"/>
                 <w:sz w:val="20"/>
               </w:rPr>
-              <w:t>Bài 1. Ôn tập số tự nhiên (tiết 2)</w:t>
+              <w:t>Bài 1. Ôn tập số tự nhiên (Tiết 2)</w:t>
             </w:r>
           </w:p>
         </w:tc>
@@ -1138,7 +1138,7 @@
                 <w:i w:val="0"/>
                 <w:sz w:val="20"/>
               </w:rPr>
-              <w:t>Chủ đề 1: Ôn tập và bổ sung (19 TIẾT)</w:t>
+              <w:t>Chủ đề 1: Ôn tập và bổ sung</w:t>
             </w:r>
           </w:p>
         </w:tc>
@@ -1310,7 +1310,7 @@
                 <w:i w:val="0"/>
                 <w:sz w:val="18"/>
               </w:rPr>
-              <w:t>NLS-GQVĐ (Cơ bản 2): Chiếu hình tô màu để HS viết phân số chỉ phần tô màu, nhận ra phân số có mẫu số 10, 100.</w:t>
+              <w:t>Năng lực số 5.2 CB2b: HS quan sát tia số phóng to, thao tác trên bảng tính để thấy cách hiển thị và làm tròn số thập phân</w:t>
             </w:r>
           </w:p>
         </w:tc>
@@ -1711,7 +1711,7 @@
                 <w:i w:val="0"/>
                 <w:sz w:val="20"/>
               </w:rPr>
-              <w:t>Chủ đề 1: Ôn tập và bổ sung (19 TIẾT)</w:t>
+              <w:t>Chủ đề 1: Ôn tập và bổ sung</w:t>
             </w:r>
           </w:p>
         </w:tc>
@@ -1769,7 +1769,7 @@
                 <w:i w:val="0"/>
                 <w:sz w:val="18"/>
               </w:rPr>
-              <w:t>NLS-KT (Cơ bản 2): Ở bài “Cộng, trừ hai phân số khác mẫu”, GV dùng mô hình phân số kéo thả trên máy.</w:t>
+              <w:t>Năng lực số 5.2 CB2b: HS thao tác mô hình phân số ảo để tìm phân số bằng nhau, sau đó chứng minh lại bằng phép tính</w:t>
             </w:r>
           </w:p>
         </w:tc>
@@ -1884,6 +1884,7 @@
                 <w:i w:val="0"/>
                 <w:sz w:val="18"/>
               </w:rPr>
+              <w:t>Năng lực số 5.2 CB2b: HS thao tác mô hình phân số ảo để tìm phân số bằng nhau, sau đó chứng minh lại bằng phép tính</w:t>
             </w:r>
           </w:p>
         </w:tc>
@@ -1998,6 +1999,7 @@
                 <w:i w:val="0"/>
                 <w:sz w:val="18"/>
               </w:rPr>
+              <w:t>Năng lực số 5.2 CB2b: HS thao tác mô hình phân số ảo để tìm phân số bằng nhau, sau đó chứng minh lại bằng phép tính</w:t>
             </w:r>
           </w:p>
         </w:tc>
@@ -2112,6 +2114,7 @@
                 <w:i w:val="0"/>
                 <w:sz w:val="18"/>
               </w:rPr>
+              <w:t>Năng lực số 5.2 CB2b: HS thao tác mô hình phân số ảo để tìm phân số bằng nhau, sau đó chứng minh lại bằng phép tính</w:t>
             </w:r>
           </w:p>
         </w:tc>
@@ -2226,6 +2229,7 @@
                 <w:i w:val="0"/>
                 <w:sz w:val="18"/>
               </w:rPr>
+              <w:t>Năng lực số 5.2 CB2b: HS quan sát hình biến đổi trên phần mềm hình học động, tự rút ra quy luật về chu vi; diện tích</w:t>
             </w:r>
           </w:p>
         </w:tc>
@@ -2284,7 +2288,7 @@
                 <w:i w:val="0"/>
                 <w:sz w:val="20"/>
               </w:rPr>
-              <w:t>Chủ đề 1: Ôn tập và bổ sung (19 TIẾT)</w:t>
+              <w:t>Chủ đề 1: Ôn tập và bổ sung</w:t>
             </w:r>
           </w:p>
         </w:tc>
@@ -2342,6 +2346,7 @@
                 <w:i w:val="0"/>
                 <w:sz w:val="18"/>
               </w:rPr>
+              <w:t>Năng lực số 5.2 CB2b: HS quan sát hình biến đổi trên phần mềm hình học động, tự rút ra quy luật về chu vi; diện tích</w:t>
             </w:r>
           </w:p>
         </w:tc>
@@ -2417,7 +2422,7 @@
                 <w:i w:val="0"/>
                 <w:sz w:val="20"/>
               </w:rPr>
-              <w:t>Bài 9. Luyện tập chung (tiết 1)</w:t>
+              <w:t>Bài 9. Luyện tập chung (Tiết 1)</w:t>
             </w:r>
           </w:p>
         </w:tc>
@@ -2532,7 +2537,7 @@
                 <w:i w:val="0"/>
                 <w:sz w:val="20"/>
               </w:rPr>
-              <w:t>Bài 9. Luyện tập chung (tiết 2)</w:t>
+              <w:t>Bài 9. Luyện tập chung (Tiết 2)</w:t>
             </w:r>
           </w:p>
         </w:tc>
@@ -2646,7 +2651,7 @@
                 <w:i w:val="0"/>
                 <w:sz w:val="20"/>
               </w:rPr>
-              <w:t>Bài 9. Luyện tập chung (tiết 3)</w:t>
+              <w:t>Bài 9. Luyện tập chung (Tiết 3)</w:t>
             </w:r>
           </w:p>
         </w:tc>
@@ -2742,7 +2747,7 @@
                 <w:i w:val="0"/>
                 <w:sz w:val="20"/>
               </w:rPr>
-              <w:t>Chủ đề 2: Số thập phân (12 TIẾT)</w:t>
+              <w:t>Chủ đề 2: Số thập phân</w:t>
             </w:r>
           </w:p>
         </w:tc>
@@ -2800,6 +2805,7 @@
                 <w:i w:val="0"/>
                 <w:sz w:val="18"/>
               </w:rPr>
+              <w:t>Năng lực số 5.2 CB2b: HS quan sát tia số phóng to, thao tác trên bảng tính để thấy cách hiển thị và làm tròn số thập phân</w:t>
             </w:r>
           </w:p>
         </w:tc>
@@ -2858,7 +2864,7 @@
                 <w:i w:val="0"/>
                 <w:sz w:val="20"/>
               </w:rPr>
-              <w:t>Chủ đề 2: Số thập phân (12 TIẾT)</w:t>
+              <w:t>Chủ đề 2: Số thập phân</w:t>
             </w:r>
           </w:p>
         </w:tc>
@@ -2916,6 +2922,7 @@
                 <w:i w:val="0"/>
                 <w:sz w:val="18"/>
               </w:rPr>
+              <w:t>Năng lực số 5.2 CB2b: HS quan sát tia số phóng to, thao tác trên bảng tính để thấy cách hiển thị và làm tròn số thập phân</w:t>
             </w:r>
           </w:p>
         </w:tc>
@@ -3030,6 +3037,7 @@
                 <w:i w:val="0"/>
                 <w:sz w:val="18"/>
               </w:rPr>
+              <w:t>Năng lực số 5.2 CB2b: HS quan sát tia số phóng to, thao tác trên bảng tính để thấy cách hiển thị và làm tròn số thập phân</w:t>
             </w:r>
           </w:p>
         </w:tc>
@@ -3144,7 +3152,7 @@
                 <w:i w:val="0"/>
                 <w:sz w:val="18"/>
               </w:rPr>
-              <w:t>AI-NB (Nhận biết): Cho HS nhờ công cụ trí tuệ nhân tạo giải một bài về “So sánh số thập phân”, rồi cả lớp soi.</w:t>
+              <w:t>Năng lực số 5.2 CB2b: HS quan sát tia số phóng to, thao tác trên bảng tính để thấy cách hiển thị và làm tròn số thập phân</w:t>
             </w:r>
           </w:p>
         </w:tc>
@@ -3259,6 +3267,7 @@
                 <w:i w:val="0"/>
                 <w:sz w:val="18"/>
               </w:rPr>
+              <w:t>Năng lực số 5.2 CB2b: HS quan sát tia số phóng to, thao tác trên bảng tính để thấy cách hiển thị và làm tròn số thập phân</w:t>
             </w:r>
           </w:p>
         </w:tc>
@@ -3373,6 +3382,19 @@
                 <w:i w:val="0"/>
                 <w:sz w:val="18"/>
               </w:rPr>
+              <w:t>Năng lực số 5.2 CB2b: HS quan sát tia số phóng to, thao tác trên bảng tính để thấy cách hiển thị và làm tròn số thập phân</w:t>
+            </w:r>
+          </w:p>
+          <w:p>
+            <w:pPr>
+              <w:spacing w:after="0"/>
+            </w:pPr>
+            <w:r>
+              <w:rPr>
+                <w:b w:val="0"/>
+                <w:i w:val="0"/>
+                <w:sz w:val="18"/>
+              </w:rPr>
               <w:t>STEM: Dụng cụ học số thập phân (Toán – Mĩ thuật) — dạy thay cho tiết này.</w:t>
             </w:r>
           </w:p>
@@ -3432,7 +3454,7 @@
                 <w:i w:val="0"/>
                 <w:sz w:val="20"/>
               </w:rPr>
-              <w:t>Chủ đề 2: Số thập phân (12 TIẾT)</w:t>
+              <w:t>Chủ đề 2: Số thập phân</w:t>
             </w:r>
           </w:p>
         </w:tc>
@@ -3490,6 +3512,7 @@
                 <w:i w:val="0"/>
                 <w:sz w:val="18"/>
               </w:rPr>
+              <w:t>Năng lực số 5.2 CB2b: HS quan sát tia số phóng to, thao tác trên bảng tính để thấy cách hiển thị và làm tròn số thập phân</w:t>
             </w:r>
           </w:p>
         </w:tc>
@@ -3604,6 +3627,7 @@
                 <w:i w:val="0"/>
                 <w:sz w:val="18"/>
               </w:rPr>
+              <w:t>Năng lực số 5.2 CB2b: HS quan sát tia số phóng to, thao tác trên bảng tính để thấy cách hiển thị và làm tròn số thập phân</w:t>
             </w:r>
           </w:p>
         </w:tc>
@@ -3718,7 +3742,7 @@
                 <w:i w:val="0"/>
                 <w:sz w:val="18"/>
               </w:rPr>
-              <w:t>NLS-GQVĐ (Cơ bản 2): Dùng tia số phóng to được trên máy.</w:t>
+              <w:t>Năng lực số 5.2 CB2b: HS quan sát tia số phóng to, thao tác trên bảng tính để thấy cách hiển thị và làm tròn số thập phân</w:t>
             </w:r>
           </w:p>
         </w:tc>
@@ -3833,6 +3857,7 @@
                 <w:i w:val="0"/>
                 <w:sz w:val="18"/>
               </w:rPr>
+              <w:t>Năng lực số 5.2 CB2b: HS quan sát tia số phóng to, thao tác trên bảng tính để thấy cách hiển thị và làm tròn số thập phân</w:t>
             </w:r>
           </w:p>
         </w:tc>
@@ -4005,7 +4030,7 @@
                 <w:i w:val="0"/>
                 <w:sz w:val="20"/>
               </w:rPr>
-              <w:t>Chủ đề 2: Số thập phân (12 TIẾT)</w:t>
+              <w:t>Chủ đề 2: Số thập phân</w:t>
             </w:r>
           </w:p>
         </w:tc>
@@ -4120,7 +4145,7 @@
                 <w:i w:val="0"/>
                 <w:sz w:val="20"/>
               </w:rPr>
-              <w:t>Chủ đề 3: MỘT SỐ ĐƠN VỊ</w:t>
+              <w:t>Chủ đề 3: Một số đơn vị đo diện tích</w:t>
             </w:r>
           </w:p>
         </w:tc>
@@ -4139,7 +4164,7 @@
                 <w:i w:val="0"/>
                 <w:sz w:val="20"/>
               </w:rPr>
-              <w:t>Bài 15. Ki-lô-mét vuông. Héc-ta (tiết 1)</w:t>
+              <w:t>Bài 15. Ki-lô-mét vuông. Héc-ta (Tiết 1)</w:t>
             </w:r>
           </w:p>
         </w:tc>
@@ -4178,7 +4203,7 @@
                 <w:i w:val="0"/>
                 <w:sz w:val="18"/>
               </w:rPr>
-              <w:t>NLS-KT (Cơ bản 2): Chiếu ảnh vệ tinh sân trường hoặc một khu đất quen thuộc, cho HS ước lượng diện tích theo đơn vị vừa học.</w:t>
+              <w:t>NLS: Năng lực số 5.2 CB2b: HS tự đổi đơn vị ra nháp rồi dùng công cụ số đối chiếu</w:t>
             </w:r>
           </w:p>
         </w:tc>
@@ -4254,7 +4279,7 @@
                 <w:i w:val="0"/>
                 <w:sz w:val="20"/>
               </w:rPr>
-              <w:t>Bài 15. Ki-lô-mét vuông. Héc-ta (tiết 2)</w:t>
+              <w:t>Bài 15. Ki-lô-mét vuông. Héc-ta (Tiết 2)</w:t>
             </w:r>
           </w:p>
         </w:tc>
@@ -4293,6 +4318,7 @@
                 <w:i w:val="0"/>
                 <w:sz w:val="18"/>
               </w:rPr>
+              <w:t>NLS: Năng lực số 5.2 CB2b: HS tự đổi đơn vị ra nháp rồi dùng công cụ số đối chiếu</w:t>
             </w:r>
           </w:p>
         </w:tc>
@@ -4407,6 +4433,7 @@
                 <w:i w:val="0"/>
                 <w:sz w:val="18"/>
               </w:rPr>
+              <w:t>NLS: Năng lực số 5.2 CB2b: HS tự đổi đơn vị ra nháp rồi dùng công cụ số đối chiếu</w:t>
             </w:r>
           </w:p>
         </w:tc>
@@ -4464,7 +4491,6 @@
                 <w:i w:val="0"/>
                 <w:sz w:val="20"/>
               </w:rPr>
-              <w:t>ĐO DIỆN TÍCH (8 TIẾT)</w:t>
             </w:r>
           </w:p>
         </w:tc>
@@ -4522,6 +4548,7 @@
                 <w:i w:val="0"/>
                 <w:sz w:val="18"/>
               </w:rPr>
+              <w:t>NLS: Năng lực số 5.2 CB2b: HS tự đổi đơn vị ra nháp rồi dùng công cụ số đối chiếu</w:t>
             </w:r>
           </w:p>
         </w:tc>
@@ -4580,7 +4607,7 @@
                 <w:i w:val="0"/>
                 <w:sz w:val="20"/>
               </w:rPr>
-              <w:t>ĐO DIỆN TÍCH (8 TIẾT)</w:t>
+              <w:t>Chủ đề 3: Một số đơn vị đo diện tích</w:t>
             </w:r>
           </w:p>
         </w:tc>
@@ -4638,7 +4665,7 @@
                 <w:i w:val="0"/>
                 <w:sz w:val="18"/>
               </w:rPr>
-              <w:t>NLS-GQVĐ (Cơ bản 2): HS tự đổi đơn vị trong “Thực hành và trải nghiệm với một số đơn vị đo đại lượng” ra nháp trước.</w:t>
+              <w:t>NLS: Năng lực số 5.2 CB2b: HS tự đổi đơn vị ra nháp rồi dùng công cụ số đối chiếu</w:t>
             </w:r>
           </w:p>
         </w:tc>
@@ -4753,6 +4780,7 @@
                 <w:i w:val="0"/>
                 <w:sz w:val="18"/>
               </w:rPr>
+              <w:t>NLS: Năng lực số 5.2 CB2b: HS tự đổi đơn vị ra nháp rồi dùng công cụ số đối chiếu</w:t>
             </w:r>
           </w:p>
         </w:tc>
@@ -4942,7 +4970,7 @@
                 <w:i w:val="0"/>
                 <w:sz w:val="20"/>
               </w:rPr>
-              <w:t>Bài 18. Luyện tập chung (Tiết 2) — Kiểm tra định kì giữa học kì I</w:t>
+              <w:t>Bài 18. Luyện tập chung (Tiết 2)</w:t>
             </w:r>
           </w:p>
         </w:tc>
@@ -4981,6 +5009,7 @@
                 <w:i w:val="0"/>
                 <w:sz w:val="18"/>
               </w:rPr>
+              <w:t>Năng lực số 5.2 CB2b: HS quan sát tia số phóng to, thao tác trên bảng tính để thấy cách hiển thị và làm tròn số thập phân</w:t>
             </w:r>
           </w:p>
         </w:tc>
@@ -5038,7 +5067,7 @@
                 <w:i w:val="0"/>
                 <w:sz w:val="20"/>
               </w:rPr>
-              <w:t>Chủ đề 4: CÁC PHÉP TÍNH VỚI SỐ THẬP PHÂN (16 TIẾT)</w:t>
+              <w:t>Chủ đề 4: Các phép tính với số thập phân</w:t>
             </w:r>
           </w:p>
         </w:tc>
@@ -5057,7 +5086,7 @@
                 <w:i w:val="0"/>
                 <w:sz w:val="20"/>
               </w:rPr>
-              <w:t>Bài 19: Phép cộng số thập phân (Tiết 1)</w:t>
+              <w:t>Bài 19. Phép cộng số thập phân (Tiết 1)</w:t>
             </w:r>
           </w:p>
         </w:tc>
@@ -5096,6 +5125,7 @@
                 <w:i w:val="0"/>
                 <w:sz w:val="18"/>
               </w:rPr>
+              <w:t>Năng lực số 5.2 CB2b: HS quan sát tia số phóng to, thao tác trên bảng tính để thấy cách hiển thị và làm tròn số thập phân</w:t>
             </w:r>
           </w:p>
         </w:tc>
@@ -5154,7 +5184,7 @@
                 <w:i w:val="0"/>
                 <w:sz w:val="20"/>
               </w:rPr>
-              <w:t>Chủ đề 4: CÁC PHÉP TÍNH VỚI SỐ THẬP PHÂN (16 TIẾT)</w:t>
+              <w:t>Chủ đề 4: Các phép tính với số thập phân</w:t>
             </w:r>
           </w:p>
         </w:tc>
@@ -5173,7 +5203,7 @@
                 <w:i w:val="0"/>
                 <w:sz w:val="20"/>
               </w:rPr>
-              <w:t>Bài 19: Phép cộng số thập phân (Tiết 2)</w:t>
+              <w:t>Bài 19. Phép cộng số thập phân (Tiết 2)</w:t>
             </w:r>
           </w:p>
         </w:tc>
@@ -5212,6 +5242,7 @@
                 <w:i w:val="0"/>
                 <w:sz w:val="18"/>
               </w:rPr>
+              <w:t>Năng lực số 5.2 CB2b: HS quan sát tia số phóng to, thao tác trên bảng tính để thấy cách hiển thị và làm tròn số thập phân</w:t>
             </w:r>
           </w:p>
         </w:tc>
@@ -5326,7 +5357,7 @@
                 <w:i w:val="0"/>
                 <w:sz w:val="18"/>
               </w:rPr>
-              <w:t>AI-NB (Nhận biết): Cho HS nhờ công cụ trí tuệ nhân tạo giải một bài về “Phép trừ số thập phân”, rồi cả lớp soi.</w:t>
+              <w:t>Năng lực số 5.2 CB2b: HS quan sát tia số phóng to, thao tác trên bảng tính để thấy cách hiển thị và làm tròn số thập phân</w:t>
             </w:r>
           </w:p>
         </w:tc>
@@ -5441,6 +5472,7 @@
                 <w:i w:val="0"/>
                 <w:sz w:val="18"/>
               </w:rPr>
+              <w:t>Năng lực số 5.2 CB2b: HS quan sát tia số phóng to, thao tác trên bảng tính để thấy cách hiển thị và làm tròn số thập phân</w:t>
             </w:r>
           </w:p>
         </w:tc>
@@ -5498,6 +5530,7 @@
                 <w:i w:val="0"/>
                 <w:sz w:val="20"/>
               </w:rPr>
+              <w:t>Ôn tập, kiểm tra, đánh giá</w:t>
             </w:r>
           </w:p>
         </w:tc>
@@ -5516,7 +5549,7 @@
                 <w:i w:val="0"/>
                 <w:sz w:val="20"/>
               </w:rPr>
-              <w:t>Bài 21: Phép nhân số thập phân (Tiết 1)</w:t>
+              <w:t>Kiểm tra định kì giữa học kì I</w:t>
             </w:r>
           </w:p>
         </w:tc>
@@ -5536,7 +5569,7 @@
                 <w:i w:val="0"/>
                 <w:sz w:val="20"/>
               </w:rPr>
-              <w:t>Tiết 44 (3 tiết)</w:t>
+              <w:t>Tiết 44 (1 tiết)</w:t>
             </w:r>
           </w:p>
         </w:tc>
@@ -5612,6 +5645,7 @@
                 <w:i w:val="0"/>
                 <w:sz w:val="20"/>
               </w:rPr>
+              <w:t>Chủ đề 4: Các phép tính với số thập phân</w:t>
             </w:r>
           </w:p>
         </w:tc>
@@ -5630,7 +5664,7 @@
                 <w:i w:val="0"/>
                 <w:sz w:val="20"/>
               </w:rPr>
-              <w:t>Bài 21: Phép nhân số thập phân (Tiết 2)</w:t>
+              <w:t>Bài 21. Phép nhân số thập phân (Tiết 1)</w:t>
             </w:r>
           </w:p>
         </w:tc>
@@ -5650,7 +5684,7 @@
                 <w:i w:val="0"/>
                 <w:sz w:val="20"/>
               </w:rPr>
-              <w:t>Tiết 45</w:t>
+              <w:t>Tiết 45 (3 tiết)</w:t>
             </w:r>
           </w:p>
         </w:tc>
@@ -5669,6 +5703,7 @@
                 <w:i w:val="0"/>
                 <w:sz w:val="18"/>
               </w:rPr>
+              <w:t>Năng lực số 5.2 CB2b: HS quan sát tia số phóng to, thao tác trên bảng tính để thấy cách hiển thị và làm tròn số thập phân</w:t>
             </w:r>
           </w:p>
         </w:tc>
@@ -5727,7 +5762,7 @@
                 <w:i w:val="0"/>
                 <w:sz w:val="20"/>
               </w:rPr>
-              <w:t>Chủ đề 4: CÁC PHÉP TÍNH VỚI SỐ THẬP PHÂN (16 TIẾT)</w:t>
+              <w:t>Chủ đề 4: Các phép tính với số thập phân</w:t>
             </w:r>
           </w:p>
         </w:tc>
@@ -5746,7 +5781,7 @@
                 <w:i w:val="0"/>
                 <w:sz w:val="20"/>
               </w:rPr>
-              <w:t>Bài 21: Phép nhân số thập phân (Tiết 3)</w:t>
+              <w:t>Bài 21. Phép nhân số thập phân (Tiết 2)</w:t>
             </w:r>
           </w:p>
         </w:tc>
@@ -5785,6 +5820,7 @@
                 <w:i w:val="0"/>
                 <w:sz w:val="18"/>
               </w:rPr>
+              <w:t>Năng lực số 5.2 CB2b: HS quan sát tia số phóng to, thao tác trên bảng tính để thấy cách hiển thị và làm tròn số thập phân</w:t>
             </w:r>
           </w:p>
         </w:tc>
@@ -5860,7 +5896,7 @@
                 <w:i w:val="0"/>
                 <w:sz w:val="20"/>
               </w:rPr>
-              <w:t>Bài 22: Phép chia số thập phân (Tiết 1)</w:t>
+              <w:t>Bài 21. Phép nhân số thập phân (Tiết 3)</w:t>
             </w:r>
           </w:p>
         </w:tc>
@@ -5880,7 +5916,7 @@
                 <w:i w:val="0"/>
                 <w:sz w:val="20"/>
               </w:rPr>
-              <w:t>Tiết 47 (4 tiết)</w:t>
+              <w:t>Tiết 47</w:t>
             </w:r>
           </w:p>
         </w:tc>
@@ -5899,7 +5935,6 @@
                 <w:i w:val="0"/>
                 <w:sz w:val="18"/>
               </w:rPr>
-              <w:t>NLS-GQVĐ (Cơ bản 2): Dùng tia số phóng to được trên máy.</w:t>
             </w:r>
           </w:p>
         </w:tc>
@@ -5975,7 +6010,7 @@
                 <w:i w:val="0"/>
                 <w:sz w:val="20"/>
               </w:rPr>
-              <w:t>Bài 22: Phép chia số thập phân (Tiết 2)</w:t>
+              <w:t>Bài 22. Phép chia số thập phân (Tiết 1)</w:t>
             </w:r>
           </w:p>
         </w:tc>
@@ -5995,7 +6030,7 @@
                 <w:i w:val="0"/>
                 <w:sz w:val="20"/>
               </w:rPr>
-              <w:t>Tiết 48</w:t>
+              <w:t>Tiết 48 (4 tiết)</w:t>
             </w:r>
           </w:p>
         </w:tc>
@@ -6014,6 +6049,7 @@
                 <w:i w:val="0"/>
                 <w:sz w:val="18"/>
               </w:rPr>
+              <w:t>Năng lực số 5.2 CB2b: HS quan sát tia số phóng to, thao tác trên bảng tính để thấy cách hiển thị và làm tròn số thập phân</w:t>
             </w:r>
           </w:p>
         </w:tc>
@@ -6089,7 +6125,7 @@
                 <w:i w:val="0"/>
                 <w:sz w:val="20"/>
               </w:rPr>
-              <w:t>Bài 22: Phép chia số thập phân (Tiết 3)</w:t>
+              <w:t>Bài 22. Phép chia số thập phân (Tiết 2)</w:t>
             </w:r>
           </w:p>
         </w:tc>
@@ -6128,6 +6164,7 @@
                 <w:i w:val="0"/>
                 <w:sz w:val="18"/>
               </w:rPr>
+              <w:t>Năng lực số 5.2 CB2b: HS quan sát tia số phóng to, thao tác trên bảng tính để thấy cách hiển thị và làm tròn số thập phân</w:t>
             </w:r>
           </w:p>
         </w:tc>
@@ -6203,7 +6240,7 @@
                 <w:i w:val="0"/>
                 <w:sz w:val="20"/>
               </w:rPr>
-              <w:t>Bài 22: Phép chia số thập phân (Tiết 4)</w:t>
+              <w:t>Bài 22. Phép chia số thập phân (Tiết 3)</w:t>
             </w:r>
           </w:p>
         </w:tc>
@@ -6242,6 +6279,7 @@
                 <w:i w:val="0"/>
                 <w:sz w:val="18"/>
               </w:rPr>
+              <w:t>Năng lực số 5.2 CB2b: HS quan sát tia số phóng to, thao tác trên bảng tính để thấy cách hiển thị và làm tròn số thập phân</w:t>
             </w:r>
           </w:p>
         </w:tc>
@@ -6300,7 +6338,7 @@
                 <w:i w:val="0"/>
                 <w:sz w:val="20"/>
               </w:rPr>
-              <w:t>Chủ đề 4: CÁC PHÉP TÍNH VỚI SỐ THẬP PHÂN (16 TIẾT)</w:t>
+              <w:t>Chủ đề 4: Các phép tính với số thập phân</w:t>
             </w:r>
           </w:p>
         </w:tc>
@@ -6319,7 +6357,7 @@
                 <w:i w:val="0"/>
                 <w:sz w:val="20"/>
               </w:rPr>
-              <w:t>Bài 23. Nhân, chia số thập phân với 10; 100; 1000;... hoặc với 0,1; 0,01;0,001… (Tiết 1)</w:t>
+              <w:t>Bài 22. Phép chia số thập phân (Tiết 4)</w:t>
             </w:r>
           </w:p>
         </w:tc>
@@ -6339,7 +6377,7 @@
                 <w:i w:val="0"/>
                 <w:sz w:val="20"/>
               </w:rPr>
-              <w:t>Tiết 51 (2 tiết)</w:t>
+              <w:t>Tiết 51</w:t>
             </w:r>
           </w:p>
         </w:tc>
@@ -6358,7 +6396,7 @@
                 <w:i w:val="0"/>
                 <w:sz w:val="18"/>
               </w:rPr>
-              <w:t>AI-NB (Nhận biết): Cho HS nhờ công cụ trí tuệ nhân tạo giải một bài về “Nhân, chia số thập phân với 10; 100; 1000; … hoặc với 0,1; 0,01; 0,001; …”.</w:t>
+              <w:t>Năng lực số 5.2 CB2b: HS quan sát tia số phóng to, thao tác trên bảng tính để thấy cách hiển thị và làm tròn số thập phân</w:t>
             </w:r>
           </w:p>
         </w:tc>
@@ -6434,7 +6472,7 @@
                 <w:i w:val="0"/>
                 <w:sz w:val="20"/>
               </w:rPr>
-              <w:t>Bài 23. Nhân, chia số thập phân với 10; 100; 1000;... hoặc với 0,1; 0,01;0,001… (Tiết 2)</w:t>
+              <w:t>Bài 23. Nhân, chia số thập phân với 10; 100; 1 000;… hoặc với 0,1; 0,01; 0,001;… (Tiết 1)</w:t>
             </w:r>
           </w:p>
         </w:tc>
@@ -6454,7 +6492,7 @@
                 <w:i w:val="0"/>
                 <w:sz w:val="20"/>
               </w:rPr>
-              <w:t>Tiết 52</w:t>
+              <w:t>Tiết 52 (2 tiết)</w:t>
             </w:r>
           </w:p>
         </w:tc>
@@ -6473,6 +6511,7 @@
                 <w:i w:val="0"/>
                 <w:sz w:val="18"/>
               </w:rPr>
+              <w:t>Năng lực số 5.2 CB2b: HS quan sát tia số phóng to, thao tác trên bảng tính để thấy cách hiển thị và làm tròn số thập phân</w:t>
             </w:r>
           </w:p>
         </w:tc>
@@ -6548,7 +6587,7 @@
                 <w:i w:val="0"/>
                 <w:sz w:val="20"/>
               </w:rPr>
-              <w:t>Bài 24. Luyện tập chung (Tiết 1)</w:t>
+              <w:t>Bài 23. Nhân, chia số thập phân với 10; 100; 1 000;… hoặc với 0,1; 0,01; 0,001;… (Tiết 2)</w:t>
             </w:r>
           </w:p>
         </w:tc>
@@ -6568,7 +6607,7 @@
                 <w:i w:val="0"/>
                 <w:sz w:val="20"/>
               </w:rPr>
-              <w:t>Tiết 53 (3 tiết)</w:t>
+              <w:t>Tiết 53</w:t>
             </w:r>
           </w:p>
         </w:tc>
@@ -6587,6 +6626,7 @@
                 <w:i w:val="0"/>
                 <w:sz w:val="18"/>
               </w:rPr>
+              <w:t>Năng lực số 5.2 CB2b: HS quan sát tia số phóng to, thao tác trên bảng tính để thấy cách hiển thị và làm tròn số thập phân</w:t>
             </w:r>
           </w:p>
         </w:tc>
@@ -6662,7 +6702,7 @@
                 <w:i w:val="0"/>
                 <w:sz w:val="20"/>
               </w:rPr>
-              <w:t>Bài 24. Luyện tập chung (Tiết 2)</w:t>
+              <w:t>Bài 24. Luyện tập chung (Tiết 1)</w:t>
             </w:r>
           </w:p>
         </w:tc>
@@ -6682,7 +6722,7 @@
                 <w:i w:val="0"/>
                 <w:sz w:val="20"/>
               </w:rPr>
-              <w:t>Tiết 54</w:t>
+              <w:t>Tiết 54 (2 tiết)</w:t>
             </w:r>
           </w:p>
         </w:tc>
@@ -6701,6 +6741,7 @@
                 <w:i w:val="0"/>
                 <w:sz w:val="18"/>
               </w:rPr>
+              <w:t>SGV 3 tiết; bớt 1 tiết cho kiểm tra định kì</w:t>
             </w:r>
           </w:p>
         </w:tc>
@@ -6776,7 +6817,7 @@
                 <w:i w:val="0"/>
                 <w:sz w:val="20"/>
               </w:rPr>
-              <w:t>Bài 24. Luyện tập chung (Tiết 3)</w:t>
+              <w:t>Bài 24. Luyện tập chung (Tiết 2)</w:t>
             </w:r>
           </w:p>
         </w:tc>
@@ -6873,7 +6914,7 @@
                 <w:i w:val="0"/>
                 <w:sz w:val="20"/>
               </w:rPr>
-              <w:t>Chủ đề 5: MỘT SỐ HÌNH PHẲNG. CHU VI VÀ DIỆN TÍCH (18 TIẾT)</w:t>
+              <w:t>Chủ đề 5: Một số hình phẳng. Chu vi và diện tích</w:t>
             </w:r>
           </w:p>
         </w:tc>
@@ -6931,7 +6972,7 @@
                 <w:i w:val="0"/>
                 <w:sz w:val="18"/>
               </w:rPr>
-              <w:t>NLS-GQVĐ (Cơ bản 2): Dùng phần mềm hình học động.</w:t>
+              <w:t>Năng lực số 5.2 CB2b: HS quan sát hình biến đổi trên phần mềm hình học động, tự rút ra quy luật về chu vi; diện tích</w:t>
             </w:r>
           </w:p>
         </w:tc>
@@ -7046,6 +7087,7 @@
                 <w:i w:val="0"/>
                 <w:sz w:val="18"/>
               </w:rPr>
+              <w:t>Năng lực số 5.2 CB2b: HS quan sát hình biến đổi trên phần mềm hình học động, tự rút ra quy luật về chu vi; diện tích</w:t>
             </w:r>
           </w:p>
         </w:tc>
@@ -7160,6 +7202,7 @@
                 <w:i w:val="0"/>
                 <w:sz w:val="18"/>
               </w:rPr>
+              <w:t>Năng lực số 5.2 CB2b: HS quan sát hình biến đổi trên phần mềm hình học động, tự rút ra quy luật về chu vi; diện tích</w:t>
             </w:r>
           </w:p>
         </w:tc>
@@ -7274,6 +7317,7 @@
                 <w:i w:val="0"/>
                 <w:sz w:val="18"/>
               </w:rPr>
+              <w:t>Năng lực số 5.2 CB2b: HS quan sát hình biến đổi trên phần mềm hình học động, tự rút ra quy luật về chu vi; diện tích</w:t>
             </w:r>
           </w:p>
         </w:tc>
@@ -7388,6 +7432,7 @@
                 <w:i w:val="0"/>
                 <w:sz w:val="18"/>
               </w:rPr>
+              <w:t>Năng lực số 5.2 CB2b: HS quan sát hình biến đổi trên phần mềm hình học động, tự rút ra quy luật về chu vi; diện tích</w:t>
             </w:r>
           </w:p>
         </w:tc>
@@ -7446,7 +7491,7 @@
                 <w:i w:val="0"/>
                 <w:sz w:val="20"/>
               </w:rPr>
-              <w:t>Chủ đề 5: MỘT SỐ HÌNH PHẲNG. CHU VI VÀ DIỆN TÍCH (18 TIẾT)</w:t>
+              <w:t>Chủ đề 5: Một số hình phẳng. Chu vi và diện tích</w:t>
             </w:r>
           </w:p>
         </w:tc>
@@ -7504,6 +7549,7 @@
                 <w:i w:val="0"/>
                 <w:sz w:val="18"/>
               </w:rPr>
+              <w:t>Năng lực số 5.2 CB2b: HS quan sát hình biến đổi trên phần mềm hình học động, tự rút ra quy luật về chu vi; diện tích</w:t>
             </w:r>
           </w:p>
         </w:tc>
@@ -7618,6 +7664,7 @@
                 <w:i w:val="0"/>
                 <w:sz w:val="18"/>
               </w:rPr>
+              <w:t>Năng lực số 5.2 CB2b: HS quan sát hình biến đổi trên phần mềm hình học động, tự rút ra quy luật về chu vi; diện tích</w:t>
             </w:r>
           </w:p>
         </w:tc>
@@ -7846,7 +7893,7 @@
                 <w:i w:val="0"/>
                 <w:sz w:val="18"/>
               </w:rPr>
-              <w:t>NLS-GQVĐ (Cơ bản 2): Dùng phần mềm hình học động.</w:t>
+              <w:t>Năng lực số 5.2 CB2b: HS quan sát hình biến đổi trên phần mềm hình học động, tự rút ra quy luật về chu vi; diện tích</w:t>
             </w:r>
           </w:p>
         </w:tc>
@@ -7961,6 +8008,7 @@
                 <w:i w:val="0"/>
                 <w:sz w:val="18"/>
               </w:rPr>
+              <w:t>Năng lực số 5.2 CB2b: HS quan sát hình biến đổi trên phần mềm hình học động, tự rút ra quy luật về chu vi; diện tích</w:t>
             </w:r>
           </w:p>
         </w:tc>
@@ -8019,7 +8067,7 @@
                 <w:i w:val="0"/>
                 <w:sz w:val="20"/>
               </w:rPr>
-              <w:t>Chủ đề 5: MỘT SỐ HÌNH PHẲNG. CHU VI VÀ DIỆN TÍCH (18 TIẾT)</w:t>
+              <w:t>Chủ đề 5: Một số hình phẳng. Chu vi và diện tích</w:t>
             </w:r>
           </w:p>
         </w:tc>
@@ -8191,6 +8239,7 @@
                 <w:i w:val="0"/>
                 <w:sz w:val="18"/>
               </w:rPr>
+              <w:t>Năng lực số 5.2 CB2b: HS quan sát hình biến đổi trên phần mềm hình học động, tự rút ra quy luật về chu vi; diện tích</w:t>
             </w:r>
           </w:p>
         </w:tc>
@@ -8419,7 +8468,7 @@
                 <w:i w:val="0"/>
                 <w:sz w:val="18"/>
               </w:rPr>
-              <w:t>NLS-GQVĐ (Cơ bản 2): Dùng phần mềm hình học động.</w:t>
+              <w:t>Năng lực số 5.2 CB2b: HS quan sát hình biến đổi trên phần mềm hình học động, tự rút ra quy luật về chu vi; diện tích</w:t>
             </w:r>
           </w:p>
           <w:p>
@@ -8547,6 +8596,7 @@
                 <w:i w:val="0"/>
                 <w:sz w:val="18"/>
               </w:rPr>
+              <w:t>Năng lực số 5.2 CB2b: HS quan sát hình biến đổi trên phần mềm hình học động, tự rút ra quy luật về chu vi; diện tích</w:t>
             </w:r>
           </w:p>
         </w:tc>
@@ -8605,7 +8655,7 @@
                 <w:i w:val="0"/>
                 <w:sz w:val="20"/>
               </w:rPr>
-              <w:t>Chủ đề 5: MỘT SỐ HÌNH PHẲNG. CHU VI VÀ DIỆN TÍCH (18 TIẾT)</w:t>
+              <w:t>Chủ đề 5: Một số hình phẳng. Chu vi và diện tích</w:t>
             </w:r>
           </w:p>
         </w:tc>
@@ -8949,7 +8999,7 @@
                 <w:i w:val="0"/>
                 <w:sz w:val="20"/>
               </w:rPr>
-              <w:t>Chủ đề 6: Ôn tập học kì 1 (17 TIẾT)</w:t>
+              <w:t>Chủ đề 6: Ôn tập học kì 1</w:t>
             </w:r>
           </w:p>
         </w:tc>
@@ -9179,7 +9229,7 @@
                 <w:i w:val="0"/>
                 <w:sz w:val="20"/>
               </w:rPr>
-              <w:t>Chủ đề 6: Ôn tập học kì 1 (17 TIẾT)</w:t>
+              <w:t>Chủ đề 6: Ôn tập học kì 1</w:t>
             </w:r>
           </w:p>
         </w:tc>
@@ -9751,7 +9801,7 @@
                 <w:i w:val="0"/>
                 <w:sz w:val="20"/>
               </w:rPr>
-              <w:t>Chủ đề 6: Ôn tập học kì 1 (17 TIẾT)</w:t>
+              <w:t>Chủ đề 6: Ôn tập học kì 1</w:t>
             </w:r>
           </w:p>
         </w:tc>
@@ -9809,6 +9859,7 @@
                 <w:i w:val="0"/>
                 <w:sz w:val="18"/>
               </w:rPr>
+              <w:t>Năng lực số 5.2 CB2b: HS quan sát hình biến đổi trên phần mềm hình học động, tự rút ra quy luật về chu vi; diện tích</w:t>
             </w:r>
           </w:p>
         </w:tc>
@@ -9923,6 +9974,7 @@
                 <w:i w:val="0"/>
                 <w:sz w:val="18"/>
               </w:rPr>
+              <w:t>Năng lực số 5.2 CB2b: HS quan sát hình biến đổi trên phần mềm hình học động, tự rút ra quy luật về chu vi; diện tích</w:t>
             </w:r>
           </w:p>
         </w:tc>
@@ -10037,6 +10089,7 @@
                 <w:i w:val="0"/>
                 <w:sz w:val="18"/>
               </w:rPr>
+              <w:t>Năng lực số 5.2 CB2b: HS quan sát hình biến đổi trên phần mềm hình học động, tự rút ra quy luật về chu vi; diện tích</w:t>
             </w:r>
           </w:p>
         </w:tc>
@@ -10151,6 +10204,7 @@
                 <w:i w:val="0"/>
                 <w:sz w:val="18"/>
               </w:rPr>
+              <w:t>Năng lực số 5.2 CB2b: HS quan sát hình biến đổi trên phần mềm hình học động, tự rút ra quy luật về chu vi; diện tích</w:t>
             </w:r>
           </w:p>
         </w:tc>
@@ -10265,6 +10319,7 @@
                 <w:i w:val="0"/>
                 <w:sz w:val="18"/>
               </w:rPr>
+              <w:t>Năng lực số 5.2 CB2b: HS quan sát hình biến đổi trên phần mềm hình học động, tự rút ra quy luật về chu vi; diện tích</w:t>
             </w:r>
           </w:p>
         </w:tc>
@@ -10323,7 +10378,7 @@
                 <w:i w:val="0"/>
                 <w:sz w:val="20"/>
               </w:rPr>
-              <w:t>Chủ đề 6: Ôn tập học kì 1 (17 TIẾT)</w:t>
+              <w:t>Chủ đề 6: Ôn tập học kì 1</w:t>
             </w:r>
           </w:p>
         </w:tc>
@@ -10342,7 +10397,7 @@
                 <w:i w:val="0"/>
                 <w:sz w:val="20"/>
               </w:rPr>
-              <w:t>Bài 34: Ôn tập đo lường (Tiết 1)</w:t>
+              <w:t>Bài 34. Ôn tập đo lường (Tiết 1)</w:t>
             </w:r>
           </w:p>
         </w:tc>
@@ -10381,6 +10436,7 @@
                 <w:i w:val="0"/>
                 <w:sz w:val="18"/>
               </w:rPr>
+              <w:t>NLS: Năng lực số 5.2 CB2b: HS tự đổi đơn vị ra nháp rồi dùng công cụ số đối chiếu</w:t>
             </w:r>
           </w:p>
         </w:tc>
@@ -10456,7 +10512,7 @@
                 <w:i w:val="0"/>
                 <w:sz w:val="20"/>
               </w:rPr>
-              <w:t>Bài 34: Ôn tập đo lường (Tiết 2)</w:t>
+              <w:t>Bài 34. Ôn tập đo lường (Tiết 2)</w:t>
             </w:r>
           </w:p>
         </w:tc>
@@ -10495,6 +10551,7 @@
                 <w:i w:val="0"/>
                 <w:sz w:val="18"/>
               </w:rPr>
+              <w:t>NLS: Năng lực số 5.2 CB2b: HS tự đổi đơn vị ra nháp rồi dùng công cụ số đối chiếu</w:t>
             </w:r>
           </w:p>
         </w:tc>
@@ -10570,7 +10627,7 @@
                 <w:i w:val="0"/>
                 <w:sz w:val="20"/>
               </w:rPr>
-              <w:t>Bài 35: Ôn tập chung (Tiết 1)</w:t>
+              <w:t>Bài 35. Ôn tập chung (Tiết 1)</w:t>
             </w:r>
           </w:p>
         </w:tc>
@@ -10590,7 +10647,7 @@
                 <w:i w:val="0"/>
                 <w:sz w:val="20"/>
               </w:rPr>
-              <w:t>Tiết 88 (3 tiết)</w:t>
+              <w:t>Tiết 88 (2 tiết)</w:t>
             </w:r>
           </w:p>
         </w:tc>
@@ -10609,6 +10666,7 @@
                 <w:i w:val="0"/>
                 <w:sz w:val="18"/>
               </w:rPr>
+              <w:t>SGV 3 tiết; bớt 1 tiết cho kiểm tra định kì</w:t>
             </w:r>
           </w:p>
         </w:tc>
@@ -10684,7 +10742,7 @@
                 <w:i w:val="0"/>
                 <w:sz w:val="20"/>
               </w:rPr>
-              <w:t>Bài 35: Ôn tập chung (Tiết 2)</w:t>
+              <w:t>Bài 35. Ôn tập chung (Tiết 2)</w:t>
             </w:r>
           </w:p>
         </w:tc>
@@ -10780,6 +10838,7 @@
                 <w:i w:val="0"/>
                 <w:sz w:val="20"/>
               </w:rPr>
+              <w:t>Ôn tập, kiểm tra, đánh giá</w:t>
             </w:r>
           </w:p>
         </w:tc>
@@ -10798,7 +10857,7 @@
                 <w:i w:val="0"/>
                 <w:sz w:val="20"/>
               </w:rPr>
-              <w:t>Bài 35: Ôn tập chung (Tiết 3) — Kiểm tra định kì cuối học kì I</w:t>
+              <w:t>Kiểm tra định kì cuối học kì I</w:t>
             </w:r>
           </w:p>
         </w:tc>
@@ -10818,7 +10877,7 @@
                 <w:i w:val="0"/>
                 <w:sz w:val="20"/>
               </w:rPr>
-              <w:t>Tiết 90</w:t>
+              <w:t>Tiết 90 (1 tiết)</w:t>
             </w:r>
           </w:p>
         </w:tc>
@@ -10919,7 +10978,7 @@
                 <w:i w:val="0"/>
                 <w:sz w:val="20"/>
               </w:rPr>
-              <w:t>Chủ đề 7. TỈ SỐ VÀ CÁC BÀI</w:t>
+              <w:t>Chủ đề 7: Tỉ số và các bài toán liên quan</w:t>
             </w:r>
           </w:p>
         </w:tc>
@@ -10938,7 +10997,7 @@
                 <w:i w:val="0"/>
                 <w:sz w:val="20"/>
               </w:rPr>
-              <w:t>Bài 36. Tỉ số. Tỉ số phần trăm (tiết 1)</w:t>
+              <w:t>Bài 36. Tỉ số. Tỉ số phần trăm (Tiết 1)</w:t>
             </w:r>
           </w:p>
         </w:tc>
@@ -10977,7 +11036,7 @@
                 <w:i w:val="0"/>
                 <w:sz w:val="18"/>
               </w:rPr>
-              <w:t>NLS-GQVĐ (Cơ bản 2): Hướng dẫn HS dùng bảng tính.</w:t>
+              <w:t>NLS: Năng lực số 1.2 CB2a: HS dùng bảng tính tính tỉ số phần trăm</w:t>
             </w:r>
           </w:p>
         </w:tc>
@@ -11053,7 +11112,7 @@
                 <w:i w:val="0"/>
                 <w:sz w:val="20"/>
               </w:rPr>
-              <w:t>Bài 36. Tỉ số. Tỉ số phần trăm (tiết 2)</w:t>
+              <w:t>Bài 36. Tỉ số. Tỉ số phần trăm (Tiết 2)</w:t>
             </w:r>
           </w:p>
         </w:tc>
@@ -11092,6 +11151,7 @@
                 <w:i w:val="0"/>
                 <w:sz w:val="18"/>
               </w:rPr>
+              <w:t>NLS: Năng lực số 1.2 CB2a: HS dùng bảng tính tính tỉ số phần trăm</w:t>
             </w:r>
           </w:p>
         </w:tc>
@@ -11167,7 +11227,7 @@
                 <w:i w:val="0"/>
                 <w:sz w:val="20"/>
               </w:rPr>
-              <w:t>Bài 37. Tỉ lệ bản đồ và ứng dụng (tiết 1)</w:t>
+              <w:t>Bài 37. Tỉ lệ bản đồ và ứng dụng (Tiết 1)</w:t>
             </w:r>
           </w:p>
         </w:tc>
@@ -11200,6 +11260,19 @@
               <w:spacing w:after="0"/>
             </w:pPr>
             <w:r/>
+            <w:r>
+              <w:rPr>
+                <w:b w:val="0"/>
+                <w:i w:val="0"/>
+                <w:sz w:val="18"/>
+              </w:rPr>
+              <w:t>Năng lực số 1.1 CB2c: HS thao tác phóng to, thu nhỏ bản đồ số, đo khoảng cách và tự tính lại theo tỉ lệ, so sánh hai kết quả</w:t>
+            </w:r>
+          </w:p>
+          <w:p>
+            <w:pPr>
+              <w:spacing w:after="0"/>
+            </w:pPr>
             <w:r>
               <w:rPr>
                 <w:b w:val="0"/>
@@ -11264,7 +11337,6 @@
                 <w:i w:val="0"/>
                 <w:sz w:val="20"/>
               </w:rPr>
-              <w:t>TOÁN LIÊN QUAN (17 TIẾT)</w:t>
             </w:r>
           </w:p>
         </w:tc>
@@ -11283,7 +11355,7 @@
                 <w:i w:val="0"/>
                 <w:sz w:val="20"/>
               </w:rPr>
-              <w:t>Bài 37. Tỉ lệ bản đồ và ứng dụng (tiết 2)</w:t>
+              <w:t>Bài 37. Tỉ lệ bản đồ và ứng dụng (Tiết 2)</w:t>
             </w:r>
           </w:p>
         </w:tc>
@@ -11322,7 +11394,7 @@
                 <w:i w:val="0"/>
                 <w:sz w:val="18"/>
               </w:rPr>
-              <w:t>NLS-KT: đọc, so sánh, trình bày dữ liệu/bảng biểu bằng học liệu số hoặc bảng tính đơn giản.</w:t>
+              <w:t>Năng lực số 1.1 CB2c: HS thao tác phóng to, thu nhỏ bản đồ số, đo khoảng cách và tự tính lại theo tỉ lệ, so sánh hai kết quả</w:t>
             </w:r>
           </w:p>
         </w:tc>
@@ -11398,7 +11470,7 @@
                 <w:i w:val="0"/>
                 <w:sz w:val="20"/>
               </w:rPr>
-              <w:t>Bài 38. Tìm hai số khi biết tổng và tỉ số của hai số đó (tiết 1)</w:t>
+              <w:t>Bài 38. Tìm hai số khi biết tổng và tỉ số của hai số đó (Tiết 1)</w:t>
             </w:r>
           </w:p>
         </w:tc>
@@ -11437,6 +11509,7 @@
                 <w:i w:val="0"/>
                 <w:sz w:val="18"/>
               </w:rPr>
+              <w:t>NLS: Năng lực số 1.2 CB2a: HS dùng bảng tính tính tỉ số phần trăm</w:t>
             </w:r>
           </w:p>
         </w:tc>
@@ -11495,7 +11568,7 @@
                 <w:i w:val="0"/>
                 <w:sz w:val="20"/>
               </w:rPr>
-              <w:t>TOÁN LIÊN QUAN (17 TIẾT)</w:t>
+              <w:t>Chủ đề 7: Tỉ số và các bài toán liên quan</w:t>
             </w:r>
           </w:p>
         </w:tc>
@@ -11514,7 +11587,7 @@
                 <w:i w:val="0"/>
                 <w:sz w:val="20"/>
               </w:rPr>
-              <w:t>Bài 38. Tìm hai số khi biết tổng và tỉ số của hai số đó (tiết 2)</w:t>
+              <w:t>Bài 38. Tìm hai số khi biết tổng và tỉ số của hai số đó (Tiết 2)</w:t>
             </w:r>
           </w:p>
         </w:tc>
@@ -11553,6 +11626,7 @@
                 <w:i w:val="0"/>
                 <w:sz w:val="18"/>
               </w:rPr>
+              <w:t>NLS: Năng lực số 1.2 CB2a: HS dùng bảng tính tính tỉ số phần trăm</w:t>
             </w:r>
           </w:p>
         </w:tc>
@@ -11628,7 +11702,7 @@
                 <w:i w:val="0"/>
                 <w:sz w:val="20"/>
               </w:rPr>
-              <w:t>Bài 39. Tìm hai số khi biết hiệu và tỉ số của hai số đó (tiết 1)</w:t>
+              <w:t>Bài 39. Tìm hai số khi biết hiệu và tỉ số của hai số đó (Tiết 1)</w:t>
             </w:r>
           </w:p>
         </w:tc>
@@ -11667,7 +11741,7 @@
                 <w:i w:val="0"/>
                 <w:sz w:val="18"/>
               </w:rPr>
-              <w:t>NLS-KT (Cơ bản 2): Chiếu ảnh chụp một quảng cáo giảm giá trên mạng, cho HS tự tính xem số tiền được giảm.</w:t>
+              <w:t>NLS: Năng lực số 1.2 CB2a: HS dùng bảng tính tính tỉ số phần trăm</w:t>
             </w:r>
           </w:p>
         </w:tc>
@@ -11743,7 +11817,7 @@
                 <w:i w:val="0"/>
                 <w:sz w:val="20"/>
               </w:rPr>
-              <w:t>Bài 39. Tìm hai số khi biết hiệu và tỉ số của hai số đó (tiết 2)</w:t>
+              <w:t>Bài 39. Tìm hai số khi biết hiệu và tỉ số của hai số đó (Tiết 2)</w:t>
             </w:r>
           </w:p>
         </w:tc>
@@ -11782,6 +11856,7 @@
                 <w:i w:val="0"/>
                 <w:sz w:val="18"/>
               </w:rPr>
+              <w:t>NLS: Năng lực số 1.2 CB2a: HS dùng bảng tính tính tỉ số phần trăm</w:t>
             </w:r>
           </w:p>
         </w:tc>
@@ -11857,7 +11932,7 @@
                 <w:i w:val="0"/>
                 <w:sz w:val="20"/>
               </w:rPr>
-              <w:t>Bài 40. Tìm tỉ số phần trăm của hai số (tiết 1)</w:t>
+              <w:t>Bài 40. Tìm tỉ số phần trăm của hai số (Tiết 1)</w:t>
             </w:r>
           </w:p>
         </w:tc>
@@ -11896,6 +11971,7 @@
                 <w:i w:val="0"/>
                 <w:sz w:val="18"/>
               </w:rPr>
+              <w:t>NLS: Năng lực số 1.2 CB2a: HS dùng bảng tính tính tỉ số phần trăm</w:t>
             </w:r>
           </w:p>
         </w:tc>
@@ -11971,7 +12047,7 @@
                 <w:i w:val="0"/>
                 <w:sz w:val="20"/>
               </w:rPr>
-              <w:t>Bài 40. Tìm tỉ số phần trăm của hai số (tiết 2)</w:t>
+              <w:t>Bài 40. Tìm tỉ số phần trăm của hai số (Tiết 2)</w:t>
             </w:r>
           </w:p>
         </w:tc>
@@ -12010,6 +12086,7 @@
                 <w:i w:val="0"/>
                 <w:sz w:val="18"/>
               </w:rPr>
+              <w:t>NLS: Năng lực số 1.2 CB2a: HS dùng bảng tính tính tỉ số phần trăm</w:t>
             </w:r>
           </w:p>
         </w:tc>
@@ -12068,7 +12145,7 @@
                 <w:i w:val="0"/>
                 <w:sz w:val="20"/>
               </w:rPr>
-              <w:t>TOÁN LIÊN QUAN (17 TIẾT)</w:t>
+              <w:t>Chủ đề 7: Tỉ số và các bài toán liên quan</w:t>
             </w:r>
           </w:p>
         </w:tc>
@@ -12087,7 +12164,7 @@
                 <w:i w:val="0"/>
                 <w:sz w:val="20"/>
               </w:rPr>
-              <w:t>Bài 41. Tìm giá trị phần trăm của một số (tiết 1)</w:t>
+              <w:t>Bài 41. Tìm giá trị phần trăm của một số (Tiết 1)</w:t>
             </w:r>
           </w:p>
         </w:tc>
@@ -12126,7 +12203,7 @@
                 <w:i w:val="0"/>
                 <w:sz w:val="18"/>
               </w:rPr>
-              <w:t>NLS-GQVĐ (Cơ bản 2): Hướng dẫn HS dùng bảng tính.</w:t>
+              <w:t>NLS: Năng lực số 1.2 CB2a: HS dùng bảng tính tính tỉ số phần trăm</w:t>
             </w:r>
           </w:p>
         </w:tc>
@@ -12202,7 +12279,7 @@
                 <w:i w:val="0"/>
                 <w:sz w:val="20"/>
               </w:rPr>
-              <w:t>Bài 41. Tìm giá trị phần trăm của một số (tiết 2)</w:t>
+              <w:t>Bài 41. Tìm giá trị phần trăm của một số (Tiết 2)</w:t>
             </w:r>
           </w:p>
         </w:tc>
@@ -12241,6 +12318,7 @@
                 <w:i w:val="0"/>
                 <w:sz w:val="18"/>
               </w:rPr>
+              <w:t>NLS: Năng lực số 1.2 CB2a: HS dùng bảng tính tính tỉ số phần trăm</w:t>
             </w:r>
           </w:p>
         </w:tc>
@@ -12316,7 +12394,7 @@
                 <w:i w:val="0"/>
                 <w:sz w:val="20"/>
               </w:rPr>
-              <w:t>Bài 42. Máy tính cầm tay (tiết 1)</w:t>
+              <w:t>Bài 42. Máy tính cầm tay (Tiết 1)</w:t>
             </w:r>
           </w:p>
         </w:tc>
@@ -12355,6 +12433,7 @@
                 <w:i w:val="0"/>
                 <w:sz w:val="18"/>
               </w:rPr>
+              <w:t>NLS: Năng lực số 5.2 CB2b: HS thao tác thành thạo máy tính cầm tay</w:t>
             </w:r>
           </w:p>
         </w:tc>
@@ -12430,7 +12509,7 @@
                 <w:i w:val="0"/>
                 <w:sz w:val="20"/>
               </w:rPr>
-              <w:t>Bài 42. Máy tính cầm tay (tiết 2)</w:t>
+              <w:t>Bài 42. Máy tính cầm tay (Tiết 2)</w:t>
             </w:r>
           </w:p>
         </w:tc>
@@ -12469,6 +12548,7 @@
                 <w:i w:val="0"/>
                 <w:sz w:val="18"/>
               </w:rPr>
+              <w:t>NLS: Năng lực số 5.2 CB2b: HS thao tác thành thạo máy tính cầm tay</w:t>
             </w:r>
           </w:p>
         </w:tc>
@@ -12583,6 +12663,19 @@
                 <w:i w:val="0"/>
                 <w:sz w:val="18"/>
               </w:rPr>
+              <w:t>NLS: Năng lực số 5.2 CB2b: HS thao tác thành thạo máy tính cầm tay</w:t>
+            </w:r>
+          </w:p>
+          <w:p>
+            <w:pPr>
+              <w:spacing w:after="0"/>
+            </w:pPr>
+            <w:r>
+              <w:rPr>
+                <w:b w:val="0"/>
+                <w:i w:val="0"/>
+                <w:sz w:val="18"/>
+              </w:rPr>
               <w:t>STEM: Sử dụng máy tính cầm tay (Toán – Tin học) — dạy thay cho tiết này.</w:t>
             </w:r>
           </w:p>
@@ -12642,7 +12735,7 @@
                 <w:i w:val="0"/>
                 <w:sz w:val="20"/>
               </w:rPr>
-              <w:t>TOÁN LIÊN QUAN (17 TIẾT)</w:t>
+              <w:t>Chủ đề 7: Tỉ số và các bài toán liên quan</w:t>
             </w:r>
           </w:p>
         </w:tc>
@@ -12661,7 +12754,7 @@
                 <w:i w:val="0"/>
                 <w:sz w:val="20"/>
               </w:rPr>
-              <w:t>Bài 44. Luyện tập chung (tiết 1)</w:t>
+              <w:t>Bài 44. Luyện tập chung (Tiết 1)</w:t>
             </w:r>
           </w:p>
         </w:tc>
@@ -12776,7 +12869,7 @@
                 <w:i w:val="0"/>
                 <w:sz w:val="20"/>
               </w:rPr>
-              <w:t>Bài 44. Luyện tập chung (tiết 2)</w:t>
+              <w:t>Bài 44. Luyện tập chung (Tiết 2)</w:t>
             </w:r>
           </w:p>
         </w:tc>
@@ -12872,7 +12965,7 @@
                 <w:i w:val="0"/>
                 <w:sz w:val="20"/>
               </w:rPr>
-              <w:t>Chủ đề 8. THỂ TÍCH. ĐƠN VỊ ĐO THỂ</w:t>
+              <w:t>Chủ đề 8: Thể tích. Đơn vị đo thể tích</w:t>
             </w:r>
           </w:p>
         </w:tc>
@@ -12930,6 +13023,7 @@
                 <w:i w:val="0"/>
                 <w:sz w:val="18"/>
               </w:rPr>
+              <w:t>NLS: Năng lực số 5.2 CB2b: HS quan sát mô hình 3D xoay và hình khai triển động</w:t>
             </w:r>
           </w:p>
         </w:tc>
@@ -13005,7 +13099,7 @@
                 <w:i w:val="0"/>
                 <w:sz w:val="20"/>
               </w:rPr>
-              <w:t>Bài 46. Xăng-ti-mét khối. Đề-xi-mét khối (tiết 1)</w:t>
+              <w:t>Bài 46. Xăng-ti-mét khối. Đề-xi-mét khối (Tiết 1)</w:t>
             </w:r>
           </w:p>
         </w:tc>
@@ -13044,6 +13138,7 @@
                 <w:i w:val="0"/>
                 <w:sz w:val="18"/>
               </w:rPr>
+              <w:t>NLS: Năng lực số 5.2 CB2b: HS quan sát mô hình 3D xoay và hình khai triển động</w:t>
             </w:r>
           </w:p>
         </w:tc>
@@ -13119,7 +13214,7 @@
                 <w:i w:val="0"/>
                 <w:sz w:val="20"/>
               </w:rPr>
-              <w:t>Bài 46. Xăng-ti-mét khối. Đề-xi-mét khối (tiết 2)</w:t>
+              <w:t>Bài 46. Xăng-ti-mét khối. Đề-xi-mét khối (Tiết 2)</w:t>
             </w:r>
           </w:p>
         </w:tc>
@@ -13158,6 +13253,7 @@
                 <w:i w:val="0"/>
                 <w:sz w:val="18"/>
               </w:rPr>
+              <w:t>NLS: Năng lực số 5.2 CB2b: HS quan sát mô hình 3D xoay và hình khai triển động</w:t>
             </w:r>
           </w:p>
         </w:tc>
@@ -13216,7 +13312,7 @@
                 <w:i w:val="0"/>
                 <w:sz w:val="20"/>
               </w:rPr>
-              <w:t>Chủ đề 8. THỂ TÍCH. ĐƠN VỊ ĐO THỂ</w:t>
+              <w:t>Chủ đề 8: Thể tích. Đơn vị đo thể tích</w:t>
             </w:r>
           </w:p>
         </w:tc>
@@ -13235,7 +13331,7 @@
                 <w:i w:val="0"/>
                 <w:sz w:val="20"/>
               </w:rPr>
-              <w:t>Bài 47. Mét khối (tiết 1)</w:t>
+              <w:t>Bài 47. Mét khối (Tiết 1)</w:t>
             </w:r>
           </w:p>
         </w:tc>
@@ -13274,7 +13370,7 @@
                 <w:i w:val="0"/>
                 <w:sz w:val="18"/>
               </w:rPr>
-              <w:t>NLS-GQVĐ (Cơ bản 2): Dùng mô hình khối 3D xoay được trên máy.</w:t>
+              <w:t>NLS: Năng lực số 5.2 CB2b: HS quan sát mô hình 3D xoay và hình khai triển động</w:t>
             </w:r>
           </w:p>
         </w:tc>
@@ -13350,7 +13446,7 @@
                 <w:i w:val="0"/>
                 <w:sz w:val="20"/>
               </w:rPr>
-              <w:t>Bài 47. Mét khối (tiết 2)</w:t>
+              <w:t>Bài 47. Mét khối (Tiết 2)</w:t>
             </w:r>
           </w:p>
         </w:tc>
@@ -13389,6 +13485,7 @@
                 <w:i w:val="0"/>
                 <w:sz w:val="18"/>
               </w:rPr>
+              <w:t>NLS: Năng lực số 5.2 CB2b: HS quan sát mô hình 3D xoay và hình khai triển động</w:t>
             </w:r>
           </w:p>
         </w:tc>
@@ -13446,7 +13543,6 @@
                 <w:i w:val="0"/>
                 <w:sz w:val="20"/>
               </w:rPr>
-              <w:t>TÍCH (7 TIẾT)</w:t>
             </w:r>
           </w:p>
         </w:tc>
@@ -13465,7 +13561,7 @@
                 <w:i w:val="0"/>
                 <w:sz w:val="20"/>
               </w:rPr>
-              <w:t>Bài 48. Luyện tập chung (tiết 1)</w:t>
+              <w:t>Bài 48. Luyện tập chung (Tiết 1)</w:t>
             </w:r>
           </w:p>
         </w:tc>
@@ -13579,7 +13675,7 @@
                 <w:i w:val="0"/>
                 <w:sz w:val="20"/>
               </w:rPr>
-              <w:t>Bài 48. Luyện tập chung (tiết 2)</w:t>
+              <w:t>Bài 48. Luyện tập chung (Tiết 2)</w:t>
             </w:r>
           </w:p>
         </w:tc>
@@ -13675,6 +13771,7 @@
                 <w:i w:val="0"/>
                 <w:sz w:val="20"/>
               </w:rPr>
+              <w:t>Chủ đề 9: Diện tích và thể tích của một số hình khối</w:t>
             </w:r>
           </w:p>
         </w:tc>
@@ -13693,7 +13790,7 @@
                 <w:i w:val="0"/>
                 <w:sz w:val="20"/>
               </w:rPr>
-              <w:t>Bài 49. Hình khai triển của hình lập phương, hình hộp chữ nhật và hình trụ (tiết 1)</w:t>
+              <w:t>Bài 49. Hình khai triển của hình lập phương, hình hộp chữ nhật và hình trụ (Tiết 1)</w:t>
             </w:r>
           </w:p>
         </w:tc>
@@ -13732,6 +13829,7 @@
                 <w:i w:val="0"/>
                 <w:sz w:val="18"/>
               </w:rPr>
+              <w:t>NLS: Năng lực số 5.2 CB2b: HS quan sát mô hình 3D xoay và hình khai triển động</w:t>
             </w:r>
           </w:p>
         </w:tc>
@@ -13790,7 +13888,7 @@
                 <w:i w:val="0"/>
                 <w:sz w:val="20"/>
               </w:rPr>
-              <w:t>Chủ đề 9. DIỆN TÍCH VÀ THỂ TÍCH CỦA MỘT SỐ HÌNH KHỐI (15 TIẾT)</w:t>
+              <w:t>Chủ đề 9: Diện tích và thể tích của một số hình khối</w:t>
             </w:r>
           </w:p>
         </w:tc>
@@ -13809,7 +13907,7 @@
                 <w:i w:val="0"/>
                 <w:sz w:val="20"/>
               </w:rPr>
-              <w:t>Bài 49. Hình khai triển của hình lập phương, hình hộp chữ nhật và hình trụ (tiết 2)</w:t>
+              <w:t>Bài 49. Hình khai triển của hình lập phương, hình hộp chữ nhật và hình trụ (Tiết 2)</w:t>
             </w:r>
           </w:p>
         </w:tc>
@@ -13848,6 +13946,7 @@
                 <w:i w:val="0"/>
                 <w:sz w:val="18"/>
               </w:rPr>
+              <w:t>NLS: Năng lực số 5.2 CB2b: HS quan sát mô hình 3D xoay và hình khai triển động</w:t>
             </w:r>
           </w:p>
         </w:tc>
@@ -13923,7 +14022,7 @@
                 <w:i w:val="0"/>
                 <w:sz w:val="20"/>
               </w:rPr>
-              <w:t>Bài 50. Diện tích xung quanh và diện tích toàn phần của hình hộp chữ nhật (tiết 1)</w:t>
+              <w:t>Bài 50. Diện tích xung quanh và diện tích toàn phần của hình hộp chữ nhật (Tiết 1)</w:t>
             </w:r>
           </w:p>
         </w:tc>
@@ -13962,7 +14061,7 @@
                 <w:i w:val="0"/>
                 <w:sz w:val="18"/>
               </w:rPr>
-              <w:t>NLS-GQVĐ (Cơ bản 2): Dùng mô hình khối 3D xoay được trên máy.</w:t>
+              <w:t>NLS: Năng lực số 5.2 CB2b: HS quan sát mô hình 3D xoay và hình khai triển động</w:t>
             </w:r>
           </w:p>
           <w:p>
@@ -14051,7 +14150,7 @@
                 <w:i w:val="0"/>
                 <w:sz w:val="20"/>
               </w:rPr>
-              <w:t>Bài 50. Diện tích xung quanh và diện tích toàn phần của hình hộp chữ nhật (tiết 2)</w:t>
+              <w:t>Bài 50. Diện tích xung quanh và diện tích toàn phần của hình hộp chữ nhật (Tiết 2)</w:t>
             </w:r>
           </w:p>
         </w:tc>
@@ -14090,6 +14189,7 @@
                 <w:i w:val="0"/>
                 <w:sz w:val="18"/>
               </w:rPr>
+              <w:t>NLS: Năng lực số 5.2 CB2b: HS quan sát mô hình 3D xoay và hình khai triển động</w:t>
             </w:r>
           </w:p>
         </w:tc>
@@ -14165,7 +14265,7 @@
                 <w:i w:val="0"/>
                 <w:sz w:val="20"/>
               </w:rPr>
-              <w:t>Bài 50. Diện tích xung quanh và diện tích toàn phần của hình hộp chữ nhật (tiết 3)</w:t>
+              <w:t>Bài 50. Diện tích xung quanh và diện tích toàn phần của hình hộp chữ nhật (Tiết 3)</w:t>
             </w:r>
           </w:p>
         </w:tc>
@@ -14279,7 +14379,7 @@
                 <w:i w:val="0"/>
                 <w:sz w:val="20"/>
               </w:rPr>
-              <w:t>Bài 51. Diện tích xung quanh và diện tích toàn phần của hình lập phương (tiết 1)</w:t>
+              <w:t>Bài 51. Diện tích xung quanh và diện tích toàn phần của hình lập phương (Tiết 1)</w:t>
             </w:r>
           </w:p>
         </w:tc>
@@ -14318,6 +14418,7 @@
                 <w:i w:val="0"/>
                 <w:sz w:val="18"/>
               </w:rPr>
+              <w:t>NLS: Năng lực số 5.2 CB2b: HS quan sát mô hình 3D xoay và hình khai triển động</w:t>
             </w:r>
           </w:p>
         </w:tc>
@@ -14376,7 +14477,7 @@
                 <w:i w:val="0"/>
                 <w:sz w:val="20"/>
               </w:rPr>
-              <w:t>Chủ đề 9. DIỆN TÍCH VÀ THỂ TÍCH CỦA MỘT SỐ HÌNH KHỐI (15 TIẾT)</w:t>
+              <w:t>Chủ đề 9: Diện tích và thể tích của một số hình khối</w:t>
             </w:r>
           </w:p>
         </w:tc>
@@ -14395,7 +14496,7 @@
                 <w:i w:val="0"/>
                 <w:sz w:val="20"/>
               </w:rPr>
-              <w:t>Bài 51. Diện tích xung quanh và diện tích toàn phần của hình lập phương (tiết 2)</w:t>
+              <w:t>Bài 51. Diện tích xung quanh và diện tích toàn phần của hình lập phương (Tiết 2)</w:t>
             </w:r>
           </w:p>
         </w:tc>
@@ -14434,6 +14535,7 @@
                 <w:i w:val="0"/>
                 <w:sz w:val="18"/>
               </w:rPr>
+              <w:t>NLS: Năng lực số 5.2 CB2b: HS quan sát mô hình 3D xoay và hình khai triển động</w:t>
             </w:r>
           </w:p>
         </w:tc>
@@ -14509,7 +14611,7 @@
                 <w:i w:val="0"/>
                 <w:sz w:val="20"/>
               </w:rPr>
-              <w:t>Bài 52. Thể tích của hình hộp chữ nhật (tiết 1)</w:t>
+              <w:t>Bài 52. Thể tích của hình hộp chữ nhật (Tiết 1)</w:t>
             </w:r>
           </w:p>
         </w:tc>
@@ -14548,7 +14650,7 @@
                 <w:i w:val="0"/>
                 <w:sz w:val="18"/>
               </w:rPr>
-              <w:t>NLS-GQVĐ (Cơ bản 2): Dùng mô hình khối 3D xoay được trên máy.</w:t>
+              <w:t>NLS: Năng lực số 5.2 CB2b: HS quan sát mô hình 3D xoay và hình khai triển động</w:t>
             </w:r>
           </w:p>
         </w:tc>
@@ -14624,7 +14726,7 @@
                 <w:i w:val="0"/>
                 <w:sz w:val="20"/>
               </w:rPr>
-              <w:t>Bài 52. Thể tích của hình hộp chữ nhật (tiết 2)</w:t>
+              <w:t>Bài 52. Thể tích của hình hộp chữ nhật (Tiết 2)</w:t>
             </w:r>
           </w:p>
         </w:tc>
@@ -14663,6 +14765,7 @@
                 <w:i w:val="0"/>
                 <w:sz w:val="18"/>
               </w:rPr>
+              <w:t>NLS: Năng lực số 5.2 CB2b: HS quan sát mô hình 3D xoay và hình khai triển động</w:t>
             </w:r>
           </w:p>
         </w:tc>
@@ -14738,7 +14841,7 @@
                 <w:i w:val="0"/>
                 <w:sz w:val="20"/>
               </w:rPr>
-              <w:t>Bài 53. Thể tích của hình lập phương (tiết 1)</w:t>
+              <w:t>Bài 53. Thể tích của hình lập phương (Tiết 1)</w:t>
             </w:r>
           </w:p>
         </w:tc>
@@ -14777,6 +14880,7 @@
                 <w:i w:val="0"/>
                 <w:sz w:val="18"/>
               </w:rPr>
+              <w:t>NLS: Năng lực số 5.2 CB2b: HS quan sát mô hình 3D xoay và hình khai triển động</w:t>
             </w:r>
           </w:p>
         </w:tc>
@@ -14852,7 +14956,7 @@
                 <w:i w:val="0"/>
                 <w:sz w:val="20"/>
               </w:rPr>
-              <w:t>Bài 53. Thể tích của hình lập phương (tiết 2)</w:t>
+              <w:t>Bài 53. Thể tích của hình lập phương (Tiết 2)</w:t>
             </w:r>
           </w:p>
         </w:tc>
@@ -14891,6 +14995,7 @@
                 <w:i w:val="0"/>
                 <w:sz w:val="18"/>
               </w:rPr>
+              <w:t>NLS: Năng lực số 5.2 CB2b: HS quan sát mô hình 3D xoay và hình khai triển động</w:t>
             </w:r>
           </w:p>
         </w:tc>
@@ -14949,7 +15054,7 @@
                 <w:i w:val="0"/>
                 <w:sz w:val="20"/>
               </w:rPr>
-              <w:t>Chủ đề 9. DIỆN TÍCH VÀ THỂ TÍCH CỦA MỘT SỐ HÌNH KHỐI (15 TIẾT)</w:t>
+              <w:t>Chủ đề 9: Diện tích và thể tích của một số hình khối</w:t>
             </w:r>
           </w:p>
         </w:tc>
@@ -15007,7 +15112,7 @@
                 <w:i w:val="0"/>
                 <w:sz w:val="18"/>
               </w:rPr>
-              <w:t>NLS-GQVĐ (Cơ bản 2): Dùng mô hình khối 3D xoay được trên máy.</w:t>
+              <w:t>NLS: Năng lực số 5.2 CB2b: HS quan sát mô hình 3D xoay và hình khai triển động</w:t>
             </w:r>
           </w:p>
         </w:tc>
@@ -15103,7 +15208,7 @@
                 <w:i w:val="0"/>
                 <w:sz w:val="20"/>
               </w:rPr>
-              <w:t>Tiết 127 (3 tiết)</w:t>
+              <w:t>Tiết 127 (2 tiết)</w:t>
             </w:r>
           </w:p>
         </w:tc>
@@ -15122,6 +15227,7 @@
                 <w:i w:val="0"/>
                 <w:sz w:val="18"/>
               </w:rPr>
+              <w:t>SGV 3 tiết; bớt 1 tiết cho kiểm tra định kì</w:t>
             </w:r>
           </w:p>
         </w:tc>
@@ -15293,6 +15399,7 @@
                 <w:i w:val="0"/>
                 <w:sz w:val="20"/>
               </w:rPr>
+              <w:t>Chủ đề 10: Số đo thời gian. Vận tốc. Các bài toán liên quan đến chuyển động đều</w:t>
             </w:r>
           </w:p>
         </w:tc>
@@ -15311,7 +15418,7 @@
                 <w:i w:val="0"/>
                 <w:sz w:val="20"/>
               </w:rPr>
-              <w:t>Bài 55. Luyện tập chung (Tiết 3) — Kiểm tra định kì giữa học kì II</w:t>
+              <w:t>Bài 56. Các đơn vị đo thời gian</w:t>
             </w:r>
           </w:p>
         </w:tc>
@@ -15331,7 +15438,7 @@
                 <w:i w:val="0"/>
                 <w:sz w:val="20"/>
               </w:rPr>
-              <w:t>Tiết 129</w:t>
+              <w:t>Tiết 129 (1 tiết)</w:t>
             </w:r>
           </w:p>
         </w:tc>
@@ -15350,6 +15457,20 @@
                 <w:i w:val="0"/>
                 <w:sz w:val="18"/>
               </w:rPr>
+              <w:t>NLS: Năng lực số 5.2 CB2b: HS tự đổi đơn vị ra nháp rồi dùng công cụ số đối chiếu</w:t>
+            </w:r>
+          </w:p>
+          <w:p>
+            <w:pPr>
+              <w:spacing w:after="0"/>
+            </w:pPr>
+            <w:r>
+              <w:rPr>
+                <w:b w:val="0"/>
+                <w:i w:val="0"/>
+                <w:sz w:val="18"/>
+              </w:rPr>
+              <w:t>KNS: KN quản lí thời gian: xem giờ, sắp xếp công việc trong ngày.</w:t>
             </w:r>
           </w:p>
         </w:tc>
@@ -15407,7 +15528,6 @@
                 <w:i w:val="0"/>
                 <w:sz w:val="20"/>
               </w:rPr>
-              <w:t>Chủ đề 10. SỐ ĐO THỜI GIAN. VẬN TỐC. CÁC BÀI TOÁN LIÊN QUAN ĐẾN CHUYỂN ĐỘNG ĐỀU (16 TIẾT)</w:t>
             </w:r>
           </w:p>
         </w:tc>
@@ -15426,7 +15546,7 @@
                 <w:i w:val="0"/>
                 <w:sz w:val="20"/>
               </w:rPr>
-              <w:t>Bài 56. Các đơn vị đo thời gian</w:t>
+              <w:t>Bài 57. Cộng, trừ số đo thời gian (Tiết 1)</w:t>
             </w:r>
           </w:p>
         </w:tc>
@@ -15446,7 +15566,7 @@
                 <w:i w:val="0"/>
                 <w:sz w:val="20"/>
               </w:rPr>
-              <w:t>Tiết 130 (1 tiết)</w:t>
+              <w:t>Tiết 130 (2 tiết)</w:t>
             </w:r>
           </w:p>
         </w:tc>
@@ -15459,6 +15579,19 @@
               <w:spacing w:after="0"/>
             </w:pPr>
             <w:r/>
+            <w:r>
+              <w:rPr>
+                <w:b w:val="0"/>
+                <w:i w:val="0"/>
+                <w:sz w:val="18"/>
+              </w:rPr>
+              <w:t>NLS: Năng lực số 5.2 CB2b: HS tự đổi đơn vị ra nháp rồi dùng công cụ số đối chiếu</w:t>
+            </w:r>
+          </w:p>
+          <w:p>
+            <w:pPr>
+              <w:spacing w:after="0"/>
+            </w:pPr>
             <w:r>
               <w:rPr>
                 <w:b w:val="0"/>
@@ -15524,7 +15657,7 @@
                 <w:i w:val="0"/>
                 <w:sz w:val="20"/>
               </w:rPr>
-              <w:t>Chủ đề 10. SỐ ĐO THỜI GIAN. VẬN TỐC. CÁC BÀI TOÁN LIÊN QUAN ĐẾN CHUYỂN ĐỘNG ĐỀU (16 TIẾT)</w:t>
+              <w:t>Chủ đề 10: Số đo thời gian. Vận tốc. Các bài toán liên quan đến chuyển động đều</w:t>
             </w:r>
           </w:p>
         </w:tc>
@@ -15543,7 +15676,7 @@
                 <w:i w:val="0"/>
                 <w:sz w:val="20"/>
               </w:rPr>
-              <w:t>Bài 57. Cộng, trừ số đo thời gian (tiết 1)</w:t>
+              <w:t>Bài 57. Cộng, trừ số đo thời gian (Tiết 2)</w:t>
             </w:r>
           </w:p>
         </w:tc>
@@ -15563,7 +15696,7 @@
                 <w:i w:val="0"/>
                 <w:sz w:val="20"/>
               </w:rPr>
-              <w:t>Tiết 131 (2 tiết)</w:t>
+              <w:t>Tiết 131</w:t>
             </w:r>
           </w:p>
         </w:tc>
@@ -15582,20 +15715,7 @@
                 <w:i w:val="0"/>
                 <w:sz w:val="18"/>
               </w:rPr>
-              <w:t>NLS-KT (Cơ bản 2): Chiếu ảnh vệ tinh sân trường hoặc một khu đất quen thuộc, cho HS ước lượng diện tích theo đơn vị vừa học.</w:t>
-            </w:r>
-          </w:p>
-          <w:p>
-            <w:pPr>
-              <w:spacing w:after="0"/>
-            </w:pPr>
-            <w:r>
-              <w:rPr>
-                <w:b w:val="0"/>
-                <w:i w:val="0"/>
-                <w:sz w:val="18"/>
-              </w:rPr>
-              <w:t>KNS: KN quản lí thời gian: xem giờ, sắp xếp công việc trong ngày.</w:t>
+              <w:t>NLS: Năng lực số 5.2 CB2b: HS tự đổi đơn vị ra nháp rồi dùng công cụ số đối chiếu</w:t>
             </w:r>
           </w:p>
         </w:tc>
@@ -15671,7 +15791,7 @@
                 <w:i w:val="0"/>
                 <w:sz w:val="20"/>
               </w:rPr>
-              <w:t>Bài 57. Cộng, trừ số đo thời gian (tiết 2)</w:t>
+              <w:t>Bài 58. Nhân, chia số đo thời gian với một số (Tiết 1)</w:t>
             </w:r>
           </w:p>
         </w:tc>
@@ -15691,7 +15811,7 @@
                 <w:i w:val="0"/>
                 <w:sz w:val="20"/>
               </w:rPr>
-              <w:t>Tiết 132</w:t>
+              <w:t>Tiết 132 (3 tiết)</w:t>
             </w:r>
           </w:p>
         </w:tc>
@@ -15710,6 +15830,20 @@
                 <w:i w:val="0"/>
                 <w:sz w:val="18"/>
               </w:rPr>
+              <w:t>NLS: Năng lực số 5.2 CB2b: HS tự đổi đơn vị ra nháp rồi dùng công cụ số đối chiếu</w:t>
+            </w:r>
+          </w:p>
+          <w:p>
+            <w:pPr>
+              <w:spacing w:after="0"/>
+            </w:pPr>
+            <w:r>
+              <w:rPr>
+                <w:b w:val="0"/>
+                <w:i w:val="0"/>
+                <w:sz w:val="18"/>
+              </w:rPr>
+              <w:t>KNS: KN quản lí thời gian: xem giờ, sắp xếp công việc trong ngày.</w:t>
             </w:r>
           </w:p>
         </w:tc>
@@ -15785,7 +15919,7 @@
                 <w:i w:val="0"/>
                 <w:sz w:val="20"/>
               </w:rPr>
-              <w:t>Bài 58. Nhân, chia số đo thời gian với một số (tiết 1)</w:t>
+              <w:t>Bài 58. Nhân, chia số đo thời gian với một số (Tiết 2)</w:t>
             </w:r>
           </w:p>
         </w:tc>
@@ -15805,7 +15939,7 @@
                 <w:i w:val="0"/>
                 <w:sz w:val="20"/>
               </w:rPr>
-              <w:t>Tiết 133 (3 tiết)</w:t>
+              <w:t>Tiết 133</w:t>
             </w:r>
           </w:p>
         </w:tc>
@@ -15824,7 +15958,7 @@
                 <w:i w:val="0"/>
                 <w:sz w:val="18"/>
               </w:rPr>
-              <w:t>KNS: KN quản lí thời gian: xem giờ, sắp xếp công việc trong ngày.</w:t>
+              <w:t>NLS: Năng lực số 5.2 CB2b: HS tự đổi đơn vị ra nháp rồi dùng công cụ số đối chiếu</w:t>
             </w:r>
           </w:p>
         </w:tc>
@@ -15900,7 +16034,7 @@
                 <w:i w:val="0"/>
                 <w:sz w:val="20"/>
               </w:rPr>
-              <w:t>Bài 58. Nhân, chia số đo thời gian với một số (tiết 2)</w:t>
+              <w:t>Bài 58. Nhân, chia số đo thời gian với một số (Tiết 3)</w:t>
             </w:r>
           </w:p>
         </w:tc>
@@ -15939,6 +16073,7 @@
                 <w:i w:val="0"/>
                 <w:sz w:val="18"/>
               </w:rPr>
+              <w:t>NLS: Năng lực số 5.2 CB2b: HS tự đổi đơn vị ra nháp rồi dùng công cụ số đối chiếu</w:t>
             </w:r>
           </w:p>
         </w:tc>
@@ -15996,6 +16131,7 @@
                 <w:i w:val="0"/>
                 <w:sz w:val="20"/>
               </w:rPr>
+              <w:t>Ôn tập, kiểm tra, đánh giá</w:t>
             </w:r>
           </w:p>
         </w:tc>
@@ -16014,7 +16150,7 @@
                 <w:i w:val="0"/>
                 <w:sz w:val="20"/>
               </w:rPr>
-              <w:t>Bài 58. Nhân, chia số đo thời gian với một số (tiết 3)</w:t>
+              <w:t>Kiểm tra định kì giữa học kì II</w:t>
             </w:r>
           </w:p>
         </w:tc>
@@ -16034,7 +16170,7 @@
                 <w:i w:val="0"/>
                 <w:sz w:val="20"/>
               </w:rPr>
-              <w:t>Tiết 135</w:t>
+              <w:t>Tiết 135 (1 tiết)</w:t>
             </w:r>
           </w:p>
         </w:tc>
@@ -16111,7 +16247,7 @@
                 <w:i w:val="0"/>
                 <w:sz w:val="20"/>
               </w:rPr>
-              <w:t>Chủ đề 10. SỐ ĐO THỜI GIAN. VẬN TỐC. CÁC BÀI TOÁN LIÊN QUAN ĐẾN CHUYỂN ĐỘNG ĐỀU (16 TIẾT)</w:t>
+              <w:t>Chủ đề 10: Số đo thời gian. Vận tốc. Các bài toán liên quan đến chuyển động đều</w:t>
             </w:r>
           </w:p>
         </w:tc>
@@ -16130,7 +16266,7 @@
                 <w:i w:val="0"/>
                 <w:sz w:val="20"/>
               </w:rPr>
-              <w:t>Bài 59. Vận tốc của một chuyển động đều (tiết 1)</w:t>
+              <w:t>Bài 59. Vận tốc của một chuyển động đều (Tiết 1)</w:t>
             </w:r>
           </w:p>
         </w:tc>
@@ -16169,7 +16305,7 @@
                 <w:i w:val="0"/>
                 <w:sz w:val="18"/>
               </w:rPr>
-              <w:t>NLS-GQVĐ (Cơ bản 2): Chiếu mô phỏng hai vật chuyển động với vận tốc khác nhau.</w:t>
+              <w:t>Năng lực số 5.1 CB2a: HS quan sát mô phỏng, dùng số đo quãng đường lấy từ bản đồ số để tự tính rồi đối chiếu với dự đoán của ứng dụng</w:t>
             </w:r>
           </w:p>
           <w:p>
@@ -16258,7 +16394,7 @@
                 <w:i w:val="0"/>
                 <w:sz w:val="20"/>
               </w:rPr>
-              <w:t>Bài 59. Vận tốc của một chuyển động đều (tiết 2)</w:t>
+              <w:t>Bài 59. Vận tốc của một chuyển động đều (Tiết 2)</w:t>
             </w:r>
           </w:p>
         </w:tc>
@@ -16297,6 +16433,7 @@
                 <w:i w:val="0"/>
                 <w:sz w:val="18"/>
               </w:rPr>
+              <w:t>Năng lực số 5.1 CB2a: HS quan sát mô phỏng, dùng số đo quãng đường lấy từ bản đồ số để tự tính rồi đối chiếu với dự đoán của ứng dụng</w:t>
             </w:r>
           </w:p>
         </w:tc>
@@ -16372,7 +16509,7 @@
                 <w:i w:val="0"/>
                 <w:sz w:val="20"/>
               </w:rPr>
-              <w:t>Bài 60. Quãng đường, thời gian của một chuyển động đều (tiết 1)</w:t>
+              <w:t>Bài 60. Quãng đường, thời gian của một chuyển động đều (Tiết 1)</w:t>
             </w:r>
           </w:p>
         </w:tc>
@@ -16405,6 +16542,19 @@
               <w:spacing w:after="0"/>
             </w:pPr>
             <w:r/>
+            <w:r>
+              <w:rPr>
+                <w:b w:val="0"/>
+                <w:i w:val="0"/>
+                <w:sz w:val="18"/>
+              </w:rPr>
+              <w:t>Năng lực số 5.1 CB2a: HS quan sát mô phỏng, dùng số đo quãng đường lấy từ bản đồ số để tự tính rồi đối chiếu với dự đoán của ứng dụng</w:t>
+            </w:r>
+          </w:p>
+          <w:p>
+            <w:pPr>
+              <w:spacing w:after="0"/>
+            </w:pPr>
             <w:r>
               <w:rPr>
                 <w:b w:val="0"/>
@@ -16487,7 +16637,7 @@
                 <w:i w:val="0"/>
                 <w:sz w:val="20"/>
               </w:rPr>
-              <w:t>Bài 60. Quãng đường, thời gian của một chuyển động đều (tiết 2)</w:t>
+              <w:t>Bài 60. Quãng đường, thời gian của một chuyển động đều (Tiết 2)</w:t>
             </w:r>
           </w:p>
         </w:tc>
@@ -16526,6 +16676,7 @@
                 <w:i w:val="0"/>
                 <w:sz w:val="18"/>
               </w:rPr>
+              <w:t>Năng lực số 5.1 CB2a: HS quan sát mô phỏng, dùng số đo quãng đường lấy từ bản đồ số để tự tính rồi đối chiếu với dự đoán của ứng dụng</w:t>
             </w:r>
           </w:p>
         </w:tc>
@@ -16601,7 +16752,7 @@
                 <w:i w:val="0"/>
                 <w:sz w:val="20"/>
               </w:rPr>
-              <w:t>Bài 60. Quãng đường, thời gian của một chuyển động đều (tiết 3)</w:t>
+              <w:t>Bài 60. Quãng đường, thời gian của một chuyển động đều (Tiết 3)</w:t>
             </w:r>
           </w:p>
         </w:tc>
@@ -16698,7 +16849,7 @@
                 <w:i w:val="0"/>
                 <w:sz w:val="20"/>
               </w:rPr>
-              <w:t>Chủ đề 10. SỐ ĐO THỜI GIAN. VẬN TỐC. CÁC BÀI TOÁN LIÊN QUAN ĐẾN CHUYỂN ĐỘNG ĐỀU (16 TIẾT)</w:t>
+              <w:t>Chủ đề 10: Số đo thời gian. Vận tốc. Các bài toán liên quan đến chuyển động đều</w:t>
             </w:r>
           </w:p>
         </w:tc>
@@ -16756,7 +16907,7 @@
                 <w:i w:val="0"/>
                 <w:sz w:val="18"/>
               </w:rPr>
-              <w:t>NLS-KT (Cơ bản 2): Dùng ứng dụng bản đồ đo quãng đường từ trường đến một địa điểm quen thuộc.</w:t>
+              <w:t>Năng lực số 5.1 CB2a: HS quan sát mô phỏng, dùng số đo quãng đường lấy từ bản đồ số để tự tính rồi đối chiếu với dự đoán của ứng dụng</w:t>
             </w:r>
           </w:p>
           <w:p>
@@ -16884,6 +17035,7 @@
                 <w:i w:val="0"/>
                 <w:sz w:val="18"/>
               </w:rPr>
+              <w:t>Năng lực số 5.1 CB2a: HS quan sát mô phỏng, dùng số đo quãng đường lấy từ bản đồ số để tự tính rồi đối chiếu với dự đoán của ứng dụng</w:t>
             </w:r>
           </w:p>
         </w:tc>
@@ -17284,7 +17436,7 @@
                 <w:i w:val="0"/>
                 <w:sz w:val="20"/>
               </w:rPr>
-              <w:t>Chủ đề 11: MỘT SỐ YẾU</w:t>
+              <w:t>Chủ đề 11: Một số yếu tố thống kê và xác suất</w:t>
             </w:r>
           </w:p>
         </w:tc>
@@ -17342,7 +17494,7 @@
                 <w:i w:val="0"/>
                 <w:sz w:val="18"/>
               </w:rPr>
-              <w:t>NLS-ST (Cơ bản 2): Hướng dẫn HS nhập dãy số liệu của “Thu thập, phân loại, sắp xếp các số liệu” vào bảng tính, dùng chức năng vẽ biểu đồ.</w:t>
+              <w:t>Năng lực số 1.1 CB2c: HS nhập số liệu, dùng bảng tính vẽ biểu đồ và đối chiếu với biểu đồ tự vẽ</w:t>
             </w:r>
           </w:p>
         </w:tc>
@@ -17457,6 +17609,7 @@
                 <w:i w:val="0"/>
                 <w:sz w:val="18"/>
               </w:rPr>
+              <w:t>Năng lực số 1.1 CB2c: HS nhập số liệu, dùng bảng tính vẽ biểu đồ và đối chiếu với biểu đồ tự vẽ</w:t>
             </w:r>
           </w:p>
         </w:tc>
@@ -17571,6 +17724,7 @@
                 <w:i w:val="0"/>
                 <w:sz w:val="18"/>
               </w:rPr>
+              <w:t>Năng lực số 1.1 CB2c: HS nhập số liệu, dùng bảng tính vẽ biểu đồ và đối chiếu với biểu đồ tự vẽ</w:t>
             </w:r>
           </w:p>
         </w:tc>
@@ -17628,7 +17782,6 @@
                 <w:i w:val="0"/>
                 <w:sz w:val="20"/>
               </w:rPr>
-              <w:t>TỐ THỐNG KÊ VÀ XÁC SUẤT (7 TIẾT)</w:t>
             </w:r>
           </w:p>
         </w:tc>
@@ -17686,6 +17839,7 @@
                 <w:i w:val="0"/>
                 <w:sz w:val="18"/>
               </w:rPr>
+              <w:t>Năng lực số 5.1 CB2a: HS quan sát mô phỏng nhiều lượt, ghi kết quả vào bảng tính và tự tính tỉ số qua từng đợt</w:t>
             </w:r>
           </w:p>
         </w:tc>
@@ -17800,6 +17954,7 @@
                 <w:i w:val="0"/>
                 <w:sz w:val="18"/>
               </w:rPr>
+              <w:t>Năng lực số 1.1 CB2c: HS nhập số liệu, dùng bảng tính vẽ biểu đồ và đối chiếu với biểu đồ tự vẽ</w:t>
             </w:r>
           </w:p>
         </w:tc>
@@ -17858,7 +18013,7 @@
                 <w:i w:val="0"/>
                 <w:sz w:val="20"/>
               </w:rPr>
-              <w:t>TỐ THỐNG KÊ VÀ XÁC SUẤT (7 TIẾT)</w:t>
+              <w:t>Chủ đề 11: Một số yếu tố thống kê và xác suất</w:t>
             </w:r>
           </w:p>
         </w:tc>
@@ -17916,6 +18071,7 @@
                 <w:i w:val="0"/>
                 <w:sz w:val="18"/>
               </w:rPr>
+              <w:t>Năng lực số 1.1 CB2c: HS nhập số liệu, dùng bảng tính vẽ biểu đồ và đối chiếu với biểu đồ tự vẽ</w:t>
             </w:r>
           </w:p>
         </w:tc>
@@ -18088,7 +18244,7 @@
                 <w:i w:val="0"/>
                 <w:sz w:val="20"/>
               </w:rPr>
-              <w:t>Chủ đề 12: Ôn tập cuối năm (23 TIẾT)</w:t>
+              <w:t>Chủ đề 12: Ôn tập cuối năm</w:t>
             </w:r>
           </w:p>
         </w:tc>
@@ -18107,7 +18263,7 @@
                 <w:i w:val="0"/>
                 <w:sz w:val="20"/>
               </w:rPr>
-              <w:t>Bài 68. Ôn tập số tự nhiên, phân số, số thập phân (tiết 1)</w:t>
+              <w:t>Bài 68. Ôn tập số tự nhiên, phân số, số thập phân (Tiết 1)</w:t>
             </w:r>
           </w:p>
         </w:tc>
@@ -18221,7 +18377,7 @@
                 <w:i w:val="0"/>
                 <w:sz w:val="20"/>
               </w:rPr>
-              <w:t>Bài 68. Ôn tập số tự nhiên, phân số, số thập phân (tiết 2)</w:t>
+              <w:t>Bài 68. Ôn tập số tự nhiên, phân số, số thập phân (Tiết 2)</w:t>
             </w:r>
           </w:p>
         </w:tc>
@@ -18335,7 +18491,7 @@
                 <w:i w:val="0"/>
                 <w:sz w:val="20"/>
               </w:rPr>
-              <w:t>Bài 68. Ôn tập số tự nhiên, phân số, số thập phân (tiết 3)</w:t>
+              <w:t>Bài 68. Ôn tập số tự nhiên, phân số, số thập phân (Tiết 3)</w:t>
             </w:r>
           </w:p>
         </w:tc>
@@ -18432,7 +18588,7 @@
                 <w:i w:val="0"/>
                 <w:sz w:val="20"/>
               </w:rPr>
-              <w:t>Chủ đề 12: Ôn tập cuối năm (23 TIẾT)</w:t>
+              <w:t>Chủ đề 12: Ôn tập cuối năm</w:t>
             </w:r>
           </w:p>
         </w:tc>
@@ -18718,6 +18874,7 @@
                 <w:i w:val="0"/>
                 <w:sz w:val="18"/>
               </w:rPr>
+              <w:t>Năng lực số 6.3 CB2a: HS nêu được vì sao công cụ trí tuệ nhân tạo có thể trả lời sai khi đọc nhầm đề bài và chỉ ra cách đối chiếu lại bằng phép thử</w:t>
             </w:r>
           </w:p>
         </w:tc>
@@ -18946,6 +19103,7 @@
                 <w:i w:val="0"/>
                 <w:sz w:val="18"/>
               </w:rPr>
+              <w:t>NLS: Năng lực số 1.2 CB2a: HS dùng bảng tính tính tỉ số phần trăm</w:t>
             </w:r>
           </w:p>
         </w:tc>
@@ -19004,7 +19162,7 @@
                 <w:i w:val="0"/>
                 <w:sz w:val="20"/>
               </w:rPr>
-              <w:t>Chủ đề 12: Ôn tập cuối năm (23 TIẾT)</w:t>
+              <w:t>Chủ đề 12: Ôn tập cuối năm</w:t>
             </w:r>
           </w:p>
         </w:tc>
@@ -19062,6 +19220,7 @@
                 <w:i w:val="0"/>
                 <w:sz w:val="18"/>
               </w:rPr>
+              <w:t>NLS: Năng lực số 1.2 CB2a: HS dùng bảng tính tính tỉ số phần trăm</w:t>
             </w:r>
           </w:p>
         </w:tc>
@@ -19176,6 +19335,7 @@
                 <w:i w:val="0"/>
                 <w:sz w:val="18"/>
               </w:rPr>
+              <w:t>Năng lực số 5.2 CB2b: HS quan sát hình biến đổi trên phần mềm hình học động, tự rút ra quy luật về chu vi; diện tích</w:t>
             </w:r>
           </w:p>
         </w:tc>
@@ -19290,6 +19450,7 @@
                 <w:i w:val="0"/>
                 <w:sz w:val="18"/>
               </w:rPr>
+              <w:t>Năng lực số 5.2 CB2b: HS quan sát hình biến đổi trên phần mềm hình học động, tự rút ra quy luật về chu vi; diện tích</w:t>
             </w:r>
           </w:p>
         </w:tc>
@@ -19404,6 +19565,7 @@
                 <w:i w:val="0"/>
                 <w:sz w:val="18"/>
               </w:rPr>
+              <w:t>Năng lực số 5.2 CB2b: HS quan sát hình biến đổi trên phần mềm hình học động, tự rút ra quy luật về chu vi; diện tích</w:t>
             </w:r>
           </w:p>
         </w:tc>
@@ -19518,6 +19680,7 @@
                 <w:i w:val="0"/>
                 <w:sz w:val="18"/>
               </w:rPr>
+              <w:t>Năng lực số 5.2 CB2b: HS quan sát hình biến đổi trên phần mềm hình học động, tự rút ra quy luật về chu vi; diện tích</w:t>
             </w:r>
           </w:p>
         </w:tc>
@@ -19576,7 +19739,7 @@
                 <w:i w:val="0"/>
                 <w:sz w:val="20"/>
               </w:rPr>
-              <w:t>Chủ đề 12: Ôn tập cuối năm (23 TIẾT)</w:t>
+              <w:t>Chủ đề 12: Ôn tập cuối năm</w:t>
             </w:r>
           </w:p>
         </w:tc>
@@ -19595,7 +19758,7 @@
                 <w:i w:val="0"/>
                 <w:sz w:val="20"/>
               </w:rPr>
-              <w:t>Bài 72. Ôn tập đo lường (tiết 1)</w:t>
+              <w:t>Bài 72. Ôn tập đo lường (Tiết 1)</w:t>
             </w:r>
           </w:p>
         </w:tc>
@@ -19634,6 +19797,7 @@
                 <w:i w:val="0"/>
                 <w:sz w:val="18"/>
               </w:rPr>
+              <w:t>NLS: Năng lực số 5.2 CB2b: HS tự đổi đơn vị ra nháp rồi dùng công cụ số đối chiếu</w:t>
             </w:r>
           </w:p>
         </w:tc>
@@ -19709,7 +19873,7 @@
                 <w:i w:val="0"/>
                 <w:sz w:val="20"/>
               </w:rPr>
-              <w:t>Bài 72. Ôn tập đo lường (tiết 2)</w:t>
+              <w:t>Bài 72. Ôn tập đo lường (Tiết 2)</w:t>
             </w:r>
           </w:p>
         </w:tc>
@@ -19748,6 +19912,7 @@
                 <w:i w:val="0"/>
                 <w:sz w:val="18"/>
               </w:rPr>
+              <w:t>NLS: Năng lực số 5.2 CB2b: HS tự đổi đơn vị ra nháp rồi dùng công cụ số đối chiếu</w:t>
             </w:r>
           </w:p>
         </w:tc>
@@ -19823,7 +19988,7 @@
                 <w:i w:val="0"/>
                 <w:sz w:val="20"/>
               </w:rPr>
-              <w:t>Bài 73. Ôn tập toán chuyển động đều (tiết 1)</w:t>
+              <w:t>Bài 73. Ôn tập toán chuyển động đều (Tiết 1)</w:t>
             </w:r>
           </w:p>
         </w:tc>
@@ -19862,6 +20027,7 @@
                 <w:i w:val="0"/>
                 <w:sz w:val="18"/>
               </w:rPr>
+              <w:t>Năng lực số 5.1 CB2a: HS quan sát mô phỏng, dùng số đo quãng đường lấy từ bản đồ số để tự tính rồi đối chiếu với dự đoán của ứng dụng</w:t>
             </w:r>
           </w:p>
         </w:tc>
@@ -19937,7 +20103,7 @@
                 <w:i w:val="0"/>
                 <w:sz w:val="20"/>
               </w:rPr>
-              <w:t>Bài 73. Ôn tập toán chuyển động đều (tiết 2)</w:t>
+              <w:t>Bài 73. Ôn tập toán chuyển động đều (Tiết 2)</w:t>
             </w:r>
           </w:p>
         </w:tc>
@@ -19976,6 +20142,7 @@
                 <w:i w:val="0"/>
                 <w:sz w:val="18"/>
               </w:rPr>
+              <w:t>Năng lực số 5.1 CB2a: HS quan sát mô phỏng, dùng số đo quãng đường lấy từ bản đồ số để tự tính rồi đối chiếu với dự đoán của ứng dụng</w:t>
             </w:r>
           </w:p>
         </w:tc>
@@ -20090,6 +20257,7 @@
                 <w:i w:val="0"/>
                 <w:sz w:val="18"/>
               </w:rPr>
+              <w:t>Năng lực số 1.1 CB2c: HS nhập số liệu, dùng bảng tính vẽ biểu đồ và đối chiếu với biểu đồ tự vẽ</w:t>
             </w:r>
           </w:p>
         </w:tc>
@@ -20148,7 +20316,7 @@
                 <w:i w:val="0"/>
                 <w:sz w:val="20"/>
               </w:rPr>
-              <w:t>Chủ đề 12: Ôn tập cuối năm (23 TIẾT)</w:t>
+              <w:t>Chủ đề 12: Ôn tập cuối năm</w:t>
             </w:r>
           </w:p>
         </w:tc>
@@ -20206,6 +20374,7 @@
                 <w:i w:val="0"/>
                 <w:sz w:val="18"/>
               </w:rPr>
+              <w:t>Năng lực số 1.1 CB2c: HS nhập số liệu, dùng bảng tính vẽ biểu đồ và đối chiếu với biểu đồ tự vẽ</w:t>
             </w:r>
           </w:p>
         </w:tc>
@@ -20281,7 +20450,7 @@
                 <w:i w:val="0"/>
                 <w:sz w:val="20"/>
               </w:rPr>
-              <w:t>Bài 75. Ôn tập chung (tiết 1)</w:t>
+              <w:t>Bài 75. Ôn tập chung (Tiết 1)</w:t>
             </w:r>
           </w:p>
         </w:tc>
@@ -20301,7 +20470,7 @@
                 <w:i w:val="0"/>
                 <w:sz w:val="20"/>
               </w:rPr>
-              <w:t>Tiết 172 (4 tiết)</w:t>
+              <w:t>Tiết 172 (3 tiết)</w:t>
             </w:r>
           </w:p>
         </w:tc>
@@ -20320,6 +20489,7 @@
                 <w:i w:val="0"/>
                 <w:sz w:val="18"/>
               </w:rPr>
+              <w:t>SGV 4 tiết; bớt 1 tiết cho kiểm tra định kì</w:t>
             </w:r>
           </w:p>
         </w:tc>
@@ -20395,7 +20565,7 @@
                 <w:i w:val="0"/>
                 <w:sz w:val="20"/>
               </w:rPr>
-              <w:t>Bài 75. Ôn tập chung (tiết 2)</w:t>
+              <w:t>Bài 75. Ôn tập chung (Tiết 2)</w:t>
             </w:r>
           </w:p>
         </w:tc>
@@ -20509,7 +20679,7 @@
                 <w:i w:val="0"/>
                 <w:sz w:val="20"/>
               </w:rPr>
-              <w:t>Bài 75. Ôn tập chung (tiết 3) — Kiểm tra định kì cuối năm học</w:t>
+              <w:t>Bài 75. Ôn tập chung (Tiết 3)</w:t>
             </w:r>
           </w:p>
         </w:tc>
@@ -20605,6 +20775,7 @@
                 <w:i w:val="0"/>
                 <w:sz w:val="20"/>
               </w:rPr>
+              <w:t>Ôn tập, kiểm tra, đánh giá</w:t>
             </w:r>
           </w:p>
         </w:tc>
@@ -20623,7 +20794,7 @@
                 <w:i w:val="0"/>
                 <w:sz w:val="20"/>
               </w:rPr>
-              <w:t>Bài 75. Ôn tập chung (tiết 4)</w:t>
+              <w:t>Kiểm tra định kì cuối năm học</w:t>
             </w:r>
           </w:p>
         </w:tc>
@@ -20643,7 +20814,7 @@
                 <w:i w:val="0"/>
                 <w:sz w:val="20"/>
               </w:rPr>
-              <w:t>Tiết 175</w:t>
+              <w:t>Tiết 175 (1 tiết)</w:t>
             </w:r>
           </w:p>
         </w:tc>

--- a/assets/docs/lop5/Toan - Lop 5.docx
+++ b/assets/docs/lop5/Toan - Lop 5.docx
@@ -2461,7 +2461,7 @@
                 <w:i w:val="0"/>
                 <w:sz w:val="18"/>
               </w:rPr>
-              <w:t>NLS-GQVĐ (Cơ bản 2): Ở tiết luyện tập chung, GV cho HS làm bộ bài tập tương tác có chấm tự động về đọc, viết.</w:t>
+              <w:t>Năng lực số Miền 5 (Cơ bản, bậc 2): Ở tiết luyện tập chung, GV cho HS làm bộ bài tập tương tác có chấm tự động về đọc, viết, so sánh và làm tròn số tự nhiên; Năng lực số Miền 1 (Cơ bản, bậc 2): GV chiếu bài toán thực tế có bảng số liệu, tô màu dòng cần dùng theo lời HS đọc đề; các em học cách lấy đúng số liệu</w:t>
             </w:r>
           </w:p>
         </w:tc>
@@ -3972,6 +3972,7 @@
                 <w:i w:val="0"/>
                 <w:sz w:val="18"/>
               </w:rPr>
+              <w:t>Năng lực số Miền 5 (Cơ bản, bậc 2): Ở tiết luyện tập chung, GV cho HS làm bộ câu hỏi tương tác có chấm tự động về đọc, viết, so sánh và làm tròn số thập phân; Năng lực số Miền 1 (Cơ bản, bậc 2): GV chiếu bảng hàng của số thập phân phóng to, bấm sáng dần từng hàng phần mười, phần trăm theo lời HS đọc số; nhờ nhìn rõ vị trí các hàng</w:t>
             </w:r>
           </w:p>
         </w:tc>
@@ -4895,6 +4896,7 @@
                 <w:i w:val="0"/>
                 <w:sz w:val="18"/>
               </w:rPr>
+              <w:t>Năng lực số Miền 5 (Cơ bản, bậc 2): Ở tiết luyện tập chung, GV cho HS làm bộ câu hỏi tương tác có chấm tự động về số thập phân và các phép tính đã học; Năng lực số Miền 1 (Cơ bản, bậc 2): GV chiếu bài toán thực tế có bảng số liệu, tô màu dòng và cột cần dùng theo lời HS đọc đề; các em học cách đọc bảng</w:t>
             </w:r>
           </w:p>
         </w:tc>
@@ -6741,7 +6743,7 @@
                 <w:i w:val="0"/>
                 <w:sz w:val="18"/>
               </w:rPr>
-              <w:t>SGV 3 tiết; bớt 1 tiết cho kiểm tra định kì</w:t>
+              <w:t>SGV 3 tiết; bớt 1 tiết cho kiểm tra định kì; Năng lực số Miền 5 (Cơ bản, bậc 2): Ở tiết luyện tập chung, GV cho HS làm bộ câu hỏi tương tác có chấm tự động; sau mỗi câu các em biết ngay đúng hay sai; Năng lực số Miền 1 (Cơ bản, bậc 2): GV chiếu bài toán thực tế có bảng số liệu, tô màu dòng và cột cần dùng theo lời HS đọc đề; các em học cách đọc bảng</w:t>
             </w:r>
           </w:p>
         </w:tc>
@@ -8713,7 +8715,7 @@
                 <w:i w:val="0"/>
                 <w:sz w:val="18"/>
               </w:rPr>
-              <w:t>NLS-KT (Cơ bản 2): Ở hoạt động Thực hành bài “Luyện tập chung”, GV chiếu các hình tam giác của bài 1 lên màn hình và.</w:t>
+              <w:t>Năng lực số Miền 1 (Cơ bản, bậc 2): Ở hoạt động Thực hành bài “Luyện tập chung”, GV chiếu các hình tam giác của bài 1 lên màn hình và vẽ dần đường cao ứng với đáy BC, EG, IK; Năng lực số Miền 5 (Cơ bản, bậc 2): Ở phần tính diện tích, chu vi, GV mở bảng tính có sẵn công thức: HS tự tính ra vở trước rồi nhập số đo vào bảng</w:t>
             </w:r>
           </w:p>
         </w:tc>
@@ -12793,7 +12795,7 @@
                 <w:i w:val="0"/>
                 <w:sz w:val="18"/>
               </w:rPr>
-              <w:t>NLS-KT (Cơ bản 2): Ở hoạt động Khởi động bài “Luyện tập”, GV chiếu bài toán mua tám chiếc vòng lên màn hình.</w:t>
+              <w:t>Năng lực số Miền 1 (Cơ bản, bậc 2): Ở hoạt động Khởi động bài “Luyện tập”, GV chiếu bài toán mua tám chiếc vòng lên màn hình cùng bảng giá; Năng lực số Miền 5 (Cơ bản, bậc 2): Ở hoạt động Thực hành, GV mở bảng tính có sẵn công thức: HS tính ra vở trước rồi nhập số lượng và đơn giá để máy hiện tổng tiền</w:t>
             </w:r>
           </w:p>
         </w:tc>
@@ -13600,6 +13602,7 @@
                 <w:i w:val="0"/>
                 <w:sz w:val="18"/>
               </w:rPr>
+              <w:t>Năng lực số Miền 1 (Cơ bản, bậc 2): Ở hoạt động Khởi động bài “Luyện tập chung”, GV chiếu các hình và số liệu của bài lên màn hình; Năng lực số Miền 5 (Cơ bản, bậc 2): Ở phần Thực hành, GV mở bảng tính có sẵn công thức: HS tính ra vở trước rồi nhập số đo để đối chiếu; khi kết quả lệch nhau</w:t>
             </w:r>
           </w:p>
         </w:tc>
@@ -15227,7 +15230,7 @@
                 <w:i w:val="0"/>
                 <w:sz w:val="18"/>
               </w:rPr>
-              <w:t>SGV 3 tiết; bớt 1 tiết cho kiểm tra định kì</w:t>
+              <w:t>SGV 3 tiết; bớt 1 tiết cho kiểm tra định kì; Năng lực số Miền 1 (Cơ bản, bậc 2): Ở hoạt động Khởi động bài “Luyện tập chung”, GV chiếu các hình cần quan sát lên màn hình, xoay và tô màu từng mặt để HS nhận ra hình khối; Năng lực số Miền 5 (Cơ bản, bậc 2): Ở phần Thực hành, GV mở bảng tính có sẵn công thức: HS tính ra vở trước rồi nhập số đo để đối chiếu; khi kết quả lệch nhau</w:t>
             </w:r>
           </w:p>
         </w:tc>
@@ -17150,6 +17153,7 @@
                 <w:i w:val="0"/>
                 <w:sz w:val="18"/>
               </w:rPr>
+              <w:t>Năng lực số Miền 1 (Cơ bản, bậc 2): Ở hoạt động Khởi động bài “Luyện tập chung”, GV chiếu các hình và số liệu của bài lên màn hình; Năng lực số Miền 5 (Cơ bản, bậc 2): Ở phần Thực hành, GV mở bảng tính có sẵn công thức: HS tính ra vở trước rồi nhập số đo để đối chiếu; khi kết quả lệch nhau</w:t>
             </w:r>
           </w:p>
         </w:tc>
@@ -18186,7 +18190,7 @@
                 <w:i w:val="0"/>
                 <w:sz w:val="18"/>
               </w:rPr>
-              <w:t>NLS-KT (Cơ bản 2): Ở hoạt động Khởi động bài “Luyện tập chung”, GV chiếu các hình và số liệu của bài lên màn hình, tô.</w:t>
+              <w:t>Năng lực số Miền 1 (Cơ bản, bậc 2): Ở hoạt động Khởi động bài “Luyện tập chung”, GV chiếu các hình và số liệu của bài lên màn hình; Năng lực số Miền 5 (Cơ bản, bậc 2): Ở phần Thực hành, GV mở bảng tính có sẵn công thức: HS tính ra vở trước rồi nhập số đo để đối chiếu; khi kết quả lệch nhau</w:t>
             </w:r>
           </w:p>
         </w:tc>

--- a/assets/docs/lop5/Toan - Lop 5.docx
+++ b/assets/docs/lop5/Toan - Lop 5.docx
@@ -2229,7 +2229,7 @@
                 <w:i w:val="0"/>
                 <w:sz w:val="18"/>
               </w:rPr>
-              <w:t>Năng lực số 5.2 CB2b: HS quan sát hình biến đổi trên phần mềm hình học động, tự rút ra quy luật về chu vi; diện tích</w:t>
+              <w:t>Năng lực số 5.2 CB2b: HS quan sát hình biến đổi trên phần mềm hình học động, tự rút ra quy luật về chu vi – diện tích</w:t>
             </w:r>
           </w:p>
         </w:tc>
@@ -2346,7 +2346,7 @@
                 <w:i w:val="0"/>
                 <w:sz w:val="18"/>
               </w:rPr>
-              <w:t>Năng lực số 5.2 CB2b: HS quan sát hình biến đổi trên phần mềm hình học động, tự rút ra quy luật về chu vi; diện tích</w:t>
+              <w:t>Năng lực số 5.2 CB2b: HS quan sát hình biến đổi trên phần mềm hình học động, tự rút ra quy luật về chu vi – diện tích</w:t>
             </w:r>
           </w:p>
         </w:tc>
@@ -6974,7 +6974,7 @@
                 <w:i w:val="0"/>
                 <w:sz w:val="18"/>
               </w:rPr>
-              <w:t>Năng lực số 5.2 CB2b: HS quan sát hình biến đổi trên phần mềm hình học động, tự rút ra quy luật về chu vi; diện tích</w:t>
+              <w:t>Năng lực số 5.2 CB2b: HS quan sát hình biến đổi trên phần mềm hình học động, tự rút ra quy luật về chu vi – diện tích</w:t>
             </w:r>
           </w:p>
         </w:tc>
@@ -7089,7 +7089,7 @@
                 <w:i w:val="0"/>
                 <w:sz w:val="18"/>
               </w:rPr>
-              <w:t>Năng lực số 5.2 CB2b: HS quan sát hình biến đổi trên phần mềm hình học động, tự rút ra quy luật về chu vi; diện tích</w:t>
+              <w:t>Năng lực số 5.2 CB2b: HS quan sát hình biến đổi trên phần mềm hình học động, tự rút ra quy luật về chu vi – diện tích</w:t>
             </w:r>
           </w:p>
         </w:tc>
@@ -7204,7 +7204,7 @@
                 <w:i w:val="0"/>
                 <w:sz w:val="18"/>
               </w:rPr>
-              <w:t>Năng lực số 5.2 CB2b: HS quan sát hình biến đổi trên phần mềm hình học động, tự rút ra quy luật về chu vi; diện tích</w:t>
+              <w:t>Năng lực số 5.2 CB2b: HS quan sát hình biến đổi trên phần mềm hình học động, tự rút ra quy luật về chu vi – diện tích</w:t>
             </w:r>
           </w:p>
         </w:tc>
@@ -7319,7 +7319,7 @@
                 <w:i w:val="0"/>
                 <w:sz w:val="18"/>
               </w:rPr>
-              <w:t>Năng lực số 5.2 CB2b: HS quan sát hình biến đổi trên phần mềm hình học động, tự rút ra quy luật về chu vi; diện tích</w:t>
+              <w:t>Năng lực số 5.2 CB2b: HS quan sát hình biến đổi trên phần mềm hình học động, tự rút ra quy luật về chu vi – diện tích</w:t>
             </w:r>
           </w:p>
         </w:tc>
@@ -7434,7 +7434,7 @@
                 <w:i w:val="0"/>
                 <w:sz w:val="18"/>
               </w:rPr>
-              <w:t>Năng lực số 5.2 CB2b: HS quan sát hình biến đổi trên phần mềm hình học động, tự rút ra quy luật về chu vi; diện tích</w:t>
+              <w:t>Năng lực số 5.2 CB2b: HS quan sát hình biến đổi trên phần mềm hình học động, tự rút ra quy luật về chu vi – diện tích</w:t>
             </w:r>
           </w:p>
         </w:tc>
@@ -7551,7 +7551,7 @@
                 <w:i w:val="0"/>
                 <w:sz w:val="18"/>
               </w:rPr>
-              <w:t>Năng lực số 5.2 CB2b: HS quan sát hình biến đổi trên phần mềm hình học động, tự rút ra quy luật về chu vi; diện tích</w:t>
+              <w:t>Năng lực số 5.2 CB2b: HS quan sát hình biến đổi trên phần mềm hình học động, tự rút ra quy luật về chu vi – diện tích</w:t>
             </w:r>
           </w:p>
         </w:tc>
@@ -7666,7 +7666,7 @@
                 <w:i w:val="0"/>
                 <w:sz w:val="18"/>
               </w:rPr>
-              <w:t>Năng lực số 5.2 CB2b: HS quan sát hình biến đổi trên phần mềm hình học động, tự rút ra quy luật về chu vi; diện tích</w:t>
+              <w:t>Năng lực số 5.2 CB2b: HS quan sát hình biến đổi trên phần mềm hình học động, tự rút ra quy luật về chu vi – diện tích</w:t>
             </w:r>
           </w:p>
         </w:tc>
@@ -7895,7 +7895,7 @@
                 <w:i w:val="0"/>
                 <w:sz w:val="18"/>
               </w:rPr>
-              <w:t>Năng lực số 5.2 CB2b: HS quan sát hình biến đổi trên phần mềm hình học động, tự rút ra quy luật về chu vi; diện tích</w:t>
+              <w:t>Năng lực số 5.2 CB2b: HS quan sát hình biến đổi trên phần mềm hình học động, tự rút ra quy luật về chu vi – diện tích</w:t>
             </w:r>
           </w:p>
         </w:tc>
@@ -8010,7 +8010,7 @@
                 <w:i w:val="0"/>
                 <w:sz w:val="18"/>
               </w:rPr>
-              <w:t>Năng lực số 5.2 CB2b: HS quan sát hình biến đổi trên phần mềm hình học động, tự rút ra quy luật về chu vi; diện tích</w:t>
+              <w:t>Năng lực số 5.2 CB2b: HS quan sát hình biến đổi trên phần mềm hình học động, tự rút ra quy luật về chu vi – diện tích</w:t>
             </w:r>
           </w:p>
         </w:tc>
@@ -8241,7 +8241,7 @@
                 <w:i w:val="0"/>
                 <w:sz w:val="18"/>
               </w:rPr>
-              <w:t>Năng lực số 5.2 CB2b: HS quan sát hình biến đổi trên phần mềm hình học động, tự rút ra quy luật về chu vi; diện tích</w:t>
+              <w:t>Năng lực số 5.2 CB2b: HS quan sát hình biến đổi trên phần mềm hình học động, tự rút ra quy luật về chu vi – diện tích</w:t>
             </w:r>
           </w:p>
         </w:tc>
@@ -8470,7 +8470,7 @@
                 <w:i w:val="0"/>
                 <w:sz w:val="18"/>
               </w:rPr>
-              <w:t>Năng lực số 5.2 CB2b: HS quan sát hình biến đổi trên phần mềm hình học động, tự rút ra quy luật về chu vi; diện tích</w:t>
+              <w:t>Năng lực số 5.2 CB2b: HS quan sát hình biến đổi trên phần mềm hình học động, tự rút ra quy luật về chu vi – diện tích</w:t>
             </w:r>
           </w:p>
           <w:p>
@@ -8598,7 +8598,7 @@
                 <w:i w:val="0"/>
                 <w:sz w:val="18"/>
               </w:rPr>
-              <w:t>Năng lực số 5.2 CB2b: HS quan sát hình biến đổi trên phần mềm hình học động, tự rút ra quy luật về chu vi; diện tích</w:t>
+              <w:t>Năng lực số 5.2 CB2b: HS quan sát hình biến đổi trên phần mềm hình học động, tự rút ra quy luật về chu vi – diện tích</w:t>
             </w:r>
           </w:p>
         </w:tc>
@@ -9861,7 +9861,7 @@
                 <w:i w:val="0"/>
                 <w:sz w:val="18"/>
               </w:rPr>
-              <w:t>Năng lực số 5.2 CB2b: HS quan sát hình biến đổi trên phần mềm hình học động, tự rút ra quy luật về chu vi; diện tích</w:t>
+              <w:t>Năng lực số 5.2 CB2b: HS quan sát hình biến đổi trên phần mềm hình học động, tự rút ra quy luật về chu vi – diện tích</w:t>
             </w:r>
           </w:p>
         </w:tc>
@@ -9976,7 +9976,7 @@
                 <w:i w:val="0"/>
                 <w:sz w:val="18"/>
               </w:rPr>
-              <w:t>Năng lực số 5.2 CB2b: HS quan sát hình biến đổi trên phần mềm hình học động, tự rút ra quy luật về chu vi; diện tích</w:t>
+              <w:t>Năng lực số 5.2 CB2b: HS quan sát hình biến đổi trên phần mềm hình học động, tự rút ra quy luật về chu vi – diện tích</w:t>
             </w:r>
           </w:p>
         </w:tc>
@@ -10091,7 +10091,7 @@
                 <w:i w:val="0"/>
                 <w:sz w:val="18"/>
               </w:rPr>
-              <w:t>Năng lực số 5.2 CB2b: HS quan sát hình biến đổi trên phần mềm hình học động, tự rút ra quy luật về chu vi; diện tích</w:t>
+              <w:t>Năng lực số 5.2 CB2b: HS quan sát hình biến đổi trên phần mềm hình học động, tự rút ra quy luật về chu vi – diện tích</w:t>
             </w:r>
           </w:p>
         </w:tc>
@@ -10206,7 +10206,7 @@
                 <w:i w:val="0"/>
                 <w:sz w:val="18"/>
               </w:rPr>
-              <w:t>Năng lực số 5.2 CB2b: HS quan sát hình biến đổi trên phần mềm hình học động, tự rút ra quy luật về chu vi; diện tích</w:t>
+              <w:t>Năng lực số 5.2 CB2b: HS quan sát hình biến đổi trên phần mềm hình học động, tự rút ra quy luật về chu vi – diện tích</w:t>
             </w:r>
           </w:p>
         </w:tc>
@@ -10321,7 +10321,7 @@
                 <w:i w:val="0"/>
                 <w:sz w:val="18"/>
               </w:rPr>
-              <w:t>Năng lực số 5.2 CB2b: HS quan sát hình biến đổi trên phần mềm hình học động, tự rút ra quy luật về chu vi; diện tích</w:t>
+              <w:t>Năng lực số 5.2 CB2b: HS quan sát hình biến đổi trên phần mềm hình học động, tự rút ra quy luật về chu vi – diện tích</w:t>
             </w:r>
           </w:p>
         </w:tc>
@@ -19339,7 +19339,7 @@
                 <w:i w:val="0"/>
                 <w:sz w:val="18"/>
               </w:rPr>
-              <w:t>Năng lực số 5.2 CB2b: HS quan sát hình biến đổi trên phần mềm hình học động, tự rút ra quy luật về chu vi; diện tích</w:t>
+              <w:t>Năng lực số 5.2 CB2b: HS quan sát hình biến đổi trên phần mềm hình học động, tự rút ra quy luật về chu vi – diện tích</w:t>
             </w:r>
           </w:p>
         </w:tc>
@@ -19454,7 +19454,7 @@
                 <w:i w:val="0"/>
                 <w:sz w:val="18"/>
               </w:rPr>
-              <w:t>Năng lực số 5.2 CB2b: HS quan sát hình biến đổi trên phần mềm hình học động, tự rút ra quy luật về chu vi; diện tích</w:t>
+              <w:t>Năng lực số 5.2 CB2b: HS quan sát hình biến đổi trên phần mềm hình học động, tự rút ra quy luật về chu vi – diện tích</w:t>
             </w:r>
           </w:p>
         </w:tc>
@@ -19569,7 +19569,7 @@
                 <w:i w:val="0"/>
                 <w:sz w:val="18"/>
               </w:rPr>
-              <w:t>Năng lực số 5.2 CB2b: HS quan sát hình biến đổi trên phần mềm hình học động, tự rút ra quy luật về chu vi; diện tích</w:t>
+              <w:t>Năng lực số 5.2 CB2b: HS quan sát hình biến đổi trên phần mềm hình học động, tự rút ra quy luật về chu vi – diện tích</w:t>
             </w:r>
           </w:p>
         </w:tc>
@@ -19684,7 +19684,7 @@
                 <w:i w:val="0"/>
                 <w:sz w:val="18"/>
               </w:rPr>
-              <w:t>Năng lực số 5.2 CB2b: HS quan sát hình biến đổi trên phần mềm hình học động, tự rút ra quy luật về chu vi; diện tích</w:t>
+              <w:t>Năng lực số 5.2 CB2b: HS quan sát hình biến đổi trên phần mềm hình học động, tự rút ra quy luật về chu vi – diện tích</w:t>
             </w:r>
           </w:p>
         </w:tc>
